--- a/curriculum_plans/독서_토론_논술_구술면접_프로젝트형_수행평가_계획서.docx
+++ b/curriculum_plans/독서_토론_논술_구술면접_프로젝트형_수행평가_계획서.docx
@@ -78,6 +78,36 @@
     </w:p>
     <w:p>
       <w:pPr>
+        <w:spacing w:after="100"/>
+        <w:jc w:val="center"/>
+      </w:pPr>
+      <w:r>
+        <w:rPr>
+          <w:color w:val="555555"/>
+          <w:sz w:val="20"/>
+          <w:szCs w:val="20"/>
+        </w:rPr>
+        <w:t xml:space="preserve">+ 상시 수행평가: 사자성어 쓰기 5점 + 시선패턴분석 독서활동 5점 (2학기 9.1.~11.6., 10주 병행)</w:t>
+      </w:r>
+    </w:p>
+    <w:p>
+      <w:pPr>
+        <w:spacing w:after="100"/>
+        <w:jc w:val="center"/>
+      </w:pPr>
+      <w:r>
+        <w:rPr>
+          <w:b/>
+          <w:bCs/>
+          <w:color w:val="1F3864"/>
+          <w:sz w:val="22"/>
+          <w:szCs w:val="22"/>
+        </w:rPr>
+        <w:t xml:space="preserve">전체 배점 합계: 50점</w:t>
+      </w:r>
+    </w:p>
+    <w:p>
+      <w:pPr>
         <w:spacing w:before="1400"/>
         <w:jc w:val="center"/>
       </w:pPr>
@@ -263,7 +293,7 @@
                 <w:sz w:val="19"/>
                 <w:szCs w:val="19"/>
               </w:rPr>
-              <w:t xml:space="preserve">수행평가(프로젝트형)</w:t>
+              <w:t xml:space="preserve">수행평가(프로젝트형 + 상시)</w:t>
             </w:r>
           </w:p>
         </w:tc>
@@ -536,6 +566,278 @@
                 <w:szCs w:val="19"/>
               </w:rPr>
               <w:t xml:space="preserve">각 10점(총 40점)</w:t>
+            </w:r>
+          </w:p>
+        </w:tc>
+      </w:tr>
+      <w:tr>
+        <w:tc>
+          <w:tcPr>
+            <w:tcW w:type="dxa" w:w="1700"/>
+            <w:tcBorders>
+              <w:top w:val="single" w:color="999999" w:sz="4"/>
+              <w:left w:val="single" w:color="999999" w:sz="4"/>
+              <w:bottom w:val="single" w:color="999999" w:sz="4"/>
+              <w:right w:val="single" w:color="999999" w:sz="4"/>
+            </w:tcBorders>
+            <w:shd w:fill="EDEFF7" w:color="auto" w:val="clear"/>
+            <w:tcMar>
+              <w:top w:type="dxa" w:w="60"/>
+              <w:left w:type="dxa" w:w="80"/>
+              <w:bottom w:type="dxa" w:w="60"/>
+              <w:right w:type="dxa" w:w="80"/>
+            </w:tcMar>
+            <w:vAlign w:val="center"/>
+          </w:tcPr>
+          <w:p>
+            <w:pPr>
+              <w:jc w:val="center"/>
+            </w:pPr>
+            <w:r>
+              <w:rPr>
+                <w:b/>
+                <w:bCs/>
+                <w:color w:val="000000"/>
+                <w:sz w:val="19"/>
+                <w:szCs w:val="19"/>
+              </w:rPr>
+              <w:t xml:space="preserve">상시 수행평가</w:t>
+            </w:r>
+          </w:p>
+        </w:tc>
+        <w:tc>
+          <w:tcPr>
+            <w:tcW w:type="dxa" w:w="3600"/>
+            <w:tcBorders>
+              <w:top w:val="single" w:color="999999" w:sz="4"/>
+              <w:left w:val="single" w:color="999999" w:sz="4"/>
+              <w:bottom w:val="single" w:color="999999" w:sz="4"/>
+              <w:right w:val="single" w:color="999999" w:sz="4"/>
+            </w:tcBorders>
+            <w:tcMar>
+              <w:top w:type="dxa" w:w="60"/>
+              <w:left w:type="dxa" w:w="80"/>
+              <w:bottom w:type="dxa" w:w="60"/>
+              <w:right w:type="dxa" w:w="80"/>
+            </w:tcMar>
+            <w:vAlign w:val="center"/>
+          </w:tcPr>
+          <w:p>
+            <w:pPr>
+              <w:jc w:val="left"/>
+            </w:pPr>
+            <w:r>
+              <w:rPr>
+                <w:b w:val="false"/>
+                <w:bCs w:val="false"/>
+                <w:color w:val="000000"/>
+                <w:sz w:val="19"/>
+                <w:szCs w:val="19"/>
+              </w:rPr>
+              <w:t xml:space="preserve">⑤ 사자성어 쓰기 + ⑥ 시선패턴분석 독서활동 (2학기 9.1.~11.6., 10주 병행 실시)</w:t>
+            </w:r>
+          </w:p>
+        </w:tc>
+        <w:tc>
+          <w:tcPr>
+            <w:tcW w:type="dxa" w:w="1700"/>
+            <w:tcBorders>
+              <w:top w:val="single" w:color="999999" w:sz="4"/>
+              <w:left w:val="single" w:color="999999" w:sz="4"/>
+              <w:bottom w:val="single" w:color="999999" w:sz="4"/>
+              <w:right w:val="single" w:color="999999" w:sz="4"/>
+            </w:tcBorders>
+            <w:shd w:fill="EDEFF7" w:color="auto" w:val="clear"/>
+            <w:tcMar>
+              <w:top w:type="dxa" w:w="60"/>
+              <w:left w:type="dxa" w:w="80"/>
+              <w:bottom w:type="dxa" w:w="60"/>
+              <w:right w:type="dxa" w:w="80"/>
+            </w:tcMar>
+            <w:vAlign w:val="center"/>
+          </w:tcPr>
+          <w:p>
+            <w:pPr>
+              <w:jc w:val="center"/>
+            </w:pPr>
+            <w:r>
+              <w:rPr>
+                <w:b/>
+                <w:bCs/>
+                <w:color w:val="000000"/>
+                <w:sz w:val="19"/>
+                <w:szCs w:val="19"/>
+              </w:rPr>
+              <w:t xml:space="preserve">항목별 배점</w:t>
+            </w:r>
+          </w:p>
+        </w:tc>
+        <w:tc>
+          <w:tcPr>
+            <w:tcW w:type="dxa" w:w="3466"/>
+            <w:tcBorders>
+              <w:top w:val="single" w:color="999999" w:sz="4"/>
+              <w:left w:val="single" w:color="999999" w:sz="4"/>
+              <w:bottom w:val="single" w:color="999999" w:sz="4"/>
+              <w:right w:val="single" w:color="999999" w:sz="4"/>
+            </w:tcBorders>
+            <w:tcMar>
+              <w:top w:type="dxa" w:w="60"/>
+              <w:left w:type="dxa" w:w="80"/>
+              <w:bottom w:type="dxa" w:w="60"/>
+              <w:right w:type="dxa" w:w="80"/>
+            </w:tcMar>
+            <w:vAlign w:val="center"/>
+          </w:tcPr>
+          <w:p>
+            <w:pPr>
+              <w:jc w:val="left"/>
+            </w:pPr>
+            <w:r>
+              <w:rPr>
+                <w:b w:val="false"/>
+                <w:bCs w:val="false"/>
+                <w:color w:val="000000"/>
+                <w:sz w:val="19"/>
+                <w:szCs w:val="19"/>
+              </w:rPr>
+              <w:t xml:space="preserve">각 5점(총 10점)</w:t>
+            </w:r>
+          </w:p>
+        </w:tc>
+      </w:tr>
+      <w:tr>
+        <w:tc>
+          <w:tcPr>
+            <w:tcW w:type="dxa" w:w="1700"/>
+            <w:tcBorders>
+              <w:top w:val="single" w:color="999999" w:sz="4"/>
+              <w:left w:val="single" w:color="999999" w:sz="4"/>
+              <w:bottom w:val="single" w:color="999999" w:sz="4"/>
+              <w:right w:val="single" w:color="999999" w:sz="4"/>
+            </w:tcBorders>
+            <w:shd w:fill="EDEFF7" w:color="auto" w:val="clear"/>
+            <w:tcMar>
+              <w:top w:type="dxa" w:w="60"/>
+              <w:left w:type="dxa" w:w="80"/>
+              <w:bottom w:type="dxa" w:w="60"/>
+              <w:right w:type="dxa" w:w="80"/>
+            </w:tcMar>
+            <w:vAlign w:val="center"/>
+          </w:tcPr>
+          <w:p>
+            <w:pPr>
+              <w:jc w:val="center"/>
+            </w:pPr>
+            <w:r>
+              <w:rPr>
+                <w:b/>
+                <w:bCs/>
+                <w:color w:val="000000"/>
+                <w:sz w:val="19"/>
+                <w:szCs w:val="19"/>
+              </w:rPr>
+              <w:t xml:space="preserve">전체 배점</w:t>
+            </w:r>
+          </w:p>
+        </w:tc>
+        <w:tc>
+          <w:tcPr>
+            <w:tcW w:type="dxa" w:w="3600"/>
+            <w:tcBorders>
+              <w:top w:val="single" w:color="999999" w:sz="4"/>
+              <w:left w:val="single" w:color="999999" w:sz="4"/>
+              <w:bottom w:val="single" w:color="999999" w:sz="4"/>
+              <w:right w:val="single" w:color="999999" w:sz="4"/>
+            </w:tcBorders>
+            <w:tcMar>
+              <w:top w:type="dxa" w:w="60"/>
+              <w:left w:type="dxa" w:w="80"/>
+              <w:bottom w:type="dxa" w:w="60"/>
+              <w:right w:type="dxa" w:w="80"/>
+            </w:tcMar>
+            <w:vAlign w:val="center"/>
+          </w:tcPr>
+          <w:p>
+            <w:pPr>
+              <w:jc w:val="left"/>
+            </w:pPr>
+            <w:r>
+              <w:rPr>
+                <w:b w:val="false"/>
+                <w:bCs w:val="false"/>
+                <w:color w:val="000000"/>
+                <w:sz w:val="19"/>
+                <w:szCs w:val="19"/>
+              </w:rPr>
+              <w:t xml:space="preserve">① + ② + ③ + ④ + ⑤ + ⑥</w:t>
+            </w:r>
+          </w:p>
+        </w:tc>
+        <w:tc>
+          <w:tcPr>
+            <w:tcW w:type="dxa" w:w="1700"/>
+            <w:tcBorders>
+              <w:top w:val="single" w:color="999999" w:sz="4"/>
+              <w:left w:val="single" w:color="999999" w:sz="4"/>
+              <w:bottom w:val="single" w:color="999999" w:sz="4"/>
+              <w:right w:val="single" w:color="999999" w:sz="4"/>
+            </w:tcBorders>
+            <w:shd w:fill="EDEFF7" w:color="auto" w:val="clear"/>
+            <w:tcMar>
+              <w:top w:type="dxa" w:w="60"/>
+              <w:left w:type="dxa" w:w="80"/>
+              <w:bottom w:type="dxa" w:w="60"/>
+              <w:right w:type="dxa" w:w="80"/>
+            </w:tcMar>
+            <w:vAlign w:val="center"/>
+          </w:tcPr>
+          <w:p>
+            <w:pPr>
+              <w:jc w:val="center"/>
+            </w:pPr>
+            <w:r>
+              <w:rPr>
+                <w:b/>
+                <w:bCs/>
+                <w:color w:val="000000"/>
+                <w:sz w:val="19"/>
+                <w:szCs w:val="19"/>
+              </w:rPr>
+              <w:t xml:space="preserve">총점</w:t>
+            </w:r>
+          </w:p>
+        </w:tc>
+        <w:tc>
+          <w:tcPr>
+            <w:tcW w:type="dxa" w:w="3466"/>
+            <w:tcBorders>
+              <w:top w:val="single" w:color="999999" w:sz="4"/>
+              <w:left w:val="single" w:color="999999" w:sz="4"/>
+              <w:bottom w:val="single" w:color="999999" w:sz="4"/>
+              <w:right w:val="single" w:color="999999" w:sz="4"/>
+            </w:tcBorders>
+            <w:tcMar>
+              <w:top w:type="dxa" w:w="60"/>
+              <w:left w:type="dxa" w:w="80"/>
+              <w:bottom w:type="dxa" w:w="60"/>
+              <w:right w:type="dxa" w:w="80"/>
+            </w:tcMar>
+            <w:vAlign w:val="center"/>
+          </w:tcPr>
+          <w:p>
+            <w:pPr>
+              <w:jc w:val="left"/>
+            </w:pPr>
+            <w:r>
+              <w:rPr>
+                <w:b w:val="false"/>
+                <w:bCs w:val="false"/>
+                <w:color w:val="000000"/>
+                <w:sz w:val="19"/>
+                <w:szCs w:val="19"/>
+              </w:rPr>
+              <w:t xml:space="preserve">50점</w:t>
             </w:r>
           </w:p>
         </w:tc>
@@ -8626,6 +8928,11 @@
       </w:tr>
     </w:tbl>
     <w:p>
+      <w:r>
+        <w:br w:type="page"/>
+      </w:r>
+    </w:p>
+    <w:p>
       <w:pPr>
         <w:pStyle w:val="Heading1"/>
         <w:pBdr>
@@ -8641,7 +8948,3323 @@
           <w:sz w:val="28"/>
           <w:szCs w:val="28"/>
         </w:rPr>
-        <w:t xml:space="preserve">Ⅴ. 총점 산정</w:t>
+        <w:t xml:space="preserve">Ⅴ. 상시 수행평가 (사자성어 쓰기·시선패턴분석 독서활동)</w:t>
+      </w:r>
+    </w:p>
+    <w:p>
+      <w:pPr>
+        <w:spacing w:after="200" w:line="300"/>
+      </w:pPr>
+      <w:r>
+        <w:rPr>
+          <w:b w:val="false"/>
+          <w:bCs w:val="false"/>
+          <w:sz w:val="20"/>
+          <w:szCs w:val="20"/>
+        </w:rPr>
+        <w:t xml:space="preserve">기존 ①~④단계 프로젝트와 별도로, 2학기 9월~11월(10주) 동안 상시적으로 병행하는 형성 중심 수행평가이다. 두 항목 모두 주 3회(월·수·금) 실시하며, 매주 누적된 결과물을 바탕으로 학기 말에 채점한다.</w:t>
+      </w:r>
+    </w:p>
+    <w:tbl>
+      <w:tblPr>
+        <w:tblW w:type="dxa" w:w="10466"/>
+        <w:tblBorders>
+          <w:top w:val="single" w:color="auto" w:sz="4"/>
+          <w:left w:val="single" w:color="auto" w:sz="4"/>
+          <w:bottom w:val="single" w:color="auto" w:sz="4"/>
+          <w:right w:val="single" w:color="auto" w:sz="4"/>
+          <w:insideH w:val="single" w:color="auto" w:sz="4"/>
+          <w:insideV w:val="single" w:color="auto" w:sz="4"/>
+        </w:tblBorders>
+      </w:tblPr>
+      <w:tblGrid>
+        <w:gridCol w:w="700"/>
+        <w:gridCol w:w="2000"/>
+        <w:gridCol w:w="4266"/>
+        <w:gridCol w:w="2000"/>
+        <w:gridCol w:w="1500"/>
+      </w:tblGrid>
+      <w:tr>
+        <w:tc>
+          <w:tcPr>
+            <w:tcW w:type="dxa" w:w="700"/>
+            <w:tcBorders>
+              <w:top w:val="single" w:color="999999" w:sz="4"/>
+              <w:left w:val="single" w:color="999999" w:sz="4"/>
+              <w:bottom w:val="single" w:color="999999" w:sz="4"/>
+              <w:right w:val="single" w:color="999999" w:sz="4"/>
+            </w:tcBorders>
+            <w:shd w:fill="2F5496" w:color="auto" w:val="clear"/>
+            <w:tcMar>
+              <w:top w:type="dxa" w:w="60"/>
+              <w:left w:type="dxa" w:w="80"/>
+              <w:bottom w:type="dxa" w:w="60"/>
+              <w:right w:type="dxa" w:w="80"/>
+            </w:tcMar>
+            <w:vAlign w:val="center"/>
+          </w:tcPr>
+          <w:p>
+            <w:pPr>
+              <w:jc w:val="center"/>
+            </w:pPr>
+            <w:r>
+              <w:rPr>
+                <w:b/>
+                <w:bCs/>
+                <w:color w:val="FFFFFF"/>
+                <w:sz w:val="19"/>
+                <w:szCs w:val="19"/>
+              </w:rPr>
+              <w:t xml:space="preserve">항목</w:t>
+            </w:r>
+          </w:p>
+        </w:tc>
+        <w:tc>
+          <w:tcPr>
+            <w:tcW w:type="dxa" w:w="2000"/>
+            <w:tcBorders>
+              <w:top w:val="single" w:color="999999" w:sz="4"/>
+              <w:left w:val="single" w:color="999999" w:sz="4"/>
+              <w:bottom w:val="single" w:color="999999" w:sz="4"/>
+              <w:right w:val="single" w:color="999999" w:sz="4"/>
+            </w:tcBorders>
+            <w:shd w:fill="2F5496" w:color="auto" w:val="clear"/>
+            <w:tcMar>
+              <w:top w:type="dxa" w:w="60"/>
+              <w:left w:type="dxa" w:w="80"/>
+              <w:bottom w:type="dxa" w:w="60"/>
+              <w:right w:type="dxa" w:w="80"/>
+            </w:tcMar>
+            <w:vAlign w:val="center"/>
+          </w:tcPr>
+          <w:p>
+            <w:pPr>
+              <w:jc w:val="center"/>
+            </w:pPr>
+            <w:r>
+              <w:rPr>
+                <w:b/>
+                <w:bCs/>
+                <w:color w:val="FFFFFF"/>
+                <w:sz w:val="19"/>
+                <w:szCs w:val="19"/>
+              </w:rPr>
+              <w:t xml:space="preserve">기간</w:t>
+            </w:r>
+          </w:p>
+        </w:tc>
+        <w:tc>
+          <w:tcPr>
+            <w:tcW w:type="dxa" w:w="4266"/>
+            <w:tcBorders>
+              <w:top w:val="single" w:color="999999" w:sz="4"/>
+              <w:left w:val="single" w:color="999999" w:sz="4"/>
+              <w:bottom w:val="single" w:color="999999" w:sz="4"/>
+              <w:right w:val="single" w:color="999999" w:sz="4"/>
+            </w:tcBorders>
+            <w:shd w:fill="2F5496" w:color="auto" w:val="clear"/>
+            <w:tcMar>
+              <w:top w:type="dxa" w:w="60"/>
+              <w:left w:type="dxa" w:w="80"/>
+              <w:bottom w:type="dxa" w:w="60"/>
+              <w:right w:type="dxa" w:w="80"/>
+            </w:tcMar>
+            <w:vAlign w:val="center"/>
+          </w:tcPr>
+          <w:p>
+            <w:pPr>
+              <w:jc w:val="center"/>
+            </w:pPr>
+            <w:r>
+              <w:rPr>
+                <w:b/>
+                <w:bCs/>
+                <w:color w:val="FFFFFF"/>
+                <w:sz w:val="19"/>
+                <w:szCs w:val="19"/>
+              </w:rPr>
+              <w:t xml:space="preserve">운영 방법</w:t>
+            </w:r>
+          </w:p>
+        </w:tc>
+        <w:tc>
+          <w:tcPr>
+            <w:tcW w:type="dxa" w:w="2000"/>
+            <w:tcBorders>
+              <w:top w:val="single" w:color="999999" w:sz="4"/>
+              <w:left w:val="single" w:color="999999" w:sz="4"/>
+              <w:bottom w:val="single" w:color="999999" w:sz="4"/>
+              <w:right w:val="single" w:color="999999" w:sz="4"/>
+            </w:tcBorders>
+            <w:shd w:fill="2F5496" w:color="auto" w:val="clear"/>
+            <w:tcMar>
+              <w:top w:type="dxa" w:w="60"/>
+              <w:left w:type="dxa" w:w="80"/>
+              <w:bottom w:type="dxa" w:w="60"/>
+              <w:right w:type="dxa" w:w="80"/>
+            </w:tcMar>
+            <w:vAlign w:val="center"/>
+          </w:tcPr>
+          <w:p>
+            <w:pPr>
+              <w:jc w:val="center"/>
+            </w:pPr>
+            <w:r>
+              <w:rPr>
+                <w:b/>
+                <w:bCs/>
+                <w:color w:val="FFFFFF"/>
+                <w:sz w:val="19"/>
+                <w:szCs w:val="19"/>
+              </w:rPr>
+              <w:t xml:space="preserve">산출물</w:t>
+            </w:r>
+          </w:p>
+        </w:tc>
+        <w:tc>
+          <w:tcPr>
+            <w:tcW w:type="dxa" w:w="1500"/>
+            <w:tcBorders>
+              <w:top w:val="single" w:color="999999" w:sz="4"/>
+              <w:left w:val="single" w:color="999999" w:sz="4"/>
+              <w:bottom w:val="single" w:color="999999" w:sz="4"/>
+              <w:right w:val="single" w:color="999999" w:sz="4"/>
+            </w:tcBorders>
+            <w:shd w:fill="2F5496" w:color="auto" w:val="clear"/>
+            <w:tcMar>
+              <w:top w:type="dxa" w:w="60"/>
+              <w:left w:type="dxa" w:w="80"/>
+              <w:bottom w:type="dxa" w:w="60"/>
+              <w:right w:type="dxa" w:w="80"/>
+            </w:tcMar>
+            <w:vAlign w:val="center"/>
+          </w:tcPr>
+          <w:p>
+            <w:pPr>
+              <w:jc w:val="center"/>
+            </w:pPr>
+            <w:r>
+              <w:rPr>
+                <w:b/>
+                <w:bCs/>
+                <w:color w:val="FFFFFF"/>
+                <w:sz w:val="19"/>
+                <w:szCs w:val="19"/>
+              </w:rPr>
+              <w:t xml:space="preserve">배점</w:t>
+            </w:r>
+          </w:p>
+        </w:tc>
+      </w:tr>
+      <w:tr>
+        <w:tc>
+          <w:tcPr>
+            <w:tcW w:type="dxa" w:w="700"/>
+            <w:tcBorders>
+              <w:top w:val="single" w:color="999999" w:sz="4"/>
+              <w:left w:val="single" w:color="999999" w:sz="4"/>
+              <w:bottom w:val="single" w:color="999999" w:sz="4"/>
+              <w:right w:val="single" w:color="999999" w:sz="4"/>
+            </w:tcBorders>
+            <w:tcMar>
+              <w:top w:type="dxa" w:w="60"/>
+              <w:left w:type="dxa" w:w="80"/>
+              <w:bottom w:type="dxa" w:w="60"/>
+              <w:right w:type="dxa" w:w="80"/>
+            </w:tcMar>
+            <w:vAlign w:val="center"/>
+          </w:tcPr>
+          <w:p>
+            <w:pPr>
+              <w:jc w:val="center"/>
+            </w:pPr>
+            <w:r>
+              <w:rPr>
+                <w:b/>
+                <w:bCs/>
+                <w:color w:val="000000"/>
+                <w:sz w:val="20"/>
+                <w:szCs w:val="20"/>
+              </w:rPr>
+              <w:t xml:space="preserve">5</w:t>
+            </w:r>
+          </w:p>
+        </w:tc>
+        <w:tc>
+          <w:tcPr>
+            <w:tcW w:type="dxa" w:w="2000"/>
+            <w:tcBorders>
+              <w:top w:val="single" w:color="999999" w:sz="4"/>
+              <w:left w:val="single" w:color="999999" w:sz="4"/>
+              <w:bottom w:val="single" w:color="999999" w:sz="4"/>
+              <w:right w:val="single" w:color="999999" w:sz="4"/>
+            </w:tcBorders>
+            <w:tcMar>
+              <w:top w:type="dxa" w:w="60"/>
+              <w:left w:type="dxa" w:w="80"/>
+              <w:bottom w:type="dxa" w:w="60"/>
+              <w:right w:type="dxa" w:w="80"/>
+            </w:tcMar>
+            <w:vAlign w:val="center"/>
+          </w:tcPr>
+          <w:p>
+            <w:pPr>
+              <w:spacing w:after="20"/>
+              <w:jc w:val="center"/>
+            </w:pPr>
+            <w:r>
+              <w:rPr>
+                <w:b/>
+                <w:bCs/>
+                <w:sz w:val="17"/>
+                <w:szCs w:val="17"/>
+              </w:rPr>
+              <w:t xml:space="preserve">사자성어 쓰기</w:t>
+            </w:r>
+          </w:p>
+          <w:p>
+            <w:pPr>
+              <w:spacing w:after="20"/>
+              <w:jc w:val="center"/>
+            </w:pPr>
+            <w:r>
+              <w:rPr>
+                <w:b w:val="false"/>
+                <w:bCs w:val="false"/>
+                <w:sz w:val="17"/>
+                <w:szCs w:val="17"/>
+              </w:rPr>
+              <w:t xml:space="preserve">9.1.~11.6.</w:t>
+            </w:r>
+          </w:p>
+          <w:p>
+            <w:pPr>
+              <w:spacing w:after="0"/>
+              <w:jc w:val="center"/>
+            </w:pPr>
+            <w:r>
+              <w:rPr>
+                <w:b w:val="false"/>
+                <w:bCs w:val="false"/>
+                <w:sz w:val="17"/>
+                <w:szCs w:val="17"/>
+              </w:rPr>
+              <w:t xml:space="preserve">(10주)</w:t>
+            </w:r>
+          </w:p>
+        </w:tc>
+        <w:tc>
+          <w:tcPr>
+            <w:tcW w:type="dxa" w:w="4266"/>
+            <w:tcBorders>
+              <w:top w:val="single" w:color="999999" w:sz="4"/>
+              <w:left w:val="single" w:color="999999" w:sz="4"/>
+              <w:bottom w:val="single" w:color="999999" w:sz="4"/>
+              <w:right w:val="single" w:color="999999" w:sz="4"/>
+            </w:tcBorders>
+            <w:tcMar>
+              <w:top w:type="dxa" w:w="60"/>
+              <w:left w:type="dxa" w:w="80"/>
+              <w:bottom w:type="dxa" w:w="60"/>
+              <w:right w:type="dxa" w:w="80"/>
+            </w:tcMar>
+            <w:vAlign w:val="center"/>
+          </w:tcPr>
+          <w:p>
+            <w:pPr>
+              <w:jc w:val="left"/>
+            </w:pPr>
+            <w:r>
+              <w:rPr>
+                <w:b w:val="false"/>
+                <w:bCs w:val="false"/>
+                <w:color w:val="000000"/>
+                <w:sz w:val="16"/>
+                <w:szCs w:val="16"/>
+              </w:rPr>
+              <w:t xml:space="preserve">매주 월·수·금 3회 실시하며, 회차별 사자성어를 학습하고 뜻·한자·예문을 쓴다. 주당 누적 3쪽 분량을 작성한다.</w:t>
+            </w:r>
+          </w:p>
+        </w:tc>
+        <w:tc>
+          <w:tcPr>
+            <w:tcW w:type="dxa" w:w="2000"/>
+            <w:tcBorders>
+              <w:top w:val="single" w:color="999999" w:sz="4"/>
+              <w:left w:val="single" w:color="999999" w:sz="4"/>
+              <w:bottom w:val="single" w:color="999999" w:sz="4"/>
+              <w:right w:val="single" w:color="999999" w:sz="4"/>
+            </w:tcBorders>
+            <w:tcMar>
+              <w:top w:type="dxa" w:w="60"/>
+              <w:left w:type="dxa" w:w="80"/>
+              <w:bottom w:type="dxa" w:w="60"/>
+              <w:right w:type="dxa" w:w="80"/>
+            </w:tcMar>
+            <w:vAlign w:val="center"/>
+          </w:tcPr>
+          <w:p>
+            <w:pPr>
+              <w:jc w:val="center"/>
+            </w:pPr>
+            <w:r>
+              <w:rPr>
+                <w:b w:val="false"/>
+                <w:bCs w:val="false"/>
+                <w:color w:val="000000"/>
+                <w:sz w:val="16"/>
+                <w:szCs w:val="16"/>
+              </w:rPr>
+              <w:t xml:space="preserve">사자성어 쓰기 노트(주별 3쪽)</w:t>
+            </w:r>
+          </w:p>
+        </w:tc>
+        <w:tc>
+          <w:tcPr>
+            <w:tcW w:type="dxa" w:w="1500"/>
+            <w:tcBorders>
+              <w:top w:val="single" w:color="999999" w:sz="4"/>
+              <w:left w:val="single" w:color="999999" w:sz="4"/>
+              <w:bottom w:val="single" w:color="999999" w:sz="4"/>
+              <w:right w:val="single" w:color="999999" w:sz="4"/>
+            </w:tcBorders>
+            <w:tcMar>
+              <w:top w:type="dxa" w:w="60"/>
+              <w:left w:type="dxa" w:w="80"/>
+              <w:bottom w:type="dxa" w:w="60"/>
+              <w:right w:type="dxa" w:w="80"/>
+            </w:tcMar>
+            <w:vAlign w:val="center"/>
+          </w:tcPr>
+          <w:p>
+            <w:pPr>
+              <w:jc w:val="center"/>
+            </w:pPr>
+            <w:r>
+              <w:rPr>
+                <w:b/>
+                <w:bCs/>
+                <w:color w:val="000000"/>
+                <w:sz w:val="19"/>
+                <w:szCs w:val="19"/>
+              </w:rPr>
+              <w:t xml:space="preserve">5점</w:t>
+            </w:r>
+          </w:p>
+        </w:tc>
+      </w:tr>
+      <w:tr>
+        <w:tc>
+          <w:tcPr>
+            <w:tcW w:type="dxa" w:w="700"/>
+            <w:tcBorders>
+              <w:top w:val="single" w:color="999999" w:sz="4"/>
+              <w:left w:val="single" w:color="999999" w:sz="4"/>
+              <w:bottom w:val="single" w:color="999999" w:sz="4"/>
+              <w:right w:val="single" w:color="999999" w:sz="4"/>
+            </w:tcBorders>
+            <w:tcMar>
+              <w:top w:type="dxa" w:w="60"/>
+              <w:left w:type="dxa" w:w="80"/>
+              <w:bottom w:type="dxa" w:w="60"/>
+              <w:right w:type="dxa" w:w="80"/>
+            </w:tcMar>
+            <w:vAlign w:val="center"/>
+          </w:tcPr>
+          <w:p>
+            <w:pPr>
+              <w:jc w:val="center"/>
+            </w:pPr>
+            <w:r>
+              <w:rPr>
+                <w:b/>
+                <w:bCs/>
+                <w:color w:val="000000"/>
+                <w:sz w:val="20"/>
+                <w:szCs w:val="20"/>
+              </w:rPr>
+              <w:t xml:space="preserve">6</w:t>
+            </w:r>
+          </w:p>
+        </w:tc>
+        <w:tc>
+          <w:tcPr>
+            <w:tcW w:type="dxa" w:w="2000"/>
+            <w:tcBorders>
+              <w:top w:val="single" w:color="999999" w:sz="4"/>
+              <w:left w:val="single" w:color="999999" w:sz="4"/>
+              <w:bottom w:val="single" w:color="999999" w:sz="4"/>
+              <w:right w:val="single" w:color="999999" w:sz="4"/>
+            </w:tcBorders>
+            <w:tcMar>
+              <w:top w:type="dxa" w:w="60"/>
+              <w:left w:type="dxa" w:w="80"/>
+              <w:bottom w:type="dxa" w:w="60"/>
+              <w:right w:type="dxa" w:w="80"/>
+            </w:tcMar>
+            <w:vAlign w:val="center"/>
+          </w:tcPr>
+          <w:p>
+            <w:pPr>
+              <w:spacing w:after="20"/>
+              <w:jc w:val="center"/>
+            </w:pPr>
+            <w:r>
+              <w:rPr>
+                <w:b/>
+                <w:bCs/>
+                <w:sz w:val="17"/>
+                <w:szCs w:val="17"/>
+              </w:rPr>
+              <w:t xml:space="preserve">시선패턴분석 독서활동</w:t>
+            </w:r>
+          </w:p>
+          <w:p>
+            <w:pPr>
+              <w:spacing w:after="20"/>
+              <w:jc w:val="center"/>
+            </w:pPr>
+            <w:r>
+              <w:rPr>
+                <w:b w:val="false"/>
+                <w:bCs w:val="false"/>
+                <w:sz w:val="17"/>
+                <w:szCs w:val="17"/>
+              </w:rPr>
+              <w:t xml:space="preserve">9.1.~11.6.</w:t>
+            </w:r>
+          </w:p>
+          <w:p>
+            <w:pPr>
+              <w:spacing w:after="0"/>
+              <w:jc w:val="center"/>
+            </w:pPr>
+            <w:r>
+              <w:rPr>
+                <w:b w:val="false"/>
+                <w:bCs w:val="false"/>
+                <w:sz w:val="17"/>
+                <w:szCs w:val="17"/>
+              </w:rPr>
+              <w:t xml:space="preserve">(10주)</w:t>
+            </w:r>
+          </w:p>
+        </w:tc>
+        <w:tc>
+          <w:tcPr>
+            <w:tcW w:type="dxa" w:w="4266"/>
+            <w:tcBorders>
+              <w:top w:val="single" w:color="999999" w:sz="4"/>
+              <w:left w:val="single" w:color="999999" w:sz="4"/>
+              <w:bottom w:val="single" w:color="999999" w:sz="4"/>
+              <w:right w:val="single" w:color="999999" w:sz="4"/>
+            </w:tcBorders>
+            <w:tcMar>
+              <w:top w:type="dxa" w:w="60"/>
+              <w:left w:type="dxa" w:w="80"/>
+              <w:bottom w:type="dxa" w:w="60"/>
+              <w:right w:type="dxa" w:w="80"/>
+            </w:tcMar>
+            <w:vAlign w:val="center"/>
+          </w:tcPr>
+          <w:p>
+            <w:pPr>
+              <w:jc w:val="left"/>
+            </w:pPr>
+            <w:r>
+              <w:rPr>
+                <w:b w:val="false"/>
+                <w:bCs w:val="false"/>
+                <w:color w:val="000000"/>
+                <w:sz w:val="16"/>
+                <w:szCs w:val="16"/>
+              </w:rPr>
+              <w:t xml:space="preserve">아이트래킹(시선추적) 도구를 활용하여 매주 월·수·금 3회 실시하며, 회차별 제시 자료 3개를 읽고 시선 이동 패턴을 바탕으로 문제를 해결한다.</w:t>
+            </w:r>
+          </w:p>
+        </w:tc>
+        <w:tc>
+          <w:tcPr>
+            <w:tcW w:type="dxa" w:w="2000"/>
+            <w:tcBorders>
+              <w:top w:val="single" w:color="999999" w:sz="4"/>
+              <w:left w:val="single" w:color="999999" w:sz="4"/>
+              <w:bottom w:val="single" w:color="999999" w:sz="4"/>
+              <w:right w:val="single" w:color="999999" w:sz="4"/>
+            </w:tcBorders>
+            <w:tcMar>
+              <w:top w:type="dxa" w:w="60"/>
+              <w:left w:type="dxa" w:w="80"/>
+              <w:bottom w:type="dxa" w:w="60"/>
+              <w:right w:type="dxa" w:w="80"/>
+            </w:tcMar>
+            <w:vAlign w:val="center"/>
+          </w:tcPr>
+          <w:p>
+            <w:pPr>
+              <w:jc w:val="center"/>
+            </w:pPr>
+            <w:r>
+              <w:rPr>
+                <w:b w:val="false"/>
+                <w:bCs w:val="false"/>
+                <w:color w:val="000000"/>
+                <w:sz w:val="16"/>
+                <w:szCs w:val="16"/>
+              </w:rPr>
+              <w:t xml:space="preserve">시선패턴 분석 결과지 및 문제 해결지</w:t>
+            </w:r>
+          </w:p>
+        </w:tc>
+        <w:tc>
+          <w:tcPr>
+            <w:tcW w:type="dxa" w:w="1500"/>
+            <w:tcBorders>
+              <w:top w:val="single" w:color="999999" w:sz="4"/>
+              <w:left w:val="single" w:color="999999" w:sz="4"/>
+              <w:bottom w:val="single" w:color="999999" w:sz="4"/>
+              <w:right w:val="single" w:color="999999" w:sz="4"/>
+            </w:tcBorders>
+            <w:tcMar>
+              <w:top w:type="dxa" w:w="60"/>
+              <w:left w:type="dxa" w:w="80"/>
+              <w:bottom w:type="dxa" w:w="60"/>
+              <w:right w:type="dxa" w:w="80"/>
+            </w:tcMar>
+            <w:vAlign w:val="center"/>
+          </w:tcPr>
+          <w:p>
+            <w:pPr>
+              <w:jc w:val="center"/>
+            </w:pPr>
+            <w:r>
+              <w:rPr>
+                <w:b/>
+                <w:bCs/>
+                <w:color w:val="000000"/>
+                <w:sz w:val="19"/>
+                <w:szCs w:val="19"/>
+              </w:rPr>
+              <w:t xml:space="preserve">5점</w:t>
+            </w:r>
+          </w:p>
+        </w:tc>
+      </w:tr>
+    </w:tbl>
+    <w:p>
+      <w:r>
+        <w:br w:type="page"/>
+      </w:r>
+    </w:p>
+    <w:p>
+      <w:pPr>
+        <w:pStyle w:val="Heading2"/>
+        <w:spacing w:after="120" w:before="260"/>
+      </w:pPr>
+      <w:r>
+        <w:rPr>
+          <w:b/>
+          <w:bCs/>
+          <w:color w:val="2F5496"/>
+          <w:sz w:val="23"/>
+          <w:szCs w:val="23"/>
+        </w:rPr>
+        <w:t xml:space="preserve">10주 세부 추진 일정</w:t>
+      </w:r>
+    </w:p>
+    <w:tbl>
+      <w:tblPr>
+        <w:tblW w:type="dxa" w:w="10466"/>
+        <w:tblBorders>
+          <w:top w:val="single" w:color="auto" w:sz="4"/>
+          <w:left w:val="single" w:color="auto" w:sz="4"/>
+          <w:bottom w:val="single" w:color="auto" w:sz="4"/>
+          <w:right w:val="single" w:color="auto" w:sz="4"/>
+          <w:insideH w:val="single" w:color="auto" w:sz="4"/>
+          <w:insideV w:val="single" w:color="auto" w:sz="4"/>
+        </w:tblBorders>
+      </w:tblPr>
+      <w:tblGrid>
+        <w:gridCol w:w="700"/>
+        <w:gridCol w:w="1600"/>
+        <w:gridCol w:w="4083"/>
+        <w:gridCol w:w="4083"/>
+      </w:tblGrid>
+      <w:tr>
+        <w:trPr>
+          <w:tblHeader/>
+        </w:trPr>
+        <w:tc>
+          <w:tcPr>
+            <w:tcW w:type="dxa" w:w="700"/>
+            <w:tcBorders>
+              <w:top w:val="single" w:color="999999" w:sz="4"/>
+              <w:left w:val="single" w:color="999999" w:sz="4"/>
+              <w:bottom w:val="single" w:color="999999" w:sz="4"/>
+              <w:right w:val="single" w:color="999999" w:sz="4"/>
+            </w:tcBorders>
+            <w:shd w:fill="2F5496" w:color="auto" w:val="clear"/>
+            <w:tcMar>
+              <w:top w:type="dxa" w:w="60"/>
+              <w:left w:type="dxa" w:w="80"/>
+              <w:bottom w:type="dxa" w:w="60"/>
+              <w:right w:type="dxa" w:w="80"/>
+            </w:tcMar>
+            <w:vAlign w:val="center"/>
+          </w:tcPr>
+          <w:p>
+            <w:pPr>
+              <w:jc w:val="center"/>
+            </w:pPr>
+            <w:r>
+              <w:rPr>
+                <w:b/>
+                <w:bCs/>
+                <w:color w:val="FFFFFF"/>
+                <w:sz w:val="19"/>
+                <w:szCs w:val="19"/>
+              </w:rPr>
+              <w:t xml:space="preserve">주차</w:t>
+            </w:r>
+          </w:p>
+        </w:tc>
+        <w:tc>
+          <w:tcPr>
+            <w:tcW w:type="dxa" w:w="1600"/>
+            <w:tcBorders>
+              <w:top w:val="single" w:color="999999" w:sz="4"/>
+              <w:left w:val="single" w:color="999999" w:sz="4"/>
+              <w:bottom w:val="single" w:color="999999" w:sz="4"/>
+              <w:right w:val="single" w:color="999999" w:sz="4"/>
+            </w:tcBorders>
+            <w:shd w:fill="2F5496" w:color="auto" w:val="clear"/>
+            <w:tcMar>
+              <w:top w:type="dxa" w:w="60"/>
+              <w:left w:type="dxa" w:w="80"/>
+              <w:bottom w:type="dxa" w:w="60"/>
+              <w:right w:type="dxa" w:w="80"/>
+            </w:tcMar>
+            <w:vAlign w:val="center"/>
+          </w:tcPr>
+          <w:p>
+            <w:pPr>
+              <w:jc w:val="center"/>
+            </w:pPr>
+            <w:r>
+              <w:rPr>
+                <w:b/>
+                <w:bCs/>
+                <w:color w:val="FFFFFF"/>
+                <w:sz w:val="19"/>
+                <w:szCs w:val="19"/>
+              </w:rPr>
+              <w:t xml:space="preserve">기간(월·수·금 실시)</w:t>
+            </w:r>
+          </w:p>
+        </w:tc>
+        <w:tc>
+          <w:tcPr>
+            <w:tcW w:type="dxa" w:w="4083"/>
+            <w:tcBorders>
+              <w:top w:val="single" w:color="999999" w:sz="4"/>
+              <w:left w:val="single" w:color="999999" w:sz="4"/>
+              <w:bottom w:val="single" w:color="999999" w:sz="4"/>
+              <w:right w:val="single" w:color="999999" w:sz="4"/>
+            </w:tcBorders>
+            <w:shd w:fill="2F5496" w:color="auto" w:val="clear"/>
+            <w:tcMar>
+              <w:top w:type="dxa" w:w="60"/>
+              <w:left w:type="dxa" w:w="80"/>
+              <w:bottom w:type="dxa" w:w="60"/>
+              <w:right w:type="dxa" w:w="80"/>
+            </w:tcMar>
+            <w:vAlign w:val="center"/>
+          </w:tcPr>
+          <w:p>
+            <w:pPr>
+              <w:jc w:val="center"/>
+            </w:pPr>
+            <w:r>
+              <w:rPr>
+                <w:b/>
+                <w:bCs/>
+                <w:color w:val="FFFFFF"/>
+                <w:sz w:val="19"/>
+                <w:szCs w:val="19"/>
+              </w:rPr>
+              <w:t xml:space="preserve">사자성어 쓰기</w:t>
+            </w:r>
+          </w:p>
+        </w:tc>
+        <w:tc>
+          <w:tcPr>
+            <w:tcW w:type="dxa" w:w="4083"/>
+            <w:tcBorders>
+              <w:top w:val="single" w:color="999999" w:sz="4"/>
+              <w:left w:val="single" w:color="999999" w:sz="4"/>
+              <w:bottom w:val="single" w:color="999999" w:sz="4"/>
+              <w:right w:val="single" w:color="999999" w:sz="4"/>
+            </w:tcBorders>
+            <w:shd w:fill="2F5496" w:color="auto" w:val="clear"/>
+            <w:tcMar>
+              <w:top w:type="dxa" w:w="60"/>
+              <w:left w:type="dxa" w:w="80"/>
+              <w:bottom w:type="dxa" w:w="60"/>
+              <w:right w:type="dxa" w:w="80"/>
+            </w:tcMar>
+            <w:vAlign w:val="center"/>
+          </w:tcPr>
+          <w:p>
+            <w:pPr>
+              <w:jc w:val="center"/>
+            </w:pPr>
+            <w:r>
+              <w:rPr>
+                <w:b/>
+                <w:bCs/>
+                <w:color w:val="FFFFFF"/>
+                <w:sz w:val="19"/>
+                <w:szCs w:val="19"/>
+              </w:rPr>
+              <w:t xml:space="preserve">시선패턴분석 독서활동</w:t>
+            </w:r>
+          </w:p>
+        </w:tc>
+      </w:tr>
+      <w:tr>
+        <w:tc>
+          <w:tcPr>
+            <w:tcW w:type="dxa" w:w="700"/>
+            <w:tcBorders>
+              <w:top w:val="single" w:color="999999" w:sz="4"/>
+              <w:left w:val="single" w:color="999999" w:sz="4"/>
+              <w:bottom w:val="single" w:color="999999" w:sz="4"/>
+              <w:right w:val="single" w:color="999999" w:sz="4"/>
+            </w:tcBorders>
+            <w:tcMar>
+              <w:top w:type="dxa" w:w="60"/>
+              <w:left w:type="dxa" w:w="80"/>
+              <w:bottom w:type="dxa" w:w="60"/>
+              <w:right w:type="dxa" w:w="80"/>
+            </w:tcMar>
+            <w:vAlign w:val="center"/>
+          </w:tcPr>
+          <w:p>
+            <w:pPr>
+              <w:jc w:val="center"/>
+            </w:pPr>
+            <w:r>
+              <w:rPr>
+                <w:b w:val="false"/>
+                <w:bCs w:val="false"/>
+                <w:color w:val="000000"/>
+                <w:sz w:val="16"/>
+                <w:szCs w:val="16"/>
+              </w:rPr>
+              <w:t xml:space="preserve">1</w:t>
+            </w:r>
+          </w:p>
+        </w:tc>
+        <w:tc>
+          <w:tcPr>
+            <w:tcW w:type="dxa" w:w="1600"/>
+            <w:tcBorders>
+              <w:top w:val="single" w:color="999999" w:sz="4"/>
+              <w:left w:val="single" w:color="999999" w:sz="4"/>
+              <w:bottom w:val="single" w:color="999999" w:sz="4"/>
+              <w:right w:val="single" w:color="999999" w:sz="4"/>
+            </w:tcBorders>
+            <w:tcMar>
+              <w:top w:type="dxa" w:w="60"/>
+              <w:left w:type="dxa" w:w="80"/>
+              <w:bottom w:type="dxa" w:w="60"/>
+              <w:right w:type="dxa" w:w="80"/>
+            </w:tcMar>
+            <w:vAlign w:val="center"/>
+          </w:tcPr>
+          <w:p>
+            <w:pPr>
+              <w:jc w:val="center"/>
+            </w:pPr>
+            <w:r>
+              <w:rPr>
+                <w:b w:val="false"/>
+                <w:bCs w:val="false"/>
+                <w:color w:val="000000"/>
+                <w:sz w:val="16"/>
+                <w:szCs w:val="16"/>
+              </w:rPr>
+              <w:t xml:space="preserve">9.1.~9.4.</w:t>
+            </w:r>
+          </w:p>
+        </w:tc>
+        <w:tc>
+          <w:tcPr>
+            <w:tcW w:type="dxa" w:w="4083"/>
+            <w:tcBorders>
+              <w:top w:val="single" w:color="999999" w:sz="4"/>
+              <w:left w:val="single" w:color="999999" w:sz="4"/>
+              <w:bottom w:val="single" w:color="999999" w:sz="4"/>
+              <w:right w:val="single" w:color="999999" w:sz="4"/>
+            </w:tcBorders>
+            <w:tcMar>
+              <w:top w:type="dxa" w:w="60"/>
+              <w:left w:type="dxa" w:w="80"/>
+              <w:bottom w:type="dxa" w:w="60"/>
+              <w:right w:type="dxa" w:w="80"/>
+            </w:tcMar>
+            <w:vAlign w:val="center"/>
+          </w:tcPr>
+          <w:p>
+            <w:pPr>
+              <w:jc w:val="left"/>
+            </w:pPr>
+            <w:r>
+              <w:rPr>
+                <w:b w:val="false"/>
+                <w:bCs w:val="false"/>
+                <w:color w:val="000000"/>
+                <w:sz w:val="15"/>
+                <w:szCs w:val="15"/>
+              </w:rPr>
+              <w:t xml:space="preserve">사자성어 3개 학습 및 뜻·한자·예문 쓰기(회차당 1쪽, 주 3쪽)</w:t>
+            </w:r>
+          </w:p>
+        </w:tc>
+        <w:tc>
+          <w:tcPr>
+            <w:tcW w:type="dxa" w:w="4083"/>
+            <w:tcBorders>
+              <w:top w:val="single" w:color="999999" w:sz="4"/>
+              <w:left w:val="single" w:color="999999" w:sz="4"/>
+              <w:bottom w:val="single" w:color="999999" w:sz="4"/>
+              <w:right w:val="single" w:color="999999" w:sz="4"/>
+            </w:tcBorders>
+            <w:tcMar>
+              <w:top w:type="dxa" w:w="60"/>
+              <w:left w:type="dxa" w:w="80"/>
+              <w:bottom w:type="dxa" w:w="60"/>
+              <w:right w:type="dxa" w:w="80"/>
+            </w:tcMar>
+            <w:vAlign w:val="center"/>
+          </w:tcPr>
+          <w:p>
+            <w:pPr>
+              <w:jc w:val="left"/>
+            </w:pPr>
+            <w:r>
+              <w:rPr>
+                <w:b w:val="false"/>
+                <w:bCs w:val="false"/>
+                <w:color w:val="000000"/>
+                <w:sz w:val="15"/>
+                <w:szCs w:val="15"/>
+              </w:rPr>
+              <w:t xml:space="preserve">아이트래킹 도구로 자료 3개 읽기 및 시선패턴 분석·문제 해결</w:t>
+            </w:r>
+          </w:p>
+        </w:tc>
+      </w:tr>
+      <w:tr>
+        <w:tc>
+          <w:tcPr>
+            <w:tcW w:type="dxa" w:w="700"/>
+            <w:tcBorders>
+              <w:top w:val="single" w:color="999999" w:sz="4"/>
+              <w:left w:val="single" w:color="999999" w:sz="4"/>
+              <w:bottom w:val="single" w:color="999999" w:sz="4"/>
+              <w:right w:val="single" w:color="999999" w:sz="4"/>
+            </w:tcBorders>
+            <w:tcMar>
+              <w:top w:type="dxa" w:w="60"/>
+              <w:left w:type="dxa" w:w="80"/>
+              <w:bottom w:type="dxa" w:w="60"/>
+              <w:right w:type="dxa" w:w="80"/>
+            </w:tcMar>
+            <w:vAlign w:val="center"/>
+          </w:tcPr>
+          <w:p>
+            <w:pPr>
+              <w:jc w:val="center"/>
+            </w:pPr>
+            <w:r>
+              <w:rPr>
+                <w:b w:val="false"/>
+                <w:bCs w:val="false"/>
+                <w:color w:val="000000"/>
+                <w:sz w:val="16"/>
+                <w:szCs w:val="16"/>
+              </w:rPr>
+              <w:t xml:space="preserve">2</w:t>
+            </w:r>
+          </w:p>
+        </w:tc>
+        <w:tc>
+          <w:tcPr>
+            <w:tcW w:type="dxa" w:w="1600"/>
+            <w:tcBorders>
+              <w:top w:val="single" w:color="999999" w:sz="4"/>
+              <w:left w:val="single" w:color="999999" w:sz="4"/>
+              <w:bottom w:val="single" w:color="999999" w:sz="4"/>
+              <w:right w:val="single" w:color="999999" w:sz="4"/>
+            </w:tcBorders>
+            <w:tcMar>
+              <w:top w:type="dxa" w:w="60"/>
+              <w:left w:type="dxa" w:w="80"/>
+              <w:bottom w:type="dxa" w:w="60"/>
+              <w:right w:type="dxa" w:w="80"/>
+            </w:tcMar>
+            <w:vAlign w:val="center"/>
+          </w:tcPr>
+          <w:p>
+            <w:pPr>
+              <w:jc w:val="center"/>
+            </w:pPr>
+            <w:r>
+              <w:rPr>
+                <w:b w:val="false"/>
+                <w:bCs w:val="false"/>
+                <w:color w:val="000000"/>
+                <w:sz w:val="16"/>
+                <w:szCs w:val="16"/>
+              </w:rPr>
+              <w:t xml:space="preserve">9.7.~9.11.</w:t>
+            </w:r>
+          </w:p>
+        </w:tc>
+        <w:tc>
+          <w:tcPr>
+            <w:tcW w:type="dxa" w:w="4083"/>
+            <w:tcBorders>
+              <w:top w:val="single" w:color="999999" w:sz="4"/>
+              <w:left w:val="single" w:color="999999" w:sz="4"/>
+              <w:bottom w:val="single" w:color="999999" w:sz="4"/>
+              <w:right w:val="single" w:color="999999" w:sz="4"/>
+            </w:tcBorders>
+            <w:tcMar>
+              <w:top w:type="dxa" w:w="60"/>
+              <w:left w:type="dxa" w:w="80"/>
+              <w:bottom w:type="dxa" w:w="60"/>
+              <w:right w:type="dxa" w:w="80"/>
+            </w:tcMar>
+            <w:vAlign w:val="center"/>
+          </w:tcPr>
+          <w:p>
+            <w:pPr>
+              <w:jc w:val="left"/>
+            </w:pPr>
+            <w:r>
+              <w:rPr>
+                <w:b w:val="false"/>
+                <w:bCs w:val="false"/>
+                <w:color w:val="000000"/>
+                <w:sz w:val="15"/>
+                <w:szCs w:val="15"/>
+              </w:rPr>
+              <w:t xml:space="preserve">사자성어 3개 학습 및 뜻·한자·예문 쓰기(회차당 1쪽, 주 3쪽)</w:t>
+            </w:r>
+          </w:p>
+        </w:tc>
+        <w:tc>
+          <w:tcPr>
+            <w:tcW w:type="dxa" w:w="4083"/>
+            <w:tcBorders>
+              <w:top w:val="single" w:color="999999" w:sz="4"/>
+              <w:left w:val="single" w:color="999999" w:sz="4"/>
+              <w:bottom w:val="single" w:color="999999" w:sz="4"/>
+              <w:right w:val="single" w:color="999999" w:sz="4"/>
+            </w:tcBorders>
+            <w:tcMar>
+              <w:top w:type="dxa" w:w="60"/>
+              <w:left w:type="dxa" w:w="80"/>
+              <w:bottom w:type="dxa" w:w="60"/>
+              <w:right w:type="dxa" w:w="80"/>
+            </w:tcMar>
+            <w:vAlign w:val="center"/>
+          </w:tcPr>
+          <w:p>
+            <w:pPr>
+              <w:jc w:val="left"/>
+            </w:pPr>
+            <w:r>
+              <w:rPr>
+                <w:b w:val="false"/>
+                <w:bCs w:val="false"/>
+                <w:color w:val="000000"/>
+                <w:sz w:val="15"/>
+                <w:szCs w:val="15"/>
+              </w:rPr>
+              <w:t xml:space="preserve">아이트래킹 도구로 자료 3개 읽기 및 시선패턴 분석·문제 해결</w:t>
+            </w:r>
+          </w:p>
+        </w:tc>
+      </w:tr>
+      <w:tr>
+        <w:tc>
+          <w:tcPr>
+            <w:tcW w:type="dxa" w:w="700"/>
+            <w:tcBorders>
+              <w:top w:val="single" w:color="999999" w:sz="4"/>
+              <w:left w:val="single" w:color="999999" w:sz="4"/>
+              <w:bottom w:val="single" w:color="999999" w:sz="4"/>
+              <w:right w:val="single" w:color="999999" w:sz="4"/>
+            </w:tcBorders>
+            <w:tcMar>
+              <w:top w:type="dxa" w:w="60"/>
+              <w:left w:type="dxa" w:w="80"/>
+              <w:bottom w:type="dxa" w:w="60"/>
+              <w:right w:type="dxa" w:w="80"/>
+            </w:tcMar>
+            <w:vAlign w:val="center"/>
+          </w:tcPr>
+          <w:p>
+            <w:pPr>
+              <w:jc w:val="center"/>
+            </w:pPr>
+            <w:r>
+              <w:rPr>
+                <w:b w:val="false"/>
+                <w:bCs w:val="false"/>
+                <w:color w:val="000000"/>
+                <w:sz w:val="16"/>
+                <w:szCs w:val="16"/>
+              </w:rPr>
+              <w:t xml:space="preserve">3</w:t>
+            </w:r>
+          </w:p>
+        </w:tc>
+        <w:tc>
+          <w:tcPr>
+            <w:tcW w:type="dxa" w:w="1600"/>
+            <w:tcBorders>
+              <w:top w:val="single" w:color="999999" w:sz="4"/>
+              <w:left w:val="single" w:color="999999" w:sz="4"/>
+              <w:bottom w:val="single" w:color="999999" w:sz="4"/>
+              <w:right w:val="single" w:color="999999" w:sz="4"/>
+            </w:tcBorders>
+            <w:tcMar>
+              <w:top w:type="dxa" w:w="60"/>
+              <w:left w:type="dxa" w:w="80"/>
+              <w:bottom w:type="dxa" w:w="60"/>
+              <w:right w:type="dxa" w:w="80"/>
+            </w:tcMar>
+            <w:vAlign w:val="center"/>
+          </w:tcPr>
+          <w:p>
+            <w:pPr>
+              <w:jc w:val="center"/>
+            </w:pPr>
+            <w:r>
+              <w:rPr>
+                <w:b w:val="false"/>
+                <w:bCs w:val="false"/>
+                <w:color w:val="000000"/>
+                <w:sz w:val="16"/>
+                <w:szCs w:val="16"/>
+              </w:rPr>
+              <w:t xml:space="preserve">9.14.~9.18.</w:t>
+            </w:r>
+          </w:p>
+        </w:tc>
+        <w:tc>
+          <w:tcPr>
+            <w:tcW w:type="dxa" w:w="4083"/>
+            <w:tcBorders>
+              <w:top w:val="single" w:color="999999" w:sz="4"/>
+              <w:left w:val="single" w:color="999999" w:sz="4"/>
+              <w:bottom w:val="single" w:color="999999" w:sz="4"/>
+              <w:right w:val="single" w:color="999999" w:sz="4"/>
+            </w:tcBorders>
+            <w:tcMar>
+              <w:top w:type="dxa" w:w="60"/>
+              <w:left w:type="dxa" w:w="80"/>
+              <w:bottom w:type="dxa" w:w="60"/>
+              <w:right w:type="dxa" w:w="80"/>
+            </w:tcMar>
+            <w:vAlign w:val="center"/>
+          </w:tcPr>
+          <w:p>
+            <w:pPr>
+              <w:jc w:val="left"/>
+            </w:pPr>
+            <w:r>
+              <w:rPr>
+                <w:b w:val="false"/>
+                <w:bCs w:val="false"/>
+                <w:color w:val="000000"/>
+                <w:sz w:val="15"/>
+                <w:szCs w:val="15"/>
+              </w:rPr>
+              <w:t xml:space="preserve">사자성어 3개 학습 및 뜻·한자·예문 쓰기(회차당 1쪽, 주 3쪽)</w:t>
+            </w:r>
+          </w:p>
+        </w:tc>
+        <w:tc>
+          <w:tcPr>
+            <w:tcW w:type="dxa" w:w="4083"/>
+            <w:tcBorders>
+              <w:top w:val="single" w:color="999999" w:sz="4"/>
+              <w:left w:val="single" w:color="999999" w:sz="4"/>
+              <w:bottom w:val="single" w:color="999999" w:sz="4"/>
+              <w:right w:val="single" w:color="999999" w:sz="4"/>
+            </w:tcBorders>
+            <w:tcMar>
+              <w:top w:type="dxa" w:w="60"/>
+              <w:left w:type="dxa" w:w="80"/>
+              <w:bottom w:type="dxa" w:w="60"/>
+              <w:right w:type="dxa" w:w="80"/>
+            </w:tcMar>
+            <w:vAlign w:val="center"/>
+          </w:tcPr>
+          <w:p>
+            <w:pPr>
+              <w:jc w:val="left"/>
+            </w:pPr>
+            <w:r>
+              <w:rPr>
+                <w:b w:val="false"/>
+                <w:bCs w:val="false"/>
+                <w:color w:val="000000"/>
+                <w:sz w:val="15"/>
+                <w:szCs w:val="15"/>
+              </w:rPr>
+              <w:t xml:space="preserve">아이트래킹 도구로 자료 3개 읽기 및 시선패턴 분석·문제 해결</w:t>
+            </w:r>
+          </w:p>
+        </w:tc>
+      </w:tr>
+      <w:tr>
+        <w:tc>
+          <w:tcPr>
+            <w:tcW w:type="dxa" w:w="700"/>
+            <w:tcBorders>
+              <w:top w:val="single" w:color="999999" w:sz="4"/>
+              <w:left w:val="single" w:color="999999" w:sz="4"/>
+              <w:bottom w:val="single" w:color="999999" w:sz="4"/>
+              <w:right w:val="single" w:color="999999" w:sz="4"/>
+            </w:tcBorders>
+            <w:tcMar>
+              <w:top w:type="dxa" w:w="60"/>
+              <w:left w:type="dxa" w:w="80"/>
+              <w:bottom w:type="dxa" w:w="60"/>
+              <w:right w:type="dxa" w:w="80"/>
+            </w:tcMar>
+            <w:vAlign w:val="center"/>
+          </w:tcPr>
+          <w:p>
+            <w:pPr>
+              <w:jc w:val="center"/>
+            </w:pPr>
+            <w:r>
+              <w:rPr>
+                <w:b w:val="false"/>
+                <w:bCs w:val="false"/>
+                <w:color w:val="000000"/>
+                <w:sz w:val="16"/>
+                <w:szCs w:val="16"/>
+              </w:rPr>
+              <w:t xml:space="preserve">4</w:t>
+            </w:r>
+          </w:p>
+        </w:tc>
+        <w:tc>
+          <w:tcPr>
+            <w:tcW w:type="dxa" w:w="1600"/>
+            <w:tcBorders>
+              <w:top w:val="single" w:color="999999" w:sz="4"/>
+              <w:left w:val="single" w:color="999999" w:sz="4"/>
+              <w:bottom w:val="single" w:color="999999" w:sz="4"/>
+              <w:right w:val="single" w:color="999999" w:sz="4"/>
+            </w:tcBorders>
+            <w:tcMar>
+              <w:top w:type="dxa" w:w="60"/>
+              <w:left w:type="dxa" w:w="80"/>
+              <w:bottom w:type="dxa" w:w="60"/>
+              <w:right w:type="dxa" w:w="80"/>
+            </w:tcMar>
+            <w:vAlign w:val="center"/>
+          </w:tcPr>
+          <w:p>
+            <w:pPr>
+              <w:jc w:val="center"/>
+            </w:pPr>
+            <w:r>
+              <w:rPr>
+                <w:b w:val="false"/>
+                <w:bCs w:val="false"/>
+                <w:color w:val="000000"/>
+                <w:sz w:val="16"/>
+                <w:szCs w:val="16"/>
+              </w:rPr>
+              <w:t xml:space="preserve">9.21.~9.25.</w:t>
+            </w:r>
+          </w:p>
+        </w:tc>
+        <w:tc>
+          <w:tcPr>
+            <w:tcW w:type="dxa" w:w="4083"/>
+            <w:tcBorders>
+              <w:top w:val="single" w:color="999999" w:sz="4"/>
+              <w:left w:val="single" w:color="999999" w:sz="4"/>
+              <w:bottom w:val="single" w:color="999999" w:sz="4"/>
+              <w:right w:val="single" w:color="999999" w:sz="4"/>
+            </w:tcBorders>
+            <w:tcMar>
+              <w:top w:type="dxa" w:w="60"/>
+              <w:left w:type="dxa" w:w="80"/>
+              <w:bottom w:type="dxa" w:w="60"/>
+              <w:right w:type="dxa" w:w="80"/>
+            </w:tcMar>
+            <w:vAlign w:val="center"/>
+          </w:tcPr>
+          <w:p>
+            <w:pPr>
+              <w:jc w:val="left"/>
+            </w:pPr>
+            <w:r>
+              <w:rPr>
+                <w:b w:val="false"/>
+                <w:bCs w:val="false"/>
+                <w:color w:val="000000"/>
+                <w:sz w:val="15"/>
+                <w:szCs w:val="15"/>
+              </w:rPr>
+              <w:t xml:space="preserve">사자성어 3개 학습 및 뜻·한자·예문 쓰기(회차당 1쪽, 주 3쪽)</w:t>
+            </w:r>
+          </w:p>
+        </w:tc>
+        <w:tc>
+          <w:tcPr>
+            <w:tcW w:type="dxa" w:w="4083"/>
+            <w:tcBorders>
+              <w:top w:val="single" w:color="999999" w:sz="4"/>
+              <w:left w:val="single" w:color="999999" w:sz="4"/>
+              <w:bottom w:val="single" w:color="999999" w:sz="4"/>
+              <w:right w:val="single" w:color="999999" w:sz="4"/>
+            </w:tcBorders>
+            <w:tcMar>
+              <w:top w:type="dxa" w:w="60"/>
+              <w:left w:type="dxa" w:w="80"/>
+              <w:bottom w:type="dxa" w:w="60"/>
+              <w:right w:type="dxa" w:w="80"/>
+            </w:tcMar>
+            <w:vAlign w:val="center"/>
+          </w:tcPr>
+          <w:p>
+            <w:pPr>
+              <w:jc w:val="left"/>
+            </w:pPr>
+            <w:r>
+              <w:rPr>
+                <w:b w:val="false"/>
+                <w:bCs w:val="false"/>
+                <w:color w:val="000000"/>
+                <w:sz w:val="15"/>
+                <w:szCs w:val="15"/>
+              </w:rPr>
+              <w:t xml:space="preserve">아이트래킹 도구로 자료 3개 읽기 및 시선패턴 분석·문제 해결</w:t>
+            </w:r>
+          </w:p>
+        </w:tc>
+      </w:tr>
+      <w:tr>
+        <w:tc>
+          <w:tcPr>
+            <w:tcW w:type="dxa" w:w="700"/>
+            <w:tcBorders>
+              <w:top w:val="single" w:color="999999" w:sz="4"/>
+              <w:left w:val="single" w:color="999999" w:sz="4"/>
+              <w:bottom w:val="single" w:color="999999" w:sz="4"/>
+              <w:right w:val="single" w:color="999999" w:sz="4"/>
+            </w:tcBorders>
+            <w:tcMar>
+              <w:top w:type="dxa" w:w="60"/>
+              <w:left w:type="dxa" w:w="80"/>
+              <w:bottom w:type="dxa" w:w="60"/>
+              <w:right w:type="dxa" w:w="80"/>
+            </w:tcMar>
+            <w:vAlign w:val="center"/>
+          </w:tcPr>
+          <w:p>
+            <w:pPr>
+              <w:jc w:val="center"/>
+            </w:pPr>
+            <w:r>
+              <w:rPr>
+                <w:b w:val="false"/>
+                <w:bCs w:val="false"/>
+                <w:color w:val="000000"/>
+                <w:sz w:val="16"/>
+                <w:szCs w:val="16"/>
+              </w:rPr>
+              <w:t xml:space="preserve">5</w:t>
+            </w:r>
+          </w:p>
+        </w:tc>
+        <w:tc>
+          <w:tcPr>
+            <w:tcW w:type="dxa" w:w="1600"/>
+            <w:tcBorders>
+              <w:top w:val="single" w:color="999999" w:sz="4"/>
+              <w:left w:val="single" w:color="999999" w:sz="4"/>
+              <w:bottom w:val="single" w:color="999999" w:sz="4"/>
+              <w:right w:val="single" w:color="999999" w:sz="4"/>
+            </w:tcBorders>
+            <w:tcMar>
+              <w:top w:type="dxa" w:w="60"/>
+              <w:left w:type="dxa" w:w="80"/>
+              <w:bottom w:type="dxa" w:w="60"/>
+              <w:right w:type="dxa" w:w="80"/>
+            </w:tcMar>
+            <w:vAlign w:val="center"/>
+          </w:tcPr>
+          <w:p>
+            <w:pPr>
+              <w:jc w:val="center"/>
+            </w:pPr>
+            <w:r>
+              <w:rPr>
+                <w:b w:val="false"/>
+                <w:bCs w:val="false"/>
+                <w:color w:val="000000"/>
+                <w:sz w:val="16"/>
+                <w:szCs w:val="16"/>
+              </w:rPr>
+              <w:t xml:space="preserve">9.28.~10.2.</w:t>
+            </w:r>
+          </w:p>
+        </w:tc>
+        <w:tc>
+          <w:tcPr>
+            <w:tcW w:type="dxa" w:w="4083"/>
+            <w:tcBorders>
+              <w:top w:val="single" w:color="999999" w:sz="4"/>
+              <w:left w:val="single" w:color="999999" w:sz="4"/>
+              <w:bottom w:val="single" w:color="999999" w:sz="4"/>
+              <w:right w:val="single" w:color="999999" w:sz="4"/>
+            </w:tcBorders>
+            <w:tcMar>
+              <w:top w:type="dxa" w:w="60"/>
+              <w:left w:type="dxa" w:w="80"/>
+              <w:bottom w:type="dxa" w:w="60"/>
+              <w:right w:type="dxa" w:w="80"/>
+            </w:tcMar>
+            <w:vAlign w:val="center"/>
+          </w:tcPr>
+          <w:p>
+            <w:pPr>
+              <w:jc w:val="left"/>
+            </w:pPr>
+            <w:r>
+              <w:rPr>
+                <w:b w:val="false"/>
+                <w:bCs w:val="false"/>
+                <w:color w:val="000000"/>
+                <w:sz w:val="15"/>
+                <w:szCs w:val="15"/>
+              </w:rPr>
+              <w:t xml:space="preserve">사자성어 3개 학습 및 뜻·한자·예문 쓰기(회차당 1쪽, 주 3쪽)</w:t>
+            </w:r>
+          </w:p>
+        </w:tc>
+        <w:tc>
+          <w:tcPr>
+            <w:tcW w:type="dxa" w:w="4083"/>
+            <w:tcBorders>
+              <w:top w:val="single" w:color="999999" w:sz="4"/>
+              <w:left w:val="single" w:color="999999" w:sz="4"/>
+              <w:bottom w:val="single" w:color="999999" w:sz="4"/>
+              <w:right w:val="single" w:color="999999" w:sz="4"/>
+            </w:tcBorders>
+            <w:tcMar>
+              <w:top w:type="dxa" w:w="60"/>
+              <w:left w:type="dxa" w:w="80"/>
+              <w:bottom w:type="dxa" w:w="60"/>
+              <w:right w:type="dxa" w:w="80"/>
+            </w:tcMar>
+            <w:vAlign w:val="center"/>
+          </w:tcPr>
+          <w:p>
+            <w:pPr>
+              <w:jc w:val="left"/>
+            </w:pPr>
+            <w:r>
+              <w:rPr>
+                <w:b w:val="false"/>
+                <w:bCs w:val="false"/>
+                <w:color w:val="000000"/>
+                <w:sz w:val="15"/>
+                <w:szCs w:val="15"/>
+              </w:rPr>
+              <w:t xml:space="preserve">아이트래킹 도구로 자료 3개 읽기 및 시선패턴 분석·문제 해결</w:t>
+            </w:r>
+          </w:p>
+        </w:tc>
+      </w:tr>
+      <w:tr>
+        <w:tc>
+          <w:tcPr>
+            <w:tcW w:type="dxa" w:w="700"/>
+            <w:tcBorders>
+              <w:top w:val="single" w:color="999999" w:sz="4"/>
+              <w:left w:val="single" w:color="999999" w:sz="4"/>
+              <w:bottom w:val="single" w:color="999999" w:sz="4"/>
+              <w:right w:val="single" w:color="999999" w:sz="4"/>
+            </w:tcBorders>
+            <w:tcMar>
+              <w:top w:type="dxa" w:w="60"/>
+              <w:left w:type="dxa" w:w="80"/>
+              <w:bottom w:type="dxa" w:w="60"/>
+              <w:right w:type="dxa" w:w="80"/>
+            </w:tcMar>
+            <w:vAlign w:val="center"/>
+          </w:tcPr>
+          <w:p>
+            <w:pPr>
+              <w:jc w:val="center"/>
+            </w:pPr>
+            <w:r>
+              <w:rPr>
+                <w:b w:val="false"/>
+                <w:bCs w:val="false"/>
+                <w:color w:val="000000"/>
+                <w:sz w:val="16"/>
+                <w:szCs w:val="16"/>
+              </w:rPr>
+              <w:t xml:space="preserve">6</w:t>
+            </w:r>
+          </w:p>
+        </w:tc>
+        <w:tc>
+          <w:tcPr>
+            <w:tcW w:type="dxa" w:w="1600"/>
+            <w:tcBorders>
+              <w:top w:val="single" w:color="999999" w:sz="4"/>
+              <w:left w:val="single" w:color="999999" w:sz="4"/>
+              <w:bottom w:val="single" w:color="999999" w:sz="4"/>
+              <w:right w:val="single" w:color="999999" w:sz="4"/>
+            </w:tcBorders>
+            <w:tcMar>
+              <w:top w:type="dxa" w:w="60"/>
+              <w:left w:type="dxa" w:w="80"/>
+              <w:bottom w:type="dxa" w:w="60"/>
+              <w:right w:type="dxa" w:w="80"/>
+            </w:tcMar>
+            <w:vAlign w:val="center"/>
+          </w:tcPr>
+          <w:p>
+            <w:pPr>
+              <w:jc w:val="center"/>
+            </w:pPr>
+            <w:r>
+              <w:rPr>
+                <w:b w:val="false"/>
+                <w:bCs w:val="false"/>
+                <w:color w:val="000000"/>
+                <w:sz w:val="16"/>
+                <w:szCs w:val="16"/>
+              </w:rPr>
+              <w:t xml:space="preserve">10.5.~10.9.</w:t>
+            </w:r>
+          </w:p>
+        </w:tc>
+        <w:tc>
+          <w:tcPr>
+            <w:tcW w:type="dxa" w:w="4083"/>
+            <w:tcBorders>
+              <w:top w:val="single" w:color="999999" w:sz="4"/>
+              <w:left w:val="single" w:color="999999" w:sz="4"/>
+              <w:bottom w:val="single" w:color="999999" w:sz="4"/>
+              <w:right w:val="single" w:color="999999" w:sz="4"/>
+            </w:tcBorders>
+            <w:tcMar>
+              <w:top w:type="dxa" w:w="60"/>
+              <w:left w:type="dxa" w:w="80"/>
+              <w:bottom w:type="dxa" w:w="60"/>
+              <w:right w:type="dxa" w:w="80"/>
+            </w:tcMar>
+            <w:vAlign w:val="center"/>
+          </w:tcPr>
+          <w:p>
+            <w:pPr>
+              <w:jc w:val="left"/>
+            </w:pPr>
+            <w:r>
+              <w:rPr>
+                <w:b w:val="false"/>
+                <w:bCs w:val="false"/>
+                <w:color w:val="000000"/>
+                <w:sz w:val="15"/>
+                <w:szCs w:val="15"/>
+              </w:rPr>
+              <w:t xml:space="preserve">사자성어 3개 학습 및 뜻·한자·예문 쓰기(회차당 1쪽, 주 3쪽)</w:t>
+            </w:r>
+          </w:p>
+        </w:tc>
+        <w:tc>
+          <w:tcPr>
+            <w:tcW w:type="dxa" w:w="4083"/>
+            <w:tcBorders>
+              <w:top w:val="single" w:color="999999" w:sz="4"/>
+              <w:left w:val="single" w:color="999999" w:sz="4"/>
+              <w:bottom w:val="single" w:color="999999" w:sz="4"/>
+              <w:right w:val="single" w:color="999999" w:sz="4"/>
+            </w:tcBorders>
+            <w:tcMar>
+              <w:top w:type="dxa" w:w="60"/>
+              <w:left w:type="dxa" w:w="80"/>
+              <w:bottom w:type="dxa" w:w="60"/>
+              <w:right w:type="dxa" w:w="80"/>
+            </w:tcMar>
+            <w:vAlign w:val="center"/>
+          </w:tcPr>
+          <w:p>
+            <w:pPr>
+              <w:jc w:val="left"/>
+            </w:pPr>
+            <w:r>
+              <w:rPr>
+                <w:b w:val="false"/>
+                <w:bCs w:val="false"/>
+                <w:color w:val="000000"/>
+                <w:sz w:val="15"/>
+                <w:szCs w:val="15"/>
+              </w:rPr>
+              <w:t xml:space="preserve">아이트래킹 도구로 자료 3개 읽기 및 시선패턴 분석·문제 해결</w:t>
+            </w:r>
+          </w:p>
+        </w:tc>
+      </w:tr>
+      <w:tr>
+        <w:tc>
+          <w:tcPr>
+            <w:tcW w:type="dxa" w:w="700"/>
+            <w:tcBorders>
+              <w:top w:val="single" w:color="999999" w:sz="4"/>
+              <w:left w:val="single" w:color="999999" w:sz="4"/>
+              <w:bottom w:val="single" w:color="999999" w:sz="4"/>
+              <w:right w:val="single" w:color="999999" w:sz="4"/>
+            </w:tcBorders>
+            <w:tcMar>
+              <w:top w:type="dxa" w:w="60"/>
+              <w:left w:type="dxa" w:w="80"/>
+              <w:bottom w:type="dxa" w:w="60"/>
+              <w:right w:type="dxa" w:w="80"/>
+            </w:tcMar>
+            <w:vAlign w:val="center"/>
+          </w:tcPr>
+          <w:p>
+            <w:pPr>
+              <w:jc w:val="center"/>
+            </w:pPr>
+            <w:r>
+              <w:rPr>
+                <w:b w:val="false"/>
+                <w:bCs w:val="false"/>
+                <w:color w:val="000000"/>
+                <w:sz w:val="16"/>
+                <w:szCs w:val="16"/>
+              </w:rPr>
+              <w:t xml:space="preserve">7</w:t>
+            </w:r>
+          </w:p>
+        </w:tc>
+        <w:tc>
+          <w:tcPr>
+            <w:tcW w:type="dxa" w:w="1600"/>
+            <w:tcBorders>
+              <w:top w:val="single" w:color="999999" w:sz="4"/>
+              <w:left w:val="single" w:color="999999" w:sz="4"/>
+              <w:bottom w:val="single" w:color="999999" w:sz="4"/>
+              <w:right w:val="single" w:color="999999" w:sz="4"/>
+            </w:tcBorders>
+            <w:tcMar>
+              <w:top w:type="dxa" w:w="60"/>
+              <w:left w:type="dxa" w:w="80"/>
+              <w:bottom w:type="dxa" w:w="60"/>
+              <w:right w:type="dxa" w:w="80"/>
+            </w:tcMar>
+            <w:vAlign w:val="center"/>
+          </w:tcPr>
+          <w:p>
+            <w:pPr>
+              <w:jc w:val="center"/>
+            </w:pPr>
+            <w:r>
+              <w:rPr>
+                <w:b w:val="false"/>
+                <w:bCs w:val="false"/>
+                <w:color w:val="000000"/>
+                <w:sz w:val="16"/>
+                <w:szCs w:val="16"/>
+              </w:rPr>
+              <w:t xml:space="preserve">10.12.~10.16.</w:t>
+            </w:r>
+          </w:p>
+        </w:tc>
+        <w:tc>
+          <w:tcPr>
+            <w:tcW w:type="dxa" w:w="4083"/>
+            <w:tcBorders>
+              <w:top w:val="single" w:color="999999" w:sz="4"/>
+              <w:left w:val="single" w:color="999999" w:sz="4"/>
+              <w:bottom w:val="single" w:color="999999" w:sz="4"/>
+              <w:right w:val="single" w:color="999999" w:sz="4"/>
+            </w:tcBorders>
+            <w:tcMar>
+              <w:top w:type="dxa" w:w="60"/>
+              <w:left w:type="dxa" w:w="80"/>
+              <w:bottom w:type="dxa" w:w="60"/>
+              <w:right w:type="dxa" w:w="80"/>
+            </w:tcMar>
+            <w:vAlign w:val="center"/>
+          </w:tcPr>
+          <w:p>
+            <w:pPr>
+              <w:jc w:val="left"/>
+            </w:pPr>
+            <w:r>
+              <w:rPr>
+                <w:b w:val="false"/>
+                <w:bCs w:val="false"/>
+                <w:color w:val="000000"/>
+                <w:sz w:val="15"/>
+                <w:szCs w:val="15"/>
+              </w:rPr>
+              <w:t xml:space="preserve">사자성어 3개 학습 및 뜻·한자·예문 쓰기(회차당 1쪽, 주 3쪽)</w:t>
+            </w:r>
+          </w:p>
+        </w:tc>
+        <w:tc>
+          <w:tcPr>
+            <w:tcW w:type="dxa" w:w="4083"/>
+            <w:tcBorders>
+              <w:top w:val="single" w:color="999999" w:sz="4"/>
+              <w:left w:val="single" w:color="999999" w:sz="4"/>
+              <w:bottom w:val="single" w:color="999999" w:sz="4"/>
+              <w:right w:val="single" w:color="999999" w:sz="4"/>
+            </w:tcBorders>
+            <w:tcMar>
+              <w:top w:type="dxa" w:w="60"/>
+              <w:left w:type="dxa" w:w="80"/>
+              <w:bottom w:type="dxa" w:w="60"/>
+              <w:right w:type="dxa" w:w="80"/>
+            </w:tcMar>
+            <w:vAlign w:val="center"/>
+          </w:tcPr>
+          <w:p>
+            <w:pPr>
+              <w:jc w:val="left"/>
+            </w:pPr>
+            <w:r>
+              <w:rPr>
+                <w:b w:val="false"/>
+                <w:bCs w:val="false"/>
+                <w:color w:val="000000"/>
+                <w:sz w:val="15"/>
+                <w:szCs w:val="15"/>
+              </w:rPr>
+              <w:t xml:space="preserve">아이트래킹 도구로 자료 3개 읽기 및 시선패턴 분석·문제 해결</w:t>
+            </w:r>
+          </w:p>
+        </w:tc>
+      </w:tr>
+      <w:tr>
+        <w:tc>
+          <w:tcPr>
+            <w:tcW w:type="dxa" w:w="700"/>
+            <w:tcBorders>
+              <w:top w:val="single" w:color="999999" w:sz="4"/>
+              <w:left w:val="single" w:color="999999" w:sz="4"/>
+              <w:bottom w:val="single" w:color="999999" w:sz="4"/>
+              <w:right w:val="single" w:color="999999" w:sz="4"/>
+            </w:tcBorders>
+            <w:tcMar>
+              <w:top w:type="dxa" w:w="60"/>
+              <w:left w:type="dxa" w:w="80"/>
+              <w:bottom w:type="dxa" w:w="60"/>
+              <w:right w:type="dxa" w:w="80"/>
+            </w:tcMar>
+            <w:vAlign w:val="center"/>
+          </w:tcPr>
+          <w:p>
+            <w:pPr>
+              <w:jc w:val="center"/>
+            </w:pPr>
+            <w:r>
+              <w:rPr>
+                <w:b w:val="false"/>
+                <w:bCs w:val="false"/>
+                <w:color w:val="000000"/>
+                <w:sz w:val="16"/>
+                <w:szCs w:val="16"/>
+              </w:rPr>
+              <w:t xml:space="preserve">8</w:t>
+            </w:r>
+          </w:p>
+        </w:tc>
+        <w:tc>
+          <w:tcPr>
+            <w:tcW w:type="dxa" w:w="1600"/>
+            <w:tcBorders>
+              <w:top w:val="single" w:color="999999" w:sz="4"/>
+              <w:left w:val="single" w:color="999999" w:sz="4"/>
+              <w:bottom w:val="single" w:color="999999" w:sz="4"/>
+              <w:right w:val="single" w:color="999999" w:sz="4"/>
+            </w:tcBorders>
+            <w:tcMar>
+              <w:top w:type="dxa" w:w="60"/>
+              <w:left w:type="dxa" w:w="80"/>
+              <w:bottom w:type="dxa" w:w="60"/>
+              <w:right w:type="dxa" w:w="80"/>
+            </w:tcMar>
+            <w:vAlign w:val="center"/>
+          </w:tcPr>
+          <w:p>
+            <w:pPr>
+              <w:jc w:val="center"/>
+            </w:pPr>
+            <w:r>
+              <w:rPr>
+                <w:b w:val="false"/>
+                <w:bCs w:val="false"/>
+                <w:color w:val="000000"/>
+                <w:sz w:val="16"/>
+                <w:szCs w:val="16"/>
+              </w:rPr>
+              <w:t xml:space="preserve">10.19.~10.23.</w:t>
+            </w:r>
+          </w:p>
+        </w:tc>
+        <w:tc>
+          <w:tcPr>
+            <w:tcW w:type="dxa" w:w="4083"/>
+            <w:tcBorders>
+              <w:top w:val="single" w:color="999999" w:sz="4"/>
+              <w:left w:val="single" w:color="999999" w:sz="4"/>
+              <w:bottom w:val="single" w:color="999999" w:sz="4"/>
+              <w:right w:val="single" w:color="999999" w:sz="4"/>
+            </w:tcBorders>
+            <w:tcMar>
+              <w:top w:type="dxa" w:w="60"/>
+              <w:left w:type="dxa" w:w="80"/>
+              <w:bottom w:type="dxa" w:w="60"/>
+              <w:right w:type="dxa" w:w="80"/>
+            </w:tcMar>
+            <w:vAlign w:val="center"/>
+          </w:tcPr>
+          <w:p>
+            <w:pPr>
+              <w:jc w:val="left"/>
+            </w:pPr>
+            <w:r>
+              <w:rPr>
+                <w:b w:val="false"/>
+                <w:bCs w:val="false"/>
+                <w:color w:val="000000"/>
+                <w:sz w:val="15"/>
+                <w:szCs w:val="15"/>
+              </w:rPr>
+              <w:t xml:space="preserve">사자성어 3개 학습 및 뜻·한자·예문 쓰기(회차당 1쪽, 주 3쪽)</w:t>
+            </w:r>
+          </w:p>
+        </w:tc>
+        <w:tc>
+          <w:tcPr>
+            <w:tcW w:type="dxa" w:w="4083"/>
+            <w:tcBorders>
+              <w:top w:val="single" w:color="999999" w:sz="4"/>
+              <w:left w:val="single" w:color="999999" w:sz="4"/>
+              <w:bottom w:val="single" w:color="999999" w:sz="4"/>
+              <w:right w:val="single" w:color="999999" w:sz="4"/>
+            </w:tcBorders>
+            <w:tcMar>
+              <w:top w:type="dxa" w:w="60"/>
+              <w:left w:type="dxa" w:w="80"/>
+              <w:bottom w:type="dxa" w:w="60"/>
+              <w:right w:type="dxa" w:w="80"/>
+            </w:tcMar>
+            <w:vAlign w:val="center"/>
+          </w:tcPr>
+          <w:p>
+            <w:pPr>
+              <w:jc w:val="left"/>
+            </w:pPr>
+            <w:r>
+              <w:rPr>
+                <w:b w:val="false"/>
+                <w:bCs w:val="false"/>
+                <w:color w:val="000000"/>
+                <w:sz w:val="15"/>
+                <w:szCs w:val="15"/>
+              </w:rPr>
+              <w:t xml:space="preserve">아이트래킹 도구로 자료 3개 읽기 및 시선패턴 분석·문제 해결</w:t>
+            </w:r>
+          </w:p>
+        </w:tc>
+      </w:tr>
+      <w:tr>
+        <w:tc>
+          <w:tcPr>
+            <w:tcW w:type="dxa" w:w="700"/>
+            <w:tcBorders>
+              <w:top w:val="single" w:color="999999" w:sz="4"/>
+              <w:left w:val="single" w:color="999999" w:sz="4"/>
+              <w:bottom w:val="single" w:color="999999" w:sz="4"/>
+              <w:right w:val="single" w:color="999999" w:sz="4"/>
+            </w:tcBorders>
+            <w:tcMar>
+              <w:top w:type="dxa" w:w="60"/>
+              <w:left w:type="dxa" w:w="80"/>
+              <w:bottom w:type="dxa" w:w="60"/>
+              <w:right w:type="dxa" w:w="80"/>
+            </w:tcMar>
+            <w:vAlign w:val="center"/>
+          </w:tcPr>
+          <w:p>
+            <w:pPr>
+              <w:jc w:val="center"/>
+            </w:pPr>
+            <w:r>
+              <w:rPr>
+                <w:b w:val="false"/>
+                <w:bCs w:val="false"/>
+                <w:color w:val="000000"/>
+                <w:sz w:val="16"/>
+                <w:szCs w:val="16"/>
+              </w:rPr>
+              <w:t xml:space="preserve">9</w:t>
+            </w:r>
+          </w:p>
+        </w:tc>
+        <w:tc>
+          <w:tcPr>
+            <w:tcW w:type="dxa" w:w="1600"/>
+            <w:tcBorders>
+              <w:top w:val="single" w:color="999999" w:sz="4"/>
+              <w:left w:val="single" w:color="999999" w:sz="4"/>
+              <w:bottom w:val="single" w:color="999999" w:sz="4"/>
+              <w:right w:val="single" w:color="999999" w:sz="4"/>
+            </w:tcBorders>
+            <w:tcMar>
+              <w:top w:type="dxa" w:w="60"/>
+              <w:left w:type="dxa" w:w="80"/>
+              <w:bottom w:type="dxa" w:w="60"/>
+              <w:right w:type="dxa" w:w="80"/>
+            </w:tcMar>
+            <w:vAlign w:val="center"/>
+          </w:tcPr>
+          <w:p>
+            <w:pPr>
+              <w:jc w:val="center"/>
+            </w:pPr>
+            <w:r>
+              <w:rPr>
+                <w:b w:val="false"/>
+                <w:bCs w:val="false"/>
+                <w:color w:val="000000"/>
+                <w:sz w:val="16"/>
+                <w:szCs w:val="16"/>
+              </w:rPr>
+              <w:t xml:space="preserve">10.26.~10.30.</w:t>
+            </w:r>
+          </w:p>
+        </w:tc>
+        <w:tc>
+          <w:tcPr>
+            <w:tcW w:type="dxa" w:w="4083"/>
+            <w:tcBorders>
+              <w:top w:val="single" w:color="999999" w:sz="4"/>
+              <w:left w:val="single" w:color="999999" w:sz="4"/>
+              <w:bottom w:val="single" w:color="999999" w:sz="4"/>
+              <w:right w:val="single" w:color="999999" w:sz="4"/>
+            </w:tcBorders>
+            <w:tcMar>
+              <w:top w:type="dxa" w:w="60"/>
+              <w:left w:type="dxa" w:w="80"/>
+              <w:bottom w:type="dxa" w:w="60"/>
+              <w:right w:type="dxa" w:w="80"/>
+            </w:tcMar>
+            <w:vAlign w:val="center"/>
+          </w:tcPr>
+          <w:p>
+            <w:pPr>
+              <w:jc w:val="left"/>
+            </w:pPr>
+            <w:r>
+              <w:rPr>
+                <w:b w:val="false"/>
+                <w:bCs w:val="false"/>
+                <w:color w:val="000000"/>
+                <w:sz w:val="15"/>
+                <w:szCs w:val="15"/>
+              </w:rPr>
+              <w:t xml:space="preserve">사자성어 3개 학습 및 뜻·한자·예문 쓰기(회차당 1쪽, 주 3쪽)</w:t>
+            </w:r>
+          </w:p>
+        </w:tc>
+        <w:tc>
+          <w:tcPr>
+            <w:tcW w:type="dxa" w:w="4083"/>
+            <w:tcBorders>
+              <w:top w:val="single" w:color="999999" w:sz="4"/>
+              <w:left w:val="single" w:color="999999" w:sz="4"/>
+              <w:bottom w:val="single" w:color="999999" w:sz="4"/>
+              <w:right w:val="single" w:color="999999" w:sz="4"/>
+            </w:tcBorders>
+            <w:tcMar>
+              <w:top w:type="dxa" w:w="60"/>
+              <w:left w:type="dxa" w:w="80"/>
+              <w:bottom w:type="dxa" w:w="60"/>
+              <w:right w:type="dxa" w:w="80"/>
+            </w:tcMar>
+            <w:vAlign w:val="center"/>
+          </w:tcPr>
+          <w:p>
+            <w:pPr>
+              <w:jc w:val="left"/>
+            </w:pPr>
+            <w:r>
+              <w:rPr>
+                <w:b w:val="false"/>
+                <w:bCs w:val="false"/>
+                <w:color w:val="000000"/>
+                <w:sz w:val="15"/>
+                <w:szCs w:val="15"/>
+              </w:rPr>
+              <w:t xml:space="preserve">아이트래킹 도구로 자료 3개 읽기 및 시선패턴 분석·문제 해결</w:t>
+            </w:r>
+          </w:p>
+        </w:tc>
+      </w:tr>
+      <w:tr>
+        <w:tc>
+          <w:tcPr>
+            <w:tcW w:type="dxa" w:w="700"/>
+            <w:tcBorders>
+              <w:top w:val="single" w:color="999999" w:sz="4"/>
+              <w:left w:val="single" w:color="999999" w:sz="4"/>
+              <w:bottom w:val="single" w:color="999999" w:sz="4"/>
+              <w:right w:val="single" w:color="999999" w:sz="4"/>
+            </w:tcBorders>
+            <w:tcMar>
+              <w:top w:type="dxa" w:w="60"/>
+              <w:left w:type="dxa" w:w="80"/>
+              <w:bottom w:type="dxa" w:w="60"/>
+              <w:right w:type="dxa" w:w="80"/>
+            </w:tcMar>
+            <w:vAlign w:val="center"/>
+          </w:tcPr>
+          <w:p>
+            <w:pPr>
+              <w:jc w:val="center"/>
+            </w:pPr>
+            <w:r>
+              <w:rPr>
+                <w:b w:val="false"/>
+                <w:bCs w:val="false"/>
+                <w:color w:val="000000"/>
+                <w:sz w:val="16"/>
+                <w:szCs w:val="16"/>
+              </w:rPr>
+              <w:t xml:space="preserve">10</w:t>
+            </w:r>
+          </w:p>
+        </w:tc>
+        <w:tc>
+          <w:tcPr>
+            <w:tcW w:type="dxa" w:w="1600"/>
+            <w:tcBorders>
+              <w:top w:val="single" w:color="999999" w:sz="4"/>
+              <w:left w:val="single" w:color="999999" w:sz="4"/>
+              <w:bottom w:val="single" w:color="999999" w:sz="4"/>
+              <w:right w:val="single" w:color="999999" w:sz="4"/>
+            </w:tcBorders>
+            <w:tcMar>
+              <w:top w:type="dxa" w:w="60"/>
+              <w:left w:type="dxa" w:w="80"/>
+              <w:bottom w:type="dxa" w:w="60"/>
+              <w:right w:type="dxa" w:w="80"/>
+            </w:tcMar>
+            <w:vAlign w:val="center"/>
+          </w:tcPr>
+          <w:p>
+            <w:pPr>
+              <w:jc w:val="center"/>
+            </w:pPr>
+            <w:r>
+              <w:rPr>
+                <w:b w:val="false"/>
+                <w:bCs w:val="false"/>
+                <w:color w:val="000000"/>
+                <w:sz w:val="16"/>
+                <w:szCs w:val="16"/>
+              </w:rPr>
+              <w:t xml:space="preserve">11.2.~11.6.</w:t>
+            </w:r>
+          </w:p>
+        </w:tc>
+        <w:tc>
+          <w:tcPr>
+            <w:tcW w:type="dxa" w:w="4083"/>
+            <w:tcBorders>
+              <w:top w:val="single" w:color="999999" w:sz="4"/>
+              <w:left w:val="single" w:color="999999" w:sz="4"/>
+              <w:bottom w:val="single" w:color="999999" w:sz="4"/>
+              <w:right w:val="single" w:color="999999" w:sz="4"/>
+            </w:tcBorders>
+            <w:tcMar>
+              <w:top w:type="dxa" w:w="60"/>
+              <w:left w:type="dxa" w:w="80"/>
+              <w:bottom w:type="dxa" w:w="60"/>
+              <w:right w:type="dxa" w:w="80"/>
+            </w:tcMar>
+            <w:vAlign w:val="center"/>
+          </w:tcPr>
+          <w:p>
+            <w:pPr>
+              <w:jc w:val="left"/>
+            </w:pPr>
+            <w:r>
+              <w:rPr>
+                <w:b w:val="false"/>
+                <w:bCs w:val="false"/>
+                <w:color w:val="000000"/>
+                <w:sz w:val="15"/>
+                <w:szCs w:val="15"/>
+              </w:rPr>
+              <w:t xml:space="preserve">사자성어 3개 학습 및 뜻·한자·예문 쓰기(회차당 1쪽, 주 3쪽)</w:t>
+            </w:r>
+          </w:p>
+        </w:tc>
+        <w:tc>
+          <w:tcPr>
+            <w:tcW w:type="dxa" w:w="4083"/>
+            <w:tcBorders>
+              <w:top w:val="single" w:color="999999" w:sz="4"/>
+              <w:left w:val="single" w:color="999999" w:sz="4"/>
+              <w:bottom w:val="single" w:color="999999" w:sz="4"/>
+              <w:right w:val="single" w:color="999999" w:sz="4"/>
+            </w:tcBorders>
+            <w:tcMar>
+              <w:top w:type="dxa" w:w="60"/>
+              <w:left w:type="dxa" w:w="80"/>
+              <w:bottom w:type="dxa" w:w="60"/>
+              <w:right w:type="dxa" w:w="80"/>
+            </w:tcMar>
+            <w:vAlign w:val="center"/>
+          </w:tcPr>
+          <w:p>
+            <w:pPr>
+              <w:jc w:val="left"/>
+            </w:pPr>
+            <w:r>
+              <w:rPr>
+                <w:b w:val="false"/>
+                <w:bCs w:val="false"/>
+                <w:color w:val="000000"/>
+                <w:sz w:val="15"/>
+                <w:szCs w:val="15"/>
+              </w:rPr>
+              <w:t xml:space="preserve">아이트래킹 도구로 자료 3개 읽기 및 시선패턴 분석·문제 해결</w:t>
+            </w:r>
+          </w:p>
+        </w:tc>
+      </w:tr>
+      <w:tr>
+        <w:tc>
+          <w:tcPr>
+            <w:tcW w:type="dxa" w:w="700"/>
+            <w:tcBorders>
+              <w:top w:val="single" w:color="999999" w:sz="4"/>
+              <w:left w:val="single" w:color="999999" w:sz="4"/>
+              <w:bottom w:val="single" w:color="999999" w:sz="4"/>
+              <w:right w:val="single" w:color="999999" w:sz="4"/>
+            </w:tcBorders>
+            <w:shd w:fill="EDEFF7" w:color="auto" w:val="clear"/>
+            <w:tcMar>
+              <w:top w:type="dxa" w:w="60"/>
+              <w:left w:type="dxa" w:w="80"/>
+              <w:bottom w:type="dxa" w:w="60"/>
+              <w:right w:type="dxa" w:w="80"/>
+            </w:tcMar>
+            <w:vAlign w:val="center"/>
+          </w:tcPr>
+          <w:p>
+            <w:pPr>
+              <w:jc w:val="center"/>
+            </w:pPr>
+            <w:r>
+              <w:rPr>
+                <w:b/>
+                <w:bCs/>
+                <w:color w:val="000000"/>
+                <w:sz w:val="16"/>
+                <w:szCs w:val="16"/>
+              </w:rPr>
+              <w:t xml:space="preserve">11주차</w:t>
+            </w:r>
+          </w:p>
+        </w:tc>
+        <w:tc>
+          <w:tcPr>
+            <w:tcW w:type="dxa" w:w="1600"/>
+            <w:tcBorders>
+              <w:top w:val="single" w:color="999999" w:sz="4"/>
+              <w:left w:val="single" w:color="999999" w:sz="4"/>
+              <w:bottom w:val="single" w:color="999999" w:sz="4"/>
+              <w:right w:val="single" w:color="999999" w:sz="4"/>
+            </w:tcBorders>
+            <w:shd w:fill="EDEFF7" w:color="auto" w:val="clear"/>
+            <w:tcMar>
+              <w:top w:type="dxa" w:w="60"/>
+              <w:left w:type="dxa" w:w="80"/>
+              <w:bottom w:type="dxa" w:w="60"/>
+              <w:right w:type="dxa" w:w="80"/>
+            </w:tcMar>
+            <w:vAlign w:val="center"/>
+          </w:tcPr>
+          <w:p>
+            <w:pPr>
+              <w:jc w:val="center"/>
+            </w:pPr>
+            <w:r>
+              <w:rPr>
+                <w:b/>
+                <w:bCs/>
+                <w:color w:val="000000"/>
+                <w:sz w:val="16"/>
+                <w:szCs w:val="16"/>
+              </w:rPr>
+              <w:t xml:space="preserve">11.9.~11.13.</w:t>
+            </w:r>
+          </w:p>
+        </w:tc>
+        <w:tc>
+          <w:tcPr>
+            <w:tcW w:type="dxa" w:w="4083"/>
+            <w:tcBorders>
+              <w:top w:val="single" w:color="999999" w:sz="4"/>
+              <w:left w:val="single" w:color="999999" w:sz="4"/>
+              <w:bottom w:val="single" w:color="999999" w:sz="4"/>
+              <w:right w:val="single" w:color="999999" w:sz="4"/>
+            </w:tcBorders>
+            <w:shd w:fill="EDEFF7" w:color="auto" w:val="clear"/>
+            <w:tcMar>
+              <w:top w:type="dxa" w:w="60"/>
+              <w:left w:type="dxa" w:w="80"/>
+              <w:bottom w:type="dxa" w:w="60"/>
+              <w:right w:type="dxa" w:w="80"/>
+            </w:tcMar>
+            <w:vAlign w:val="center"/>
+          </w:tcPr>
+          <w:p>
+            <w:pPr>
+              <w:jc w:val="left"/>
+            </w:pPr>
+            <w:r>
+              <w:rPr>
+                <w:b/>
+                <w:bCs/>
+                <w:color w:val="000000"/>
+                <w:sz w:val="15"/>
+                <w:szCs w:val="15"/>
+              </w:rPr>
+              <w:t xml:space="preserve">사자성어 쓰기 노트 최종 제출 및 채점</w:t>
+            </w:r>
+          </w:p>
+        </w:tc>
+        <w:tc>
+          <w:tcPr>
+            <w:tcW w:type="dxa" w:w="4083"/>
+            <w:tcBorders>
+              <w:top w:val="single" w:color="999999" w:sz="4"/>
+              <w:left w:val="single" w:color="999999" w:sz="4"/>
+              <w:bottom w:val="single" w:color="999999" w:sz="4"/>
+              <w:right w:val="single" w:color="999999" w:sz="4"/>
+            </w:tcBorders>
+            <w:shd w:fill="EDEFF7" w:color="auto" w:val="clear"/>
+            <w:tcMar>
+              <w:top w:type="dxa" w:w="60"/>
+              <w:left w:type="dxa" w:w="80"/>
+              <w:bottom w:type="dxa" w:w="60"/>
+              <w:right w:type="dxa" w:w="80"/>
+            </w:tcMar>
+            <w:vAlign w:val="center"/>
+          </w:tcPr>
+          <w:p>
+            <w:pPr>
+              <w:jc w:val="left"/>
+            </w:pPr>
+            <w:r>
+              <w:rPr>
+                <w:b/>
+                <w:bCs/>
+                <w:color w:val="000000"/>
+                <w:sz w:val="15"/>
+                <w:szCs w:val="15"/>
+              </w:rPr>
+              <w:t xml:space="preserve">시선패턴분석 결과지 최종 제출 및 채점</w:t>
+            </w:r>
+          </w:p>
+        </w:tc>
+      </w:tr>
+    </w:tbl>
+    <w:p>
+      <w:pPr>
+        <w:pStyle w:val="Heading2"/>
+        <w:spacing w:after="120" w:before="260"/>
+      </w:pPr>
+      <w:r>
+        <w:rPr>
+          <w:b/>
+          <w:bCs/>
+          <w:color w:val="2F5496"/>
+          <w:sz w:val="23"/>
+          <w:szCs w:val="23"/>
+        </w:rPr>
+        <w:t xml:space="preserve">평가 루브릭</w:t>
+      </w:r>
+    </w:p>
+    <w:p>
+      <w:pPr>
+        <w:pStyle w:val="Heading3"/>
+        <w:spacing w:after="100" w:before="200"/>
+      </w:pPr>
+      <w:r>
+        <w:rPr>
+          <w:b/>
+          <w:bCs/>
+          <w:color w:val="1F3864"/>
+          <w:sz w:val="20"/>
+          <w:szCs w:val="20"/>
+        </w:rPr>
+        <w:t xml:space="preserve">5. 사자성어 쓰기 (5점)</w:t>
+      </w:r>
+    </w:p>
+    <w:tbl>
+      <w:tblPr>
+        <w:tblW w:type="dxa" w:w="10466"/>
+        <w:tblBorders>
+          <w:top w:val="single" w:color="auto" w:sz="4"/>
+          <w:left w:val="single" w:color="auto" w:sz="4"/>
+          <w:bottom w:val="single" w:color="auto" w:sz="4"/>
+          <w:right w:val="single" w:color="auto" w:sz="4"/>
+          <w:insideH w:val="single" w:color="auto" w:sz="4"/>
+          <w:insideV w:val="single" w:color="auto" w:sz="4"/>
+        </w:tblBorders>
+      </w:tblPr>
+      <w:tblGrid>
+        <w:gridCol w:w="900"/>
+        <w:gridCol w:w="9566"/>
+      </w:tblGrid>
+      <w:tr>
+        <w:tc>
+          <w:tcPr>
+            <w:tcW w:type="dxa" w:w="900"/>
+            <w:tcBorders>
+              <w:top w:val="single" w:color="999999" w:sz="4"/>
+              <w:left w:val="single" w:color="999999" w:sz="4"/>
+              <w:bottom w:val="single" w:color="999999" w:sz="4"/>
+              <w:right w:val="single" w:color="999999" w:sz="4"/>
+            </w:tcBorders>
+            <w:shd w:fill="2F5496" w:color="auto" w:val="clear"/>
+            <w:tcMar>
+              <w:top w:type="dxa" w:w="60"/>
+              <w:left w:type="dxa" w:w="80"/>
+              <w:bottom w:type="dxa" w:w="60"/>
+              <w:right w:type="dxa" w:w="80"/>
+            </w:tcMar>
+            <w:vAlign w:val="center"/>
+          </w:tcPr>
+          <w:p>
+            <w:pPr>
+              <w:jc w:val="center"/>
+            </w:pPr>
+            <w:r>
+              <w:rPr>
+                <w:b/>
+                <w:bCs/>
+                <w:color w:val="FFFFFF"/>
+                <w:sz w:val="19"/>
+                <w:szCs w:val="19"/>
+              </w:rPr>
+              <w:t xml:space="preserve">배점</w:t>
+            </w:r>
+          </w:p>
+        </w:tc>
+        <w:tc>
+          <w:tcPr>
+            <w:tcW w:type="dxa" w:w="9566"/>
+            <w:tcBorders>
+              <w:top w:val="single" w:color="999999" w:sz="4"/>
+              <w:left w:val="single" w:color="999999" w:sz="4"/>
+              <w:bottom w:val="single" w:color="999999" w:sz="4"/>
+              <w:right w:val="single" w:color="999999" w:sz="4"/>
+            </w:tcBorders>
+            <w:shd w:fill="2F5496" w:color="auto" w:val="clear"/>
+            <w:tcMar>
+              <w:top w:type="dxa" w:w="60"/>
+              <w:left w:type="dxa" w:w="80"/>
+              <w:bottom w:type="dxa" w:w="60"/>
+              <w:right w:type="dxa" w:w="80"/>
+            </w:tcMar>
+            <w:vAlign w:val="center"/>
+          </w:tcPr>
+          <w:p>
+            <w:pPr>
+              <w:jc w:val="center"/>
+            </w:pPr>
+            <w:r>
+              <w:rPr>
+                <w:b/>
+                <w:bCs/>
+                <w:color w:val="FFFFFF"/>
+                <w:sz w:val="19"/>
+                <w:szCs w:val="19"/>
+              </w:rPr>
+              <w:t xml:space="preserve">채점 기준</w:t>
+            </w:r>
+          </w:p>
+        </w:tc>
+      </w:tr>
+      <w:tr>
+        <w:tc>
+          <w:tcPr>
+            <w:tcW w:type="dxa" w:w="900"/>
+            <w:tcBorders>
+              <w:top w:val="single" w:color="999999" w:sz="4"/>
+              <w:left w:val="single" w:color="999999" w:sz="4"/>
+              <w:bottom w:val="single" w:color="999999" w:sz="4"/>
+              <w:right w:val="single" w:color="999999" w:sz="4"/>
+            </w:tcBorders>
+            <w:tcMar>
+              <w:top w:type="dxa" w:w="60"/>
+              <w:left w:type="dxa" w:w="80"/>
+              <w:bottom w:type="dxa" w:w="60"/>
+              <w:right w:type="dxa" w:w="80"/>
+            </w:tcMar>
+            <w:vAlign w:val="center"/>
+          </w:tcPr>
+          <w:p>
+            <w:pPr>
+              <w:jc w:val="center"/>
+            </w:pPr>
+            <w:r>
+              <w:rPr>
+                <w:b/>
+                <w:bCs/>
+                <w:color w:val="000000"/>
+                <w:sz w:val="18"/>
+                <w:szCs w:val="18"/>
+              </w:rPr>
+              <w:t xml:space="preserve">5</w:t>
+            </w:r>
+          </w:p>
+        </w:tc>
+        <w:tc>
+          <w:tcPr>
+            <w:tcW w:type="dxa" w:w="9566"/>
+            <w:tcBorders>
+              <w:top w:val="single" w:color="999999" w:sz="4"/>
+              <w:left w:val="single" w:color="999999" w:sz="4"/>
+              <w:bottom w:val="single" w:color="999999" w:sz="4"/>
+              <w:right w:val="single" w:color="999999" w:sz="4"/>
+            </w:tcBorders>
+            <w:tcMar>
+              <w:top w:type="dxa" w:w="60"/>
+              <w:left w:type="dxa" w:w="80"/>
+              <w:bottom w:type="dxa" w:w="60"/>
+              <w:right w:type="dxa" w:w="80"/>
+            </w:tcMar>
+            <w:vAlign w:val="center"/>
+          </w:tcPr>
+          <w:p>
+            <w:pPr>
+              <w:jc w:val="left"/>
+            </w:pPr>
+            <w:r>
+              <w:rPr>
+                <w:b w:val="false"/>
+                <w:bCs w:val="false"/>
+                <w:color w:val="000000"/>
+                <w:sz w:val="17"/>
+                <w:szCs w:val="17"/>
+              </w:rPr>
+              <w:t xml:space="preserve">주 3회, 매주 3쪽 분량을 빠짐없이 성실하게 작성하였으며, 사자성어의 뜻과 한자를 정확히 이해하고 문장 속에 적절히 활용함.</w:t>
+            </w:r>
+          </w:p>
+        </w:tc>
+      </w:tr>
+      <w:tr>
+        <w:tc>
+          <w:tcPr>
+            <w:tcW w:type="dxa" w:w="900"/>
+            <w:tcBorders>
+              <w:top w:val="single" w:color="999999" w:sz="4"/>
+              <w:left w:val="single" w:color="999999" w:sz="4"/>
+              <w:bottom w:val="single" w:color="999999" w:sz="4"/>
+              <w:right w:val="single" w:color="999999" w:sz="4"/>
+            </w:tcBorders>
+            <w:tcMar>
+              <w:top w:type="dxa" w:w="60"/>
+              <w:left w:type="dxa" w:w="80"/>
+              <w:bottom w:type="dxa" w:w="60"/>
+              <w:right w:type="dxa" w:w="80"/>
+            </w:tcMar>
+            <w:vAlign w:val="center"/>
+          </w:tcPr>
+          <w:p>
+            <w:pPr>
+              <w:jc w:val="center"/>
+            </w:pPr>
+            <w:r>
+              <w:rPr>
+                <w:b/>
+                <w:bCs/>
+                <w:color w:val="000000"/>
+                <w:sz w:val="18"/>
+                <w:szCs w:val="18"/>
+              </w:rPr>
+              <w:t xml:space="preserve">4</w:t>
+            </w:r>
+          </w:p>
+        </w:tc>
+        <w:tc>
+          <w:tcPr>
+            <w:tcW w:type="dxa" w:w="9566"/>
+            <w:tcBorders>
+              <w:top w:val="single" w:color="999999" w:sz="4"/>
+              <w:left w:val="single" w:color="999999" w:sz="4"/>
+              <w:bottom w:val="single" w:color="999999" w:sz="4"/>
+              <w:right w:val="single" w:color="999999" w:sz="4"/>
+            </w:tcBorders>
+            <w:tcMar>
+              <w:top w:type="dxa" w:w="60"/>
+              <w:left w:type="dxa" w:w="80"/>
+              <w:bottom w:type="dxa" w:w="60"/>
+              <w:right w:type="dxa" w:w="80"/>
+            </w:tcMar>
+            <w:vAlign w:val="center"/>
+          </w:tcPr>
+          <w:p>
+            <w:pPr>
+              <w:jc w:val="left"/>
+            </w:pPr>
+            <w:r>
+              <w:rPr>
+                <w:b w:val="false"/>
+                <w:bCs w:val="false"/>
+                <w:color w:val="000000"/>
+                <w:sz w:val="17"/>
+                <w:szCs w:val="17"/>
+              </w:rPr>
+              <w:t xml:space="preserve">대부분 성실하게 작성하였고 사자성어의 뜻과 한자를 대체로 정확히 이해함.</w:t>
+            </w:r>
+          </w:p>
+        </w:tc>
+      </w:tr>
+      <w:tr>
+        <w:tc>
+          <w:tcPr>
+            <w:tcW w:type="dxa" w:w="900"/>
+            <w:tcBorders>
+              <w:top w:val="single" w:color="999999" w:sz="4"/>
+              <w:left w:val="single" w:color="999999" w:sz="4"/>
+              <w:bottom w:val="single" w:color="999999" w:sz="4"/>
+              <w:right w:val="single" w:color="999999" w:sz="4"/>
+            </w:tcBorders>
+            <w:tcMar>
+              <w:top w:type="dxa" w:w="60"/>
+              <w:left w:type="dxa" w:w="80"/>
+              <w:bottom w:type="dxa" w:w="60"/>
+              <w:right w:type="dxa" w:w="80"/>
+            </w:tcMar>
+            <w:vAlign w:val="center"/>
+          </w:tcPr>
+          <w:p>
+            <w:pPr>
+              <w:jc w:val="center"/>
+            </w:pPr>
+            <w:r>
+              <w:rPr>
+                <w:b/>
+                <w:bCs/>
+                <w:color w:val="000000"/>
+                <w:sz w:val="18"/>
+                <w:szCs w:val="18"/>
+              </w:rPr>
+              <w:t xml:space="preserve">3</w:t>
+            </w:r>
+          </w:p>
+        </w:tc>
+        <w:tc>
+          <w:tcPr>
+            <w:tcW w:type="dxa" w:w="9566"/>
+            <w:tcBorders>
+              <w:top w:val="single" w:color="999999" w:sz="4"/>
+              <w:left w:val="single" w:color="999999" w:sz="4"/>
+              <w:bottom w:val="single" w:color="999999" w:sz="4"/>
+              <w:right w:val="single" w:color="999999" w:sz="4"/>
+            </w:tcBorders>
+            <w:tcMar>
+              <w:top w:type="dxa" w:w="60"/>
+              <w:left w:type="dxa" w:w="80"/>
+              <w:bottom w:type="dxa" w:w="60"/>
+              <w:right w:type="dxa" w:w="80"/>
+            </w:tcMar>
+            <w:vAlign w:val="center"/>
+          </w:tcPr>
+          <w:p>
+            <w:pPr>
+              <w:jc w:val="left"/>
+            </w:pPr>
+            <w:r>
+              <w:rPr>
+                <w:b w:val="false"/>
+                <w:bCs w:val="false"/>
+                <w:color w:val="000000"/>
+                <w:sz w:val="17"/>
+                <w:szCs w:val="17"/>
+              </w:rPr>
+              <w:t xml:space="preserve">일부 회차를 누락하였거나 사자성어의 뜻·한자 이해에 오류가 다소 있음.</w:t>
+            </w:r>
+          </w:p>
+        </w:tc>
+      </w:tr>
+      <w:tr>
+        <w:tc>
+          <w:tcPr>
+            <w:tcW w:type="dxa" w:w="900"/>
+            <w:tcBorders>
+              <w:top w:val="single" w:color="999999" w:sz="4"/>
+              <w:left w:val="single" w:color="999999" w:sz="4"/>
+              <w:bottom w:val="single" w:color="999999" w:sz="4"/>
+              <w:right w:val="single" w:color="999999" w:sz="4"/>
+            </w:tcBorders>
+            <w:tcMar>
+              <w:top w:type="dxa" w:w="60"/>
+              <w:left w:type="dxa" w:w="80"/>
+              <w:bottom w:type="dxa" w:w="60"/>
+              <w:right w:type="dxa" w:w="80"/>
+            </w:tcMar>
+            <w:vAlign w:val="center"/>
+          </w:tcPr>
+          <w:p>
+            <w:pPr>
+              <w:jc w:val="center"/>
+            </w:pPr>
+            <w:r>
+              <w:rPr>
+                <w:b/>
+                <w:bCs/>
+                <w:color w:val="000000"/>
+                <w:sz w:val="18"/>
+                <w:szCs w:val="18"/>
+              </w:rPr>
+              <w:t xml:space="preserve">2</w:t>
+            </w:r>
+          </w:p>
+        </w:tc>
+        <w:tc>
+          <w:tcPr>
+            <w:tcW w:type="dxa" w:w="9566"/>
+            <w:tcBorders>
+              <w:top w:val="single" w:color="999999" w:sz="4"/>
+              <w:left w:val="single" w:color="999999" w:sz="4"/>
+              <w:bottom w:val="single" w:color="999999" w:sz="4"/>
+              <w:right w:val="single" w:color="999999" w:sz="4"/>
+            </w:tcBorders>
+            <w:tcMar>
+              <w:top w:type="dxa" w:w="60"/>
+              <w:left w:type="dxa" w:w="80"/>
+              <w:bottom w:type="dxa" w:w="60"/>
+              <w:right w:type="dxa" w:w="80"/>
+            </w:tcMar>
+            <w:vAlign w:val="center"/>
+          </w:tcPr>
+          <w:p>
+            <w:pPr>
+              <w:jc w:val="left"/>
+            </w:pPr>
+            <w:r>
+              <w:rPr>
+                <w:b w:val="false"/>
+                <w:bCs w:val="false"/>
+                <w:color w:val="000000"/>
+                <w:sz w:val="17"/>
+                <w:szCs w:val="17"/>
+              </w:rPr>
+              <w:t xml:space="preserve">상당수 회차를 누락하였거나 형식적 수준(단순 옮겨 쓰기)에 그침.</w:t>
+            </w:r>
+          </w:p>
+        </w:tc>
+      </w:tr>
+      <w:tr>
+        <w:tc>
+          <w:tcPr>
+            <w:tcW w:type="dxa" w:w="900"/>
+            <w:tcBorders>
+              <w:top w:val="single" w:color="999999" w:sz="4"/>
+              <w:left w:val="single" w:color="999999" w:sz="4"/>
+              <w:bottom w:val="single" w:color="999999" w:sz="4"/>
+              <w:right w:val="single" w:color="999999" w:sz="4"/>
+            </w:tcBorders>
+            <w:tcMar>
+              <w:top w:type="dxa" w:w="60"/>
+              <w:left w:type="dxa" w:w="80"/>
+              <w:bottom w:type="dxa" w:w="60"/>
+              <w:right w:type="dxa" w:w="80"/>
+            </w:tcMar>
+            <w:vAlign w:val="center"/>
+          </w:tcPr>
+          <w:p>
+            <w:pPr>
+              <w:jc w:val="center"/>
+            </w:pPr>
+            <w:r>
+              <w:rPr>
+                <w:b/>
+                <w:bCs/>
+                <w:color w:val="000000"/>
+                <w:sz w:val="18"/>
+                <w:szCs w:val="18"/>
+              </w:rPr>
+              <w:t xml:space="preserve">1</w:t>
+            </w:r>
+          </w:p>
+        </w:tc>
+        <w:tc>
+          <w:tcPr>
+            <w:tcW w:type="dxa" w:w="9566"/>
+            <w:tcBorders>
+              <w:top w:val="single" w:color="999999" w:sz="4"/>
+              <w:left w:val="single" w:color="999999" w:sz="4"/>
+              <w:bottom w:val="single" w:color="999999" w:sz="4"/>
+              <w:right w:val="single" w:color="999999" w:sz="4"/>
+            </w:tcBorders>
+            <w:tcMar>
+              <w:top w:type="dxa" w:w="60"/>
+              <w:left w:type="dxa" w:w="80"/>
+              <w:bottom w:type="dxa" w:w="60"/>
+              <w:right w:type="dxa" w:w="80"/>
+            </w:tcMar>
+            <w:vAlign w:val="center"/>
+          </w:tcPr>
+          <w:p>
+            <w:pPr>
+              <w:jc w:val="left"/>
+            </w:pPr>
+            <w:r>
+              <w:rPr>
+                <w:b w:val="false"/>
+                <w:bCs w:val="false"/>
+                <w:color w:val="000000"/>
+                <w:sz w:val="17"/>
+                <w:szCs w:val="17"/>
+              </w:rPr>
+              <w:t xml:space="preserve">대부분 회차를 수행하지 않았거나 매우 형식적으로 작성함.</w:t>
+            </w:r>
+          </w:p>
+        </w:tc>
+      </w:tr>
+      <w:tr>
+        <w:tc>
+          <w:tcPr>
+            <w:tcW w:type="dxa" w:w="900"/>
+            <w:tcBorders>
+              <w:top w:val="single" w:color="999999" w:sz="4"/>
+              <w:left w:val="single" w:color="999999" w:sz="4"/>
+              <w:bottom w:val="single" w:color="999999" w:sz="4"/>
+              <w:right w:val="single" w:color="999999" w:sz="4"/>
+            </w:tcBorders>
+            <w:tcMar>
+              <w:top w:type="dxa" w:w="60"/>
+              <w:left w:type="dxa" w:w="80"/>
+              <w:bottom w:type="dxa" w:w="60"/>
+              <w:right w:type="dxa" w:w="80"/>
+            </w:tcMar>
+            <w:vAlign w:val="center"/>
+          </w:tcPr>
+          <w:p>
+            <w:pPr>
+              <w:jc w:val="center"/>
+            </w:pPr>
+            <w:r>
+              <w:rPr>
+                <w:b/>
+                <w:bCs/>
+                <w:color w:val="000000"/>
+                <w:sz w:val="18"/>
+                <w:szCs w:val="18"/>
+              </w:rPr>
+              <w:t xml:space="preserve">0</w:t>
+            </w:r>
+          </w:p>
+        </w:tc>
+        <w:tc>
+          <w:tcPr>
+            <w:tcW w:type="dxa" w:w="9566"/>
+            <w:tcBorders>
+              <w:top w:val="single" w:color="999999" w:sz="4"/>
+              <w:left w:val="single" w:color="999999" w:sz="4"/>
+              <w:bottom w:val="single" w:color="999999" w:sz="4"/>
+              <w:right w:val="single" w:color="999999" w:sz="4"/>
+            </w:tcBorders>
+            <w:tcMar>
+              <w:top w:type="dxa" w:w="60"/>
+              <w:left w:type="dxa" w:w="80"/>
+              <w:bottom w:type="dxa" w:w="60"/>
+              <w:right w:type="dxa" w:w="80"/>
+            </w:tcMar>
+            <w:vAlign w:val="center"/>
+          </w:tcPr>
+          <w:p>
+            <w:pPr>
+              <w:jc w:val="left"/>
+            </w:pPr>
+            <w:r>
+              <w:rPr>
+                <w:b w:val="false"/>
+                <w:bCs w:val="false"/>
+                <w:color w:val="000000"/>
+                <w:sz w:val="17"/>
+                <w:szCs w:val="17"/>
+              </w:rPr>
+              <w:t xml:space="preserve">전혀 수행하지 않음(미제출).</w:t>
+            </w:r>
+          </w:p>
+        </w:tc>
+      </w:tr>
+    </w:tbl>
+    <w:p>
+      <w:pPr>
+        <w:pStyle w:val="Heading3"/>
+        <w:spacing w:after="100" w:before="200"/>
+      </w:pPr>
+      <w:r>
+        <w:rPr>
+          <w:b/>
+          <w:bCs/>
+          <w:color w:val="1F3864"/>
+          <w:sz w:val="20"/>
+          <w:szCs w:val="20"/>
+        </w:rPr>
+        <w:t xml:space="preserve">6. 시선패턴분석 독서활동 (5점)</w:t>
+      </w:r>
+    </w:p>
+    <w:tbl>
+      <w:tblPr>
+        <w:tblW w:type="dxa" w:w="10466"/>
+        <w:tblBorders>
+          <w:top w:val="single" w:color="auto" w:sz="4"/>
+          <w:left w:val="single" w:color="auto" w:sz="4"/>
+          <w:bottom w:val="single" w:color="auto" w:sz="4"/>
+          <w:right w:val="single" w:color="auto" w:sz="4"/>
+          <w:insideH w:val="single" w:color="auto" w:sz="4"/>
+          <w:insideV w:val="single" w:color="auto" w:sz="4"/>
+        </w:tblBorders>
+      </w:tblPr>
+      <w:tblGrid>
+        <w:gridCol w:w="900"/>
+        <w:gridCol w:w="9566"/>
+      </w:tblGrid>
+      <w:tr>
+        <w:tc>
+          <w:tcPr>
+            <w:tcW w:type="dxa" w:w="900"/>
+            <w:tcBorders>
+              <w:top w:val="single" w:color="999999" w:sz="4"/>
+              <w:left w:val="single" w:color="999999" w:sz="4"/>
+              <w:bottom w:val="single" w:color="999999" w:sz="4"/>
+              <w:right w:val="single" w:color="999999" w:sz="4"/>
+            </w:tcBorders>
+            <w:shd w:fill="2F5496" w:color="auto" w:val="clear"/>
+            <w:tcMar>
+              <w:top w:type="dxa" w:w="60"/>
+              <w:left w:type="dxa" w:w="80"/>
+              <w:bottom w:type="dxa" w:w="60"/>
+              <w:right w:type="dxa" w:w="80"/>
+            </w:tcMar>
+            <w:vAlign w:val="center"/>
+          </w:tcPr>
+          <w:p>
+            <w:pPr>
+              <w:jc w:val="center"/>
+            </w:pPr>
+            <w:r>
+              <w:rPr>
+                <w:b/>
+                <w:bCs/>
+                <w:color w:val="FFFFFF"/>
+                <w:sz w:val="19"/>
+                <w:szCs w:val="19"/>
+              </w:rPr>
+              <w:t xml:space="preserve">배점</w:t>
+            </w:r>
+          </w:p>
+        </w:tc>
+        <w:tc>
+          <w:tcPr>
+            <w:tcW w:type="dxa" w:w="9566"/>
+            <w:tcBorders>
+              <w:top w:val="single" w:color="999999" w:sz="4"/>
+              <w:left w:val="single" w:color="999999" w:sz="4"/>
+              <w:bottom w:val="single" w:color="999999" w:sz="4"/>
+              <w:right w:val="single" w:color="999999" w:sz="4"/>
+            </w:tcBorders>
+            <w:shd w:fill="2F5496" w:color="auto" w:val="clear"/>
+            <w:tcMar>
+              <w:top w:type="dxa" w:w="60"/>
+              <w:left w:type="dxa" w:w="80"/>
+              <w:bottom w:type="dxa" w:w="60"/>
+              <w:right w:type="dxa" w:w="80"/>
+            </w:tcMar>
+            <w:vAlign w:val="center"/>
+          </w:tcPr>
+          <w:p>
+            <w:pPr>
+              <w:jc w:val="center"/>
+            </w:pPr>
+            <w:r>
+              <w:rPr>
+                <w:b/>
+                <w:bCs/>
+                <w:color w:val="FFFFFF"/>
+                <w:sz w:val="19"/>
+                <w:szCs w:val="19"/>
+              </w:rPr>
+              <w:t xml:space="preserve">채점 기준</w:t>
+            </w:r>
+          </w:p>
+        </w:tc>
+      </w:tr>
+      <w:tr>
+        <w:tc>
+          <w:tcPr>
+            <w:tcW w:type="dxa" w:w="900"/>
+            <w:tcBorders>
+              <w:top w:val="single" w:color="999999" w:sz="4"/>
+              <w:left w:val="single" w:color="999999" w:sz="4"/>
+              <w:bottom w:val="single" w:color="999999" w:sz="4"/>
+              <w:right w:val="single" w:color="999999" w:sz="4"/>
+            </w:tcBorders>
+            <w:tcMar>
+              <w:top w:type="dxa" w:w="60"/>
+              <w:left w:type="dxa" w:w="80"/>
+              <w:bottom w:type="dxa" w:w="60"/>
+              <w:right w:type="dxa" w:w="80"/>
+            </w:tcMar>
+            <w:vAlign w:val="center"/>
+          </w:tcPr>
+          <w:p>
+            <w:pPr>
+              <w:jc w:val="center"/>
+            </w:pPr>
+            <w:r>
+              <w:rPr>
+                <w:b/>
+                <w:bCs/>
+                <w:color w:val="000000"/>
+                <w:sz w:val="18"/>
+                <w:szCs w:val="18"/>
+              </w:rPr>
+              <w:t xml:space="preserve">5</w:t>
+            </w:r>
+          </w:p>
+        </w:tc>
+        <w:tc>
+          <w:tcPr>
+            <w:tcW w:type="dxa" w:w="9566"/>
+            <w:tcBorders>
+              <w:top w:val="single" w:color="999999" w:sz="4"/>
+              <w:left w:val="single" w:color="999999" w:sz="4"/>
+              <w:bottom w:val="single" w:color="999999" w:sz="4"/>
+              <w:right w:val="single" w:color="999999" w:sz="4"/>
+            </w:tcBorders>
+            <w:tcMar>
+              <w:top w:type="dxa" w:w="60"/>
+              <w:left w:type="dxa" w:w="80"/>
+              <w:bottom w:type="dxa" w:w="60"/>
+              <w:right w:type="dxa" w:w="80"/>
+            </w:tcMar>
+            <w:vAlign w:val="center"/>
+          </w:tcPr>
+          <w:p>
+            <w:pPr>
+              <w:jc w:val="left"/>
+            </w:pPr>
+            <w:r>
+              <w:rPr>
+                <w:b w:val="false"/>
+                <w:bCs w:val="false"/>
+                <w:color w:val="000000"/>
+                <w:sz w:val="17"/>
+                <w:szCs w:val="17"/>
+              </w:rPr>
+              <w:t xml:space="preserve">아이트래킹 도구를 활용해 주 3회, 회차별 제시 자료 3개를 모두 정확히 읽고 자신의 시선 이동 패턴을 분석하여 문제를 논리적으로 해결함.</w:t>
+            </w:r>
+          </w:p>
+        </w:tc>
+      </w:tr>
+      <w:tr>
+        <w:tc>
+          <w:tcPr>
+            <w:tcW w:type="dxa" w:w="900"/>
+            <w:tcBorders>
+              <w:top w:val="single" w:color="999999" w:sz="4"/>
+              <w:left w:val="single" w:color="999999" w:sz="4"/>
+              <w:bottom w:val="single" w:color="999999" w:sz="4"/>
+              <w:right w:val="single" w:color="999999" w:sz="4"/>
+            </w:tcBorders>
+            <w:tcMar>
+              <w:top w:type="dxa" w:w="60"/>
+              <w:left w:type="dxa" w:w="80"/>
+              <w:bottom w:type="dxa" w:w="60"/>
+              <w:right w:type="dxa" w:w="80"/>
+            </w:tcMar>
+            <w:vAlign w:val="center"/>
+          </w:tcPr>
+          <w:p>
+            <w:pPr>
+              <w:jc w:val="center"/>
+            </w:pPr>
+            <w:r>
+              <w:rPr>
+                <w:b/>
+                <w:bCs/>
+                <w:color w:val="000000"/>
+                <w:sz w:val="18"/>
+                <w:szCs w:val="18"/>
+              </w:rPr>
+              <w:t xml:space="preserve">4</w:t>
+            </w:r>
+          </w:p>
+        </w:tc>
+        <w:tc>
+          <w:tcPr>
+            <w:tcW w:type="dxa" w:w="9566"/>
+            <w:tcBorders>
+              <w:top w:val="single" w:color="999999" w:sz="4"/>
+              <w:left w:val="single" w:color="999999" w:sz="4"/>
+              <w:bottom w:val="single" w:color="999999" w:sz="4"/>
+              <w:right w:val="single" w:color="999999" w:sz="4"/>
+            </w:tcBorders>
+            <w:tcMar>
+              <w:top w:type="dxa" w:w="60"/>
+              <w:left w:type="dxa" w:w="80"/>
+              <w:bottom w:type="dxa" w:w="60"/>
+              <w:right w:type="dxa" w:w="80"/>
+            </w:tcMar>
+            <w:vAlign w:val="center"/>
+          </w:tcPr>
+          <w:p>
+            <w:pPr>
+              <w:jc w:val="left"/>
+            </w:pPr>
+            <w:r>
+              <w:rPr>
+                <w:b w:val="false"/>
+                <w:bCs w:val="false"/>
+                <w:color w:val="000000"/>
+                <w:sz w:val="17"/>
+                <w:szCs w:val="17"/>
+              </w:rPr>
+              <w:t xml:space="preserve">대부분의 회차에서 자료를 읽고 시선 패턴을 분석하여 문제를 적절히 해결함.</w:t>
+            </w:r>
+          </w:p>
+        </w:tc>
+      </w:tr>
+      <w:tr>
+        <w:tc>
+          <w:tcPr>
+            <w:tcW w:type="dxa" w:w="900"/>
+            <w:tcBorders>
+              <w:top w:val="single" w:color="999999" w:sz="4"/>
+              <w:left w:val="single" w:color="999999" w:sz="4"/>
+              <w:bottom w:val="single" w:color="999999" w:sz="4"/>
+              <w:right w:val="single" w:color="999999" w:sz="4"/>
+            </w:tcBorders>
+            <w:tcMar>
+              <w:top w:type="dxa" w:w="60"/>
+              <w:left w:type="dxa" w:w="80"/>
+              <w:bottom w:type="dxa" w:w="60"/>
+              <w:right w:type="dxa" w:w="80"/>
+            </w:tcMar>
+            <w:vAlign w:val="center"/>
+          </w:tcPr>
+          <w:p>
+            <w:pPr>
+              <w:jc w:val="center"/>
+            </w:pPr>
+            <w:r>
+              <w:rPr>
+                <w:b/>
+                <w:bCs/>
+                <w:color w:val="000000"/>
+                <w:sz w:val="18"/>
+                <w:szCs w:val="18"/>
+              </w:rPr>
+              <w:t xml:space="preserve">3</w:t>
+            </w:r>
+          </w:p>
+        </w:tc>
+        <w:tc>
+          <w:tcPr>
+            <w:tcW w:type="dxa" w:w="9566"/>
+            <w:tcBorders>
+              <w:top w:val="single" w:color="999999" w:sz="4"/>
+              <w:left w:val="single" w:color="999999" w:sz="4"/>
+              <w:bottom w:val="single" w:color="999999" w:sz="4"/>
+              <w:right w:val="single" w:color="999999" w:sz="4"/>
+            </w:tcBorders>
+            <w:tcMar>
+              <w:top w:type="dxa" w:w="60"/>
+              <w:left w:type="dxa" w:w="80"/>
+              <w:bottom w:type="dxa" w:w="60"/>
+              <w:right w:type="dxa" w:w="80"/>
+            </w:tcMar>
+            <w:vAlign w:val="center"/>
+          </w:tcPr>
+          <w:p>
+            <w:pPr>
+              <w:jc w:val="left"/>
+            </w:pPr>
+            <w:r>
+              <w:rPr>
+                <w:b w:val="false"/>
+                <w:bCs w:val="false"/>
+                <w:color w:val="000000"/>
+                <w:sz w:val="17"/>
+                <w:szCs w:val="17"/>
+              </w:rPr>
+              <w:t xml:space="preserve">일부 회차를 누락하였거나 시선 패턴 분석 결과를 문제 해결에 충분히 연결하지 못함.</w:t>
+            </w:r>
+          </w:p>
+        </w:tc>
+      </w:tr>
+      <w:tr>
+        <w:tc>
+          <w:tcPr>
+            <w:tcW w:type="dxa" w:w="900"/>
+            <w:tcBorders>
+              <w:top w:val="single" w:color="999999" w:sz="4"/>
+              <w:left w:val="single" w:color="999999" w:sz="4"/>
+              <w:bottom w:val="single" w:color="999999" w:sz="4"/>
+              <w:right w:val="single" w:color="999999" w:sz="4"/>
+            </w:tcBorders>
+            <w:tcMar>
+              <w:top w:type="dxa" w:w="60"/>
+              <w:left w:type="dxa" w:w="80"/>
+              <w:bottom w:type="dxa" w:w="60"/>
+              <w:right w:type="dxa" w:w="80"/>
+            </w:tcMar>
+            <w:vAlign w:val="center"/>
+          </w:tcPr>
+          <w:p>
+            <w:pPr>
+              <w:jc w:val="center"/>
+            </w:pPr>
+            <w:r>
+              <w:rPr>
+                <w:b/>
+                <w:bCs/>
+                <w:color w:val="000000"/>
+                <w:sz w:val="18"/>
+                <w:szCs w:val="18"/>
+              </w:rPr>
+              <w:t xml:space="preserve">2</w:t>
+            </w:r>
+          </w:p>
+        </w:tc>
+        <w:tc>
+          <w:tcPr>
+            <w:tcW w:type="dxa" w:w="9566"/>
+            <w:tcBorders>
+              <w:top w:val="single" w:color="999999" w:sz="4"/>
+              <w:left w:val="single" w:color="999999" w:sz="4"/>
+              <w:bottom w:val="single" w:color="999999" w:sz="4"/>
+              <w:right w:val="single" w:color="999999" w:sz="4"/>
+            </w:tcBorders>
+            <w:tcMar>
+              <w:top w:type="dxa" w:w="60"/>
+              <w:left w:type="dxa" w:w="80"/>
+              <w:bottom w:type="dxa" w:w="60"/>
+              <w:right w:type="dxa" w:w="80"/>
+            </w:tcMar>
+            <w:vAlign w:val="center"/>
+          </w:tcPr>
+          <w:p>
+            <w:pPr>
+              <w:jc w:val="left"/>
+            </w:pPr>
+            <w:r>
+              <w:rPr>
+                <w:b w:val="false"/>
+                <w:bCs w:val="false"/>
+                <w:color w:val="000000"/>
+                <w:sz w:val="17"/>
+                <w:szCs w:val="17"/>
+              </w:rPr>
+              <w:t xml:space="preserve">상당수 회차를 누락하였거나 분석 결과 활용이 형식적 수준에 그침.</w:t>
+            </w:r>
+          </w:p>
+        </w:tc>
+      </w:tr>
+      <w:tr>
+        <w:tc>
+          <w:tcPr>
+            <w:tcW w:type="dxa" w:w="900"/>
+            <w:tcBorders>
+              <w:top w:val="single" w:color="999999" w:sz="4"/>
+              <w:left w:val="single" w:color="999999" w:sz="4"/>
+              <w:bottom w:val="single" w:color="999999" w:sz="4"/>
+              <w:right w:val="single" w:color="999999" w:sz="4"/>
+            </w:tcBorders>
+            <w:tcMar>
+              <w:top w:type="dxa" w:w="60"/>
+              <w:left w:type="dxa" w:w="80"/>
+              <w:bottom w:type="dxa" w:w="60"/>
+              <w:right w:type="dxa" w:w="80"/>
+            </w:tcMar>
+            <w:vAlign w:val="center"/>
+          </w:tcPr>
+          <w:p>
+            <w:pPr>
+              <w:jc w:val="center"/>
+            </w:pPr>
+            <w:r>
+              <w:rPr>
+                <w:b/>
+                <w:bCs/>
+                <w:color w:val="000000"/>
+                <w:sz w:val="18"/>
+                <w:szCs w:val="18"/>
+              </w:rPr>
+              <w:t xml:space="preserve">1</w:t>
+            </w:r>
+          </w:p>
+        </w:tc>
+        <w:tc>
+          <w:tcPr>
+            <w:tcW w:type="dxa" w:w="9566"/>
+            <w:tcBorders>
+              <w:top w:val="single" w:color="999999" w:sz="4"/>
+              <w:left w:val="single" w:color="999999" w:sz="4"/>
+              <w:bottom w:val="single" w:color="999999" w:sz="4"/>
+              <w:right w:val="single" w:color="999999" w:sz="4"/>
+            </w:tcBorders>
+            <w:tcMar>
+              <w:top w:type="dxa" w:w="60"/>
+              <w:left w:type="dxa" w:w="80"/>
+              <w:bottom w:type="dxa" w:w="60"/>
+              <w:right w:type="dxa" w:w="80"/>
+            </w:tcMar>
+            <w:vAlign w:val="center"/>
+          </w:tcPr>
+          <w:p>
+            <w:pPr>
+              <w:jc w:val="left"/>
+            </w:pPr>
+            <w:r>
+              <w:rPr>
+                <w:b w:val="false"/>
+                <w:bCs w:val="false"/>
+                <w:color w:val="000000"/>
+                <w:sz w:val="17"/>
+                <w:szCs w:val="17"/>
+              </w:rPr>
+              <w:t xml:space="preserve">대부분 회차를 수행하지 않았거나 매우 미흡함.</w:t>
+            </w:r>
+          </w:p>
+        </w:tc>
+      </w:tr>
+      <w:tr>
+        <w:tc>
+          <w:tcPr>
+            <w:tcW w:type="dxa" w:w="900"/>
+            <w:tcBorders>
+              <w:top w:val="single" w:color="999999" w:sz="4"/>
+              <w:left w:val="single" w:color="999999" w:sz="4"/>
+              <w:bottom w:val="single" w:color="999999" w:sz="4"/>
+              <w:right w:val="single" w:color="999999" w:sz="4"/>
+            </w:tcBorders>
+            <w:tcMar>
+              <w:top w:type="dxa" w:w="60"/>
+              <w:left w:type="dxa" w:w="80"/>
+              <w:bottom w:type="dxa" w:w="60"/>
+              <w:right w:type="dxa" w:w="80"/>
+            </w:tcMar>
+            <w:vAlign w:val="center"/>
+          </w:tcPr>
+          <w:p>
+            <w:pPr>
+              <w:jc w:val="center"/>
+            </w:pPr>
+            <w:r>
+              <w:rPr>
+                <w:b/>
+                <w:bCs/>
+                <w:color w:val="000000"/>
+                <w:sz w:val="18"/>
+                <w:szCs w:val="18"/>
+              </w:rPr>
+              <w:t xml:space="preserve">0</w:t>
+            </w:r>
+          </w:p>
+        </w:tc>
+        <w:tc>
+          <w:tcPr>
+            <w:tcW w:type="dxa" w:w="9566"/>
+            <w:tcBorders>
+              <w:top w:val="single" w:color="999999" w:sz="4"/>
+              <w:left w:val="single" w:color="999999" w:sz="4"/>
+              <w:bottom w:val="single" w:color="999999" w:sz="4"/>
+              <w:right w:val="single" w:color="999999" w:sz="4"/>
+            </w:tcBorders>
+            <w:tcMar>
+              <w:top w:type="dxa" w:w="60"/>
+              <w:left w:type="dxa" w:w="80"/>
+              <w:bottom w:type="dxa" w:w="60"/>
+              <w:right w:type="dxa" w:w="80"/>
+            </w:tcMar>
+            <w:vAlign w:val="center"/>
+          </w:tcPr>
+          <w:p>
+            <w:pPr>
+              <w:jc w:val="left"/>
+            </w:pPr>
+            <w:r>
+              <w:rPr>
+                <w:b w:val="false"/>
+                <w:bCs w:val="false"/>
+                <w:color w:val="000000"/>
+                <w:sz w:val="17"/>
+                <w:szCs w:val="17"/>
+              </w:rPr>
+              <w:t xml:space="preserve">전혀 수행하지 않음(미제출).</w:t>
+            </w:r>
+          </w:p>
+        </w:tc>
+      </w:tr>
+    </w:tbl>
+    <w:p>
+      <w:pPr>
+        <w:pStyle w:val="Heading1"/>
+        <w:pBdr>
+          <w:bottom w:val="single" w:color="2F5496" w:sz="12" w:space="4"/>
+        </w:pBdr>
+        <w:spacing w:after="180" w:before="360"/>
+      </w:pPr>
+      <w:r>
+        <w:rPr>
+          <w:b/>
+          <w:bCs/>
+          <w:color w:val="1F3864"/>
+          <w:sz w:val="28"/>
+          <w:szCs w:val="28"/>
+        </w:rPr>
+        <w:t xml:space="preserve">Ⅵ. 총점 산정</w:t>
       </w:r>
     </w:p>
     <w:tbl>
@@ -8942,28 +12565,27 @@
               <w:bottom w:val="single" w:color="999999" w:sz="4"/>
               <w:right w:val="single" w:color="999999" w:sz="4"/>
             </w:tcBorders>
-            <w:shd w:fill="EDEFF7" w:color="auto" w:val="clear"/>
-            <w:tcMar>
-              <w:top w:type="dxa" w:w="60"/>
-              <w:left w:type="dxa" w:w="80"/>
-              <w:bottom w:type="dxa" w:w="60"/>
-              <w:right w:type="dxa" w:w="80"/>
-            </w:tcMar>
-            <w:vAlign w:val="center"/>
-          </w:tcPr>
-          <w:p>
-            <w:pPr>
-              <w:jc w:val="left"/>
-            </w:pPr>
-            <w:r>
-              <w:rPr>
-                <w:b/>
-                <w:bCs/>
+            <w:tcMar>
+              <w:top w:type="dxa" w:w="60"/>
+              <w:left w:type="dxa" w:w="80"/>
+              <w:bottom w:type="dxa" w:w="60"/>
+              <w:right w:type="dxa" w:w="80"/>
+            </w:tcMar>
+            <w:vAlign w:val="center"/>
+          </w:tcPr>
+          <w:p>
+            <w:pPr>
+              <w:jc w:val="left"/>
+            </w:pPr>
+            <w:r>
+              <w:rPr>
+                <w:b w:val="false"/>
+                <w:bCs w:val="false"/>
                 <w:color w:val="000000"/>
                 <w:sz w:val="19"/>
                 <w:szCs w:val="19"/>
               </w:rPr>
-              <w:t xml:space="preserve">합계(원점수)</w:t>
+              <w:t xml:space="preserve">5. 사자성어 쓰기</w:t>
             </w:r>
           </w:p>
         </w:tc>
@@ -8976,7 +12598,6 @@
               <w:bottom w:val="single" w:color="999999" w:sz="4"/>
               <w:right w:val="single" w:color="999999" w:sz="4"/>
             </w:tcBorders>
-            <w:shd w:fill="EDEFF7" w:color="auto" w:val="clear"/>
             <w:tcMar>
               <w:top w:type="dxa" w:w="60"/>
               <w:left w:type="dxa" w:w="80"/>
@@ -8997,7 +12618,145 @@
                 <w:sz w:val="19"/>
                 <w:szCs w:val="19"/>
               </w:rPr>
-              <w:t xml:space="preserve">40점</w:t>
+              <w:t xml:space="preserve">5점</w:t>
+            </w:r>
+          </w:p>
+        </w:tc>
+      </w:tr>
+      <w:tr>
+        <w:tc>
+          <w:tcPr>
+            <w:tcW w:type="dxa" w:w="6000"/>
+            <w:tcBorders>
+              <w:top w:val="single" w:color="999999" w:sz="4"/>
+              <w:left w:val="single" w:color="999999" w:sz="4"/>
+              <w:bottom w:val="single" w:color="999999" w:sz="4"/>
+              <w:right w:val="single" w:color="999999" w:sz="4"/>
+            </w:tcBorders>
+            <w:tcMar>
+              <w:top w:type="dxa" w:w="60"/>
+              <w:left w:type="dxa" w:w="80"/>
+              <w:bottom w:type="dxa" w:w="60"/>
+              <w:right w:type="dxa" w:w="80"/>
+            </w:tcMar>
+            <w:vAlign w:val="center"/>
+          </w:tcPr>
+          <w:p>
+            <w:pPr>
+              <w:jc w:val="left"/>
+            </w:pPr>
+            <w:r>
+              <w:rPr>
+                <w:b w:val="false"/>
+                <w:bCs w:val="false"/>
+                <w:color w:val="000000"/>
+                <w:sz w:val="19"/>
+                <w:szCs w:val="19"/>
+              </w:rPr>
+              <w:t xml:space="preserve">6. 시선패턴분석 독서활동</w:t>
+            </w:r>
+          </w:p>
+        </w:tc>
+        <w:tc>
+          <w:tcPr>
+            <w:tcW w:type="dxa" w:w="4466"/>
+            <w:tcBorders>
+              <w:top w:val="single" w:color="999999" w:sz="4"/>
+              <w:left w:val="single" w:color="999999" w:sz="4"/>
+              <w:bottom w:val="single" w:color="999999" w:sz="4"/>
+              <w:right w:val="single" w:color="999999" w:sz="4"/>
+            </w:tcBorders>
+            <w:tcMar>
+              <w:top w:type="dxa" w:w="60"/>
+              <w:left w:type="dxa" w:w="80"/>
+              <w:bottom w:type="dxa" w:w="60"/>
+              <w:right w:type="dxa" w:w="80"/>
+            </w:tcMar>
+            <w:vAlign w:val="center"/>
+          </w:tcPr>
+          <w:p>
+            <w:pPr>
+              <w:jc w:val="center"/>
+            </w:pPr>
+            <w:r>
+              <w:rPr>
+                <w:b/>
+                <w:bCs/>
+                <w:color w:val="000000"/>
+                <w:sz w:val="19"/>
+                <w:szCs w:val="19"/>
+              </w:rPr>
+              <w:t xml:space="preserve">5점</w:t>
+            </w:r>
+          </w:p>
+        </w:tc>
+      </w:tr>
+      <w:tr>
+        <w:tc>
+          <w:tcPr>
+            <w:tcW w:type="dxa" w:w="6000"/>
+            <w:tcBorders>
+              <w:top w:val="single" w:color="999999" w:sz="4"/>
+              <w:left w:val="single" w:color="999999" w:sz="4"/>
+              <w:bottom w:val="single" w:color="999999" w:sz="4"/>
+              <w:right w:val="single" w:color="999999" w:sz="4"/>
+            </w:tcBorders>
+            <w:shd w:fill="EDEFF7" w:color="auto" w:val="clear"/>
+            <w:tcMar>
+              <w:top w:type="dxa" w:w="60"/>
+              <w:left w:type="dxa" w:w="80"/>
+              <w:bottom w:type="dxa" w:w="60"/>
+              <w:right w:type="dxa" w:w="80"/>
+            </w:tcMar>
+            <w:vAlign w:val="center"/>
+          </w:tcPr>
+          <w:p>
+            <w:pPr>
+              <w:jc w:val="left"/>
+            </w:pPr>
+            <w:r>
+              <w:rPr>
+                <w:b/>
+                <w:bCs/>
+                <w:color w:val="000000"/>
+                <w:sz w:val="19"/>
+                <w:szCs w:val="19"/>
+              </w:rPr>
+              <w:t xml:space="preserve">합계(원점수)</w:t>
+            </w:r>
+          </w:p>
+        </w:tc>
+        <w:tc>
+          <w:tcPr>
+            <w:tcW w:type="dxa" w:w="4466"/>
+            <w:tcBorders>
+              <w:top w:val="single" w:color="999999" w:sz="4"/>
+              <w:left w:val="single" w:color="999999" w:sz="4"/>
+              <w:bottom w:val="single" w:color="999999" w:sz="4"/>
+              <w:right w:val="single" w:color="999999" w:sz="4"/>
+            </w:tcBorders>
+            <w:shd w:fill="EDEFF7" w:color="auto" w:val="clear"/>
+            <w:tcMar>
+              <w:top w:type="dxa" w:w="60"/>
+              <w:left w:type="dxa" w:w="80"/>
+              <w:bottom w:type="dxa" w:w="60"/>
+              <w:right w:type="dxa" w:w="80"/>
+            </w:tcMar>
+            <w:vAlign w:val="center"/>
+          </w:tcPr>
+          <w:p>
+            <w:pPr>
+              <w:jc w:val="center"/>
+            </w:pPr>
+            <w:r>
+              <w:rPr>
+                <w:b/>
+                <w:bCs/>
+                <w:color w:val="000000"/>
+                <w:sz w:val="19"/>
+                <w:szCs w:val="19"/>
+              </w:rPr>
+              <w:t xml:space="preserve">50점</w:t>
             </w:r>
           </w:p>
         </w:tc>
@@ -9015,7 +12774,7 @@
           <w:sz w:val="17"/>
           <w:szCs w:val="17"/>
         </w:rPr>
-        <w:t xml:space="preserve">※ 학교 학업성적관리규정상 수행평가 반영 비율에 따라 환산이 필요한 경우, 환산 점수 = (원점수 ÷ 40) × 배정 점수 로 산출한다.</w:t>
+        <w:t xml:space="preserve">※ 학교 학업성적관리규정상 수행평가 반영 비율에 따라 환산이 필요한 경우, 환산 점수 = (원점수 ÷ 50) × 배정 점수 로 산출한다.</w:t>
       </w:r>
     </w:p>
     <w:p>
@@ -9034,7 +12793,7 @@
           <w:sz w:val="28"/>
           <w:szCs w:val="28"/>
         </w:rPr>
-        <w:t xml:space="preserve">Ⅵ. 운영 및 채점 유의 사항</w:t>
+        <w:t xml:space="preserve">Ⅶ. 운영 및 채점 유의 사항</w:t>
       </w:r>
     </w:p>
     <w:p>
@@ -9051,7 +12810,7 @@
           <w:sz w:val="19"/>
           <w:szCs w:val="19"/>
         </w:rPr>
-        <w:t xml:space="preserve">평가 시작 전(8월 18일 이전) 학습자에게 4단계 전체 일정, 배점, 루브릭을 사전에 공지하고 서면(학습 안내문)으로 배부한다.</w:t>
+        <w:t xml:space="preserve">평가 시작 전(8월 18일 이전) 학습자에게 전체 일정(①~⑥ 전 항목), 배점, 루브릭을 사전에 공지하고 서면(학습 안내문)으로 배부한다.</w:t>
       </w:r>
     </w:p>
     <w:p>
@@ -9085,7 +12844,7 @@
           <w:sz w:val="19"/>
           <w:szCs w:val="19"/>
         </w:rPr>
-        <w:t xml:space="preserve">표절·대필 등 부정행위가 확인된 산출물은 해당 단계 0점으로 처리하며, 사전에 이러한 기준을 공지한다.</w:t>
+        <w:t xml:space="preserve">사자성어 쓰기 노트와 시선패턴분석 결과지는 매주 금요일 종료 후 교사가 확인·기록하여 누락 회차를 조기에 파악하고, 학기 말(11주차, 11.9.~11.13.)에 10주 누적 결과를 종합하여 채점한다.</w:t>
       </w:r>
     </w:p>
     <w:p>
@@ -9102,7 +12861,7 @@
           <w:sz w:val="19"/>
           <w:szCs w:val="19"/>
         </w:rPr>
-        <w:t xml:space="preserve">질병 등 불가피한 사유로 특정 단계에 결시한 학습자에게는 학교 학업성적관리규정에 따라 사전에 정한 기한 내 재응시(대체 평가) 기회를 부여한다.</w:t>
+        <w:t xml:space="preserve">시선패턴분석 독서활동에 사용하는 아이트래킹 도구는 사전에 기기·프로그램을 점검하고, 학습자의 시선 데이터 등 개인정보는 교육 목적 외로 사용하지 않으며 관련 법령과 학교 개인정보 처리 방침에 따라 관리한다.</w:t>
       </w:r>
     </w:p>
     <w:p>
@@ -9119,7 +12878,7 @@
           <w:sz w:val="19"/>
           <w:szCs w:val="19"/>
         </w:rPr>
-        <w:t xml:space="preserve">각 단계 채점 결과에 대해 정해진 기간 내 이의신청을 받을 수 있도록 하고, 루브릭에 근거하여 재확인 후 처리한다.</w:t>
+        <w:t xml:space="preserve">표절·대필 등 부정행위가 확인된 산출물은 해당 항목 0점으로 처리하며, 사전에 이러한 기준을 공지한다.</w:t>
       </w:r>
     </w:p>
     <w:p>
@@ -9136,7 +12895,41 @@
           <w:sz w:val="19"/>
           <w:szCs w:val="19"/>
         </w:rPr>
-        <w:t xml:space="preserve">독서(1단계) 및 토론(2단계) 단계에서 최소 성취수준 도달이 어려울 것으로 예상되는 학습자는 조기에 파악하여 보충 지도(독서 자료 안내, 개별 피드백 등)를 제공함으로써 논술·구술면접 단계까지 참여할 수 있도록 지원한다.</w:t>
+        <w:t xml:space="preserve">질병 등 불가피한 사유로 특정 단계·회차에 결시한 학습자에게는 학교 학업성적관리규정에 따라 사전에 정한 기한 내 재응시(대체 평가) 기회를 부여한다.</w:t>
+      </w:r>
+    </w:p>
+    <w:p>
+      <w:pPr>
+        <w:pStyle w:val="ListParagraph"/>
+        <w:numPr>
+          <w:ilvl w:val="0"/>
+          <w:numId w:val="2"/>
+        </w:numPr>
+        <w:spacing w:after="60" w:line="280"/>
+      </w:pPr>
+      <w:r>
+        <w:rPr>
+          <w:sz w:val="19"/>
+          <w:szCs w:val="19"/>
+        </w:rPr>
+        <w:t xml:space="preserve">각 항목 채점 결과에 대해 정해진 기간 내 이의신청을 받을 수 있도록 하고, 루브릭에 근거하여 재확인 후 처리한다.</w:t>
+      </w:r>
+    </w:p>
+    <w:p>
+      <w:pPr>
+        <w:pStyle w:val="ListParagraph"/>
+        <w:numPr>
+          <w:ilvl w:val="0"/>
+          <w:numId w:val="2"/>
+        </w:numPr>
+        <w:spacing w:after="60" w:line="280"/>
+      </w:pPr>
+      <w:r>
+        <w:rPr>
+          <w:sz w:val="19"/>
+          <w:szCs w:val="19"/>
+        </w:rPr>
+        <w:t xml:space="preserve">독서(1단계) 및 토론(2단계) 단계, 그리고 상시 수행평가(사자성어 쓰기·시선패턴분석 독서활동)에서 최소 성취수준 도달이 어려울 것으로 예상되는 학습자는 조기에 파악하여 보충 지도(개별 피드백, 보충 회차 제공 등)를 실시한다.</w:t>
       </w:r>
     </w:p>
     <w:sectPr>

--- a/curriculum_plans/독서_토론_논술_구술면접_프로젝트형_수행평가_계획서.docx
+++ b/curriculum_plans/독서_토론_논술_구술면접_프로젝트형_수행평가_계획서.docx
@@ -1229,7 +1229,7 @@
                 <w:sz w:val="17"/>
                 <w:szCs w:val="17"/>
               </w:rPr>
-              <w:t xml:space="preserve">자기 선택적 도서 선정, 완독, 독서기록장(발췌·메모·의문점) 작성</w:t>
+              <w:t xml:space="preserve">독서활동기록장을 통한 독서계획 세우기 → 독서일지 작성 → 서평 쓰기</w:t>
             </w:r>
           </w:p>
         </w:tc>
@@ -1262,7 +1262,7 @@
                 <w:sz w:val="17"/>
                 <w:szCs w:val="17"/>
               </w:rPr>
-              <w:t xml:space="preserve">독서기록장</w:t>
+              <w:t xml:space="preserve">독서활동기록장(독서계획·독서일지·서평)</w:t>
             </w:r>
           </w:p>
         </w:tc>
@@ -1459,7 +1459,7 @@
                 <w:sz w:val="17"/>
                 <w:szCs w:val="17"/>
               </w:rPr>
-              <w:t xml:space="preserve">독서 내용을 바탕으로 쟁점 선정, 입론서 작성, 모둠 토론 실시</w:t>
+              <w:t xml:space="preserve">토론 개요서 작성 → 입론서 작성 → 토론 실습 진행</w:t>
             </w:r>
           </w:p>
         </w:tc>
@@ -1492,7 +1492,7 @@
                 <w:sz w:val="17"/>
                 <w:szCs w:val="17"/>
               </w:rPr>
-              <w:t xml:space="preserve">입론서, 토론 활동지</w:t>
+              <w:t xml:space="preserve">토론 개요서, 입론서, 토론 실습 활동지</w:t>
             </w:r>
           </w:p>
         </w:tc>
@@ -1689,7 +1689,7 @@
                 <w:sz w:val="17"/>
                 <w:szCs w:val="17"/>
               </w:rPr>
-              <w:t xml:space="preserve">논제 분석, 개요 작성, 초고 작성 및 첨삭, 최종 논술문 완성</w:t>
+              <w:t xml:space="preserve">독서 활동 내용과 토론 활동 내용을 근거로 제시하여 논술 논제에 맞는 논술문 작성(개요 작성 → 초고 작성 → 첨삭 → 최종 완성)</w:t>
             </w:r>
           </w:p>
         </w:tc>
@@ -1919,7 +1919,7 @@
                 <w:sz w:val="17"/>
                 <w:szCs w:val="17"/>
               </w:rPr>
-              <w:t xml:space="preserve">독서·토론·논술 내용을 종합한 개별 구술면접 준비 및 실시</w:t>
+              <w:t xml:space="preserve">교사가 독서·토론·논술 내용을 질문하고 학생이 답변하거나, 학생 상호 간 질문·답변하는 방식으로 구술면접 실시</w:t>
             </w:r>
           </w:p>
         </w:tc>
@@ -1952,7 +1952,7 @@
                 <w:sz w:val="17"/>
                 <w:szCs w:val="17"/>
               </w:rPr>
-              <w:t xml:space="preserve">면접 평가표</w:t>
+              <w:t xml:space="preserve">면접 평가표(교사 질문형/학생 상호 질문형)</w:t>
             </w:r>
           </w:p>
         </w:tc>
@@ -2371,7 +2371,7 @@
                 <w:sz w:val="16"/>
                 <w:szCs w:val="16"/>
               </w:rPr>
-              <w:t xml:space="preserve">프로젝트 전체 안내(평가 계획·루브릭 공지), 자기 선택적 도서 선정</w:t>
+              <w:t xml:space="preserve">프로젝트 전체 안내(평가 계획·루브릭 공지), 도서 선정 및 독서활동기록장을 통한 독서계획 세우기</w:t>
             </w:r>
           </w:p>
         </w:tc>
@@ -2538,7 +2538,7 @@
                 <w:sz w:val="16"/>
                 <w:szCs w:val="16"/>
               </w:rPr>
-              <w:t xml:space="preserve">완독 진행, 독서기록장(발췌·메모·의문점) 작성 시작</w:t>
+              <w:t xml:space="preserve">완독 진행, 독서활동기록장에 독서일지 작성 시작</w:t>
             </w:r>
           </w:p>
         </w:tc>
@@ -2705,7 +2705,7 @@
                 <w:sz w:val="16"/>
                 <w:szCs w:val="16"/>
               </w:rPr>
-              <w:t xml:space="preserve">완독 및 독서기록장 작성, 1차 교사 점검·피드백</w:t>
+              <w:t xml:space="preserve">독서일지 작성, 1차 교사 점검·피드백</w:t>
             </w:r>
           </w:p>
         </w:tc>
@@ -2872,7 +2872,7 @@
                 <w:sz w:val="16"/>
                 <w:szCs w:val="16"/>
               </w:rPr>
-              <w:t xml:space="preserve">독서기록장 정리·보완</w:t>
+              <w:t xml:space="preserve">완독 마무리 및 서평 쓰기</w:t>
             </w:r>
           </w:p>
         </w:tc>
@@ -3039,7 +3039,7 @@
                 <w:sz w:val="16"/>
                 <w:szCs w:val="16"/>
               </w:rPr>
-              <w:t xml:space="preserve">독서기록장 제출 마감 및 1단계 채점</w:t>
+              <w:t xml:space="preserve">독서활동기록장(독서계획·독서일지·서평) 제출 마감 및 1단계 채점</w:t>
             </w:r>
           </w:p>
         </w:tc>
@@ -3206,7 +3206,7 @@
                 <w:sz w:val="16"/>
                 <w:szCs w:val="16"/>
               </w:rPr>
-              <w:t xml:space="preserve">모둠 구성, 독서 내용 기반 쟁점(논제) 선정</w:t>
+              <w:t xml:space="preserve">모둠 구성, 독서 내용 기반 쟁점(논제) 선정 및 토론 개요서 작성</w:t>
             </w:r>
           </w:p>
         </w:tc>
@@ -3373,7 +3373,7 @@
                 <w:sz w:val="16"/>
                 <w:szCs w:val="16"/>
               </w:rPr>
-              <w:t xml:space="preserve">입론서 작성, 근거 자료 수집·정리</w:t>
+              <w:t xml:space="preserve">개요서를 바탕으로 입론서 작성, 근거 자료 수집·정리</w:t>
             </w:r>
           </w:p>
         </w:tc>
@@ -3540,7 +3540,7 @@
                 <w:sz w:val="16"/>
                 <w:szCs w:val="16"/>
               </w:rPr>
-              <w:t xml:space="preserve">모둠별 토론 리허설 및 상호 피드백</w:t>
+              <w:t xml:space="preserve">토론 실습 리허설(모의 토론) 및 상호 피드백</w:t>
             </w:r>
           </w:p>
         </w:tc>
@@ -3707,7 +3707,7 @@
                 <w:sz w:val="16"/>
                 <w:szCs w:val="16"/>
               </w:rPr>
-              <w:t xml:space="preserve">본 토론 실시 및 2단계 채점</w:t>
+              <w:t xml:space="preserve">토론 실습(본 토론) 실시 및 2단계 채점</w:t>
             </w:r>
           </w:p>
         </w:tc>
@@ -3874,7 +3874,7 @@
                 <w:sz w:val="16"/>
                 <w:szCs w:val="16"/>
               </w:rPr>
-              <w:t xml:space="preserve">논술 논제 안내, 개요(아웃라인) 작성</w:t>
+              <w:t xml:space="preserve">논술 논제 안내, 독서·토론 활동 내용을 근거 자료로 정리하며 개요(아웃라인) 작성</w:t>
             </w:r>
           </w:p>
         </w:tc>
@@ -4041,7 +4041,7 @@
                 <w:sz w:val="16"/>
                 <w:szCs w:val="16"/>
               </w:rPr>
-              <w:t xml:space="preserve">논술문 초고 작성</w:t>
+              <w:t xml:space="preserve">독서 활동 내용과 토론 활동 내용을 논거로 제시하며 논술문 초고 작성</w:t>
             </w:r>
           </w:p>
         </w:tc>
@@ -4542,7 +4542,7 @@
                 <w:sz w:val="16"/>
                 <w:szCs w:val="16"/>
               </w:rPr>
-              <w:t xml:space="preserve">면접 문항 범위 안내, 개별 준비(독서·토론·논술 내용 정리)</w:t>
+              <w:t xml:space="preserve">구술면접 방식 안내(교사 질문형 또는 학생 상호 질문형 선택), 질문 문항·범위 준비(독서·토론·논술 내용 정리)</w:t>
             </w:r>
           </w:p>
         </w:tc>
@@ -4709,7 +4709,7 @@
                 <w:sz w:val="16"/>
                 <w:szCs w:val="16"/>
               </w:rPr>
-              <w:t xml:space="preserve">개별 구술면접 실시, 4단계 채점, 총점 산출 및 최종 피드백</w:t>
+              <w:t xml:space="preserve">구술면접 실시(교사 질문-학생 답변 또는 학생 상호 질문-답변), 4단계 채점, 총점 산출 및 최종 피드백</w:t>
             </w:r>
           </w:p>
         </w:tc>
@@ -4813,7 +4813,7 @@
           <w:sz w:val="19"/>
           <w:szCs w:val="19"/>
         </w:rPr>
-        <w:t xml:space="preserve">A. 독서 활동의 충실성 (5점)</w:t>
+        <w:t xml:space="preserve">A. 독서계획 세우기 및 독서일지 작성의 충실성 (5점)</w:t>
       </w:r>
     </w:p>
     <w:tbl>
@@ -4965,7 +4965,7 @@
                 <w:sz w:val="17"/>
                 <w:szCs w:val="17"/>
               </w:rPr>
-              <w:t xml:space="preserve">자기 선택적으로 도서를 선정하여 완독하고, 독서기록장에 발췌·메모·의문점을 매우 충실하고 구체적으로 기록함.</w:t>
+              <w:t xml:space="preserve">독서 목적과 계획을 구체적으로 수립하고, 독서일지에 사실적 이해와 성찰을 매우 충실하고 구체적으로 기록함.</w:t>
             </w:r>
           </w:p>
         </w:tc>
@@ -5033,7 +5033,7 @@
                 <w:sz w:val="17"/>
                 <w:szCs w:val="17"/>
               </w:rPr>
-              <w:t xml:space="preserve">도서를 완독하고 독서기록장을 충실히 작성하였으나 일부 기록이 간략함.</w:t>
+              <w:t xml:space="preserve">독서 계획을 수립하고 독서일지를 충실히 작성하였으나 일부 기록이 간략함.</w:t>
             </w:r>
           </w:p>
         </w:tc>
@@ -5101,7 +5101,7 @@
                 <w:sz w:val="17"/>
                 <w:szCs w:val="17"/>
               </w:rPr>
-              <w:t xml:space="preserve">도서를 대부분 읽고 독서기록장을 작성하였으나 내용이 다소 부족함.</w:t>
+              <w:t xml:space="preserve">독서 계획이나 독서일지 작성이 대체로 이루어졌으나 내용이 다소 부족함.</w:t>
             </w:r>
           </w:p>
         </w:tc>
@@ -5169,7 +5169,7 @@
                 <w:sz w:val="17"/>
                 <w:szCs w:val="17"/>
               </w:rPr>
-              <w:t xml:space="preserve">완독하지 못했거나 독서기록장의 기록이 형식적 수준에 그침.</w:t>
+              <w:t xml:space="preserve">독서 계획 또는 독서일지 작성이 형식적 수준에 그침.</w:t>
             </w:r>
           </w:p>
         </w:tc>
@@ -5237,7 +5237,7 @@
                 <w:sz w:val="17"/>
                 <w:szCs w:val="17"/>
               </w:rPr>
-              <w:t xml:space="preserve">독서기록장의 대부분이 미흡하거나 형식적으로만 작성됨.</w:t>
+              <w:t xml:space="preserve">독서 계획과 독서일지의 대부분이 미흡하거나 형식적으로만 작성됨.</w:t>
             </w:r>
           </w:p>
         </w:tc>
@@ -5305,7 +5305,7 @@
                 <w:sz w:val="17"/>
                 <w:szCs w:val="17"/>
               </w:rPr>
-              <w:t xml:space="preserve">독서기록장 미제출.</w:t>
+              <w:t xml:space="preserve">독서활동기록장(독서계획·독서일지) 미제출.</w:t>
             </w:r>
           </w:p>
         </w:tc>
@@ -5322,7 +5322,7 @@
           <w:sz w:val="19"/>
           <w:szCs w:val="19"/>
         </w:rPr>
-        <w:t xml:space="preserve">B. 내용 이해 및 해석의 깊이 (5점)</w:t>
+        <w:t xml:space="preserve">B. 서평 쓰기의 완성도 (5점)</w:t>
       </w:r>
     </w:p>
     <w:tbl>
@@ -5474,7 +5474,7 @@
                 <w:sz w:val="17"/>
                 <w:szCs w:val="17"/>
               </w:rPr>
-              <w:t xml:space="preserve">글의 내용을 정확히 파악하고, 드러나지 않은 정보를 추론하며 자신의 관점을 깊이 있게 형성함.</w:t>
+              <w:t xml:space="preserve">도서의 내용을 정확히 이해하고 자신만의 관점으로 평가하며, 타당한 근거를 들어 논리적이고 완성도 높은 서평을 작성함.</w:t>
             </w:r>
           </w:p>
         </w:tc>
@@ -5542,7 +5542,7 @@
                 <w:sz w:val="17"/>
                 <w:szCs w:val="17"/>
               </w:rPr>
-              <w:t xml:space="preserve">글의 내용을 정확히 이해하고 자신의 관점을 제시함.</w:t>
+              <w:t xml:space="preserve">도서의 내용을 이해하고 자신의 평가적 관점을 담아 서평을 작성함.</w:t>
             </w:r>
           </w:p>
         </w:tc>
@@ -5610,7 +5610,7 @@
                 <w:sz w:val="17"/>
                 <w:szCs w:val="17"/>
               </w:rPr>
-              <w:t xml:space="preserve">글의 중심 내용은 이해하였으나 추론적·비판적 해석이 다소 부족함.</w:t>
+              <w:t xml:space="preserve">서평을 작성하였으나 평가적 관점이나 근거 제시가 다소 부족함.</w:t>
             </w:r>
           </w:p>
         </w:tc>
@@ -5678,7 +5678,7 @@
                 <w:sz w:val="17"/>
                 <w:szCs w:val="17"/>
               </w:rPr>
-              <w:t xml:space="preserve">글의 내용 파악이 부분적으로만 이루어짐.</w:t>
+              <w:t xml:space="preserve">서평이 줄거리 요약 수준에 그치는 등 형식적으로 작성됨.</w:t>
             </w:r>
           </w:p>
         </w:tc>
@@ -5746,7 +5746,7 @@
                 <w:sz w:val="17"/>
                 <w:szCs w:val="17"/>
               </w:rPr>
-              <w:t xml:space="preserve">글의 내용을 거의 이해하지 못함.</w:t>
+              <w:t xml:space="preserve">서평 작성이 매우 미흡함.</w:t>
             </w:r>
           </w:p>
         </w:tc>
@@ -5814,7 +5814,7 @@
                 <w:sz w:val="17"/>
                 <w:szCs w:val="17"/>
               </w:rPr>
-              <w:t xml:space="preserve">평가 자료 없음(미제출).</w:t>
+              <w:t xml:space="preserve">서평 미제출.</w:t>
             </w:r>
           </w:p>
         </w:tc>
@@ -5847,7 +5847,7 @@
           <w:sz w:val="19"/>
           <w:szCs w:val="19"/>
         </w:rPr>
-        <w:t xml:space="preserve">A. 토론 준비 및 논거의 타당성 (5점)</w:t>
+        <w:t xml:space="preserve">A. 개요서·입론서 작성의 타당성 (5점)</w:t>
       </w:r>
     </w:p>
     <w:tbl>
@@ -5999,7 +5999,7 @@
                 <w:sz w:val="17"/>
                 <w:szCs w:val="17"/>
               </w:rPr>
-              <w:t xml:space="preserve">독서 내용을 근거로 쟁점을 명확히 파악하고, 타당하고 다양한 근거 자료를 수집·조직하여 논리적인 입론을 구성함.</w:t>
+              <w:t xml:space="preserve">독서 내용을 근거로 쟁점을 명확히 파악하여 토론 개요서를 논리적으로 구성하고, 타당하고 다양한 근거 자료를 수집·조직하여 완성도 높은 입론서를 작성함.</w:t>
             </w:r>
           </w:p>
         </w:tc>
@@ -6067,7 +6067,7 @@
                 <w:sz w:val="17"/>
                 <w:szCs w:val="17"/>
               </w:rPr>
-              <w:t xml:space="preserve">쟁점을 파악하고 적절한 근거를 갖추어 입론을 구성함.</w:t>
+              <w:t xml:space="preserve">개요서와 입론서를 작성하되 쟁점 파악과 근거 구성이 대체로 적절함.</w:t>
             </w:r>
           </w:p>
         </w:tc>
@@ -6135,7 +6135,7 @@
                 <w:sz w:val="17"/>
                 <w:szCs w:val="17"/>
               </w:rPr>
-              <w:t xml:space="preserve">쟁점 파악은 되었으나 근거의 타당성이나 조직이 다소 미흡함.</w:t>
+              <w:t xml:space="preserve">개요서 또는 입론서 작성이 이루어졌으나 근거의 타당성이나 논리적 구성이 다소 미흡함.</w:t>
             </w:r>
           </w:p>
         </w:tc>
@@ -6203,7 +6203,7 @@
                 <w:sz w:val="17"/>
                 <w:szCs w:val="17"/>
               </w:rPr>
-              <w:t xml:space="preserve">입론 구성이 형식적 수준에 그침.</w:t>
+              <w:t xml:space="preserve">개요서·입론서 작성이 형식적 수준에 그침.</w:t>
             </w:r>
           </w:p>
         </w:tc>
@@ -6271,7 +6271,7 @@
                 <w:sz w:val="17"/>
                 <w:szCs w:val="17"/>
               </w:rPr>
-              <w:t xml:space="preserve">입론 준비가 매우 미흡함.</w:t>
+              <w:t xml:space="preserve">개요서·입론서 작성이 매우 미흡함.</w:t>
             </w:r>
           </w:p>
         </w:tc>
@@ -6356,7 +6356,7 @@
           <w:sz w:val="19"/>
           <w:szCs w:val="19"/>
         </w:rPr>
-        <w:t xml:space="preserve">B. 토론 참여 태도 및 상호작용 (5점)</w:t>
+        <w:t xml:space="preserve">B. 토론 실습 참여 태도 및 상호작용 (5점)</w:t>
       </w:r>
     </w:p>
     <w:tbl>
@@ -6508,7 +6508,7 @@
                 <w:sz w:val="17"/>
                 <w:szCs w:val="17"/>
               </w:rPr>
-              <w:t xml:space="preserve">상대측 주장을 경청하고 논리적으로 반론하며, 협력적이고 책임감 있는 태도로 토론에 적극 참여함.</w:t>
+              <w:t xml:space="preserve">상대측 주장을 경청하고 논리적으로 반론하며, 협력적이고 책임감 있는 태도로 토론 실습에 적극 참여함.</w:t>
             </w:r>
           </w:p>
         </w:tc>
@@ -6576,7 +6576,7 @@
                 <w:sz w:val="17"/>
                 <w:szCs w:val="17"/>
               </w:rPr>
-              <w:t xml:space="preserve">토론에 적극적으로 참여하고 상대 주장에 적절히 대응함.</w:t>
+              <w:t xml:space="preserve">토론 실습에 적극적으로 참여하고 상대 주장에 적절히 대응함.</w:t>
             </w:r>
           </w:p>
         </w:tc>
@@ -6644,7 +6644,7 @@
                 <w:sz w:val="17"/>
                 <w:szCs w:val="17"/>
               </w:rPr>
-              <w:t xml:space="preserve">토론에 참여하였으나 상호작용이 다소 소극적임.</w:t>
+              <w:t xml:space="preserve">토론 실습에 참여하였으나 상호작용이 다소 소극적임.</w:t>
             </w:r>
           </w:p>
         </w:tc>
@@ -6712,7 +6712,7 @@
                 <w:sz w:val="17"/>
                 <w:szCs w:val="17"/>
               </w:rPr>
-              <w:t xml:space="preserve">토론 참여가 형식적 수준에 그침.</w:t>
+              <w:t xml:space="preserve">토론 실습 참여가 형식적 수준에 그침.</w:t>
             </w:r>
           </w:p>
         </w:tc>
@@ -6780,7 +6780,7 @@
                 <w:sz w:val="17"/>
                 <w:szCs w:val="17"/>
               </w:rPr>
-              <w:t xml:space="preserve">토론에 거의 참여하지 않음.</w:t>
+              <w:t xml:space="preserve">토론 실습에 거의 참여하지 않음.</w:t>
             </w:r>
           </w:p>
         </w:tc>
@@ -6886,7 +6886,7 @@
           <w:sz w:val="19"/>
           <w:szCs w:val="19"/>
         </w:rPr>
-        <w:t xml:space="preserve">A. 논지의 명료성과 논리적 전개 (5점)</w:t>
+        <w:t xml:space="preserve">A. 논지의 명료성 및 독서·토론 내용의 논거 활용 (5점)</w:t>
       </w:r>
     </w:p>
     <w:tbl>
@@ -7038,7 +7038,7 @@
                 <w:sz w:val="17"/>
                 <w:szCs w:val="17"/>
               </w:rPr>
-              <w:t xml:space="preserve">주장이 명료하고, 타당한 근거를 바탕으로 서론-본론-결론이 유기적이고 논리적으로 전개됨.</w:t>
+              <w:t xml:space="preserve">논술 논제에 맞는 주장이 명료하고, 독서 활동과 토론 활동에서 다룬 내용을 타당한 근거로 제시하며 서론-본론-결론이 유기적이고 논리적으로 전개됨.</w:t>
             </w:r>
           </w:p>
         </w:tc>
@@ -7106,7 +7106,7 @@
                 <w:sz w:val="17"/>
                 <w:szCs w:val="17"/>
               </w:rPr>
-              <w:t xml:space="preserve">주장이 분명하고 근거와 주장이 논리적으로 연결됨.</w:t>
+              <w:t xml:space="preserve">주장이 분명하고 독서·토론 내용을 근거로 활용하여 논리적으로 연결함.</w:t>
             </w:r>
           </w:p>
         </w:tc>
@@ -7174,7 +7174,7 @@
                 <w:sz w:val="17"/>
                 <w:szCs w:val="17"/>
               </w:rPr>
-              <w:t xml:space="preserve">주장은 드러나나 근거와의 연결이나 구성이 다소 미흡함.</w:t>
+              <w:t xml:space="preserve">주장은 드러나나 독서·토론 내용을 근거로 활용하는 정도나 구성이 다소 미흡함.</w:t>
             </w:r>
           </w:p>
         </w:tc>
@@ -7242,7 +7242,7 @@
                 <w:sz w:val="17"/>
                 <w:szCs w:val="17"/>
               </w:rPr>
-              <w:t xml:space="preserve">주장과 근거의 논리적 연결이 부족함.</w:t>
+              <w:t xml:space="preserve">주장과 근거(독서·토론 내용 포함)의 논리적 연결이 부족함.</w:t>
             </w:r>
           </w:p>
         </w:tc>
@@ -7310,7 +7310,7 @@
                 <w:sz w:val="17"/>
                 <w:szCs w:val="17"/>
               </w:rPr>
-              <w:t xml:space="preserve">논지가 불분명하거나 구성이 거의 이루어지지 않음.</w:t>
+              <w:t xml:space="preserve">논지가 불분명하거나 독서·토론 내용을 근거로 거의 활용하지 못함.</w:t>
             </w:r>
           </w:p>
         </w:tc>
@@ -8072,7 +8072,7 @@
                 <w:sz w:val="17"/>
                 <w:szCs w:val="17"/>
               </w:rPr>
-              <w:t xml:space="preserve">질문의 의도를 정확히 파악하고, 독서-토론-논술 내용을 연계하여 정확하고 깊이 있게 응답함.</w:t>
+              <w:t xml:space="preserve">질문자(교사 또는 동료 학습자)의 질문 의도를 정확히 파악하고, 독서-토론-논술 내용을 연계하여 정확하고 깊이 있게 응답함.</w:t>
             </w:r>
           </w:p>
         </w:tc>
@@ -8140,7 +8140,7 @@
                 <w:sz w:val="17"/>
                 <w:szCs w:val="17"/>
               </w:rPr>
-              <w:t xml:space="preserve">질문에 적절히 응답하고 앞선 활동 내용과 연계하여 설명함.</w:t>
+              <w:t xml:space="preserve">질문에 적절히 응답하고 앞선 활동(독서·토론·논술) 내용과 연계하여 설명함.</w:t>
             </w:r>
           </w:p>
         </w:tc>
@@ -9479,7 +9479,7 @@
                 <w:sz w:val="16"/>
                 <w:szCs w:val="16"/>
               </w:rPr>
-              <w:t xml:space="preserve">아이트래킹(시선추적) 도구를 활용하여 매주 월·수·금 3회 실시하며, 회차별 제시 자료 3개를 읽고 시선 이동 패턴을 바탕으로 문제를 해결한다.</w:t>
+              <w:t xml:space="preserve">리드포스쿨(Read4School) 프로그램을 활용하여 매주 월·수·금 3회 실시하며, 회차별 제시 자료 3개를 읽고 시선 이동 패턴을 바탕으로 문제를 해결한다.</w:t>
             </w:r>
           </w:p>
         </w:tc>
@@ -9512,7 +9512,7 @@
                 <w:sz w:val="16"/>
                 <w:szCs w:val="16"/>
               </w:rPr>
-              <w:t xml:space="preserve">시선패턴 분석 결과지 및 문제 해결지</w:t>
+              <w:t xml:space="preserve">리드포스쿨 시선패턴 분석 결과지 및 문제 해결지</w:t>
             </w:r>
           </w:p>
         </w:tc>
@@ -9860,7 +9860,7 @@
                 <w:sz w:val="15"/>
                 <w:szCs w:val="15"/>
               </w:rPr>
-              <w:t xml:space="preserve">아이트래킹 도구로 자료 3개 읽기 및 시선패턴 분석·문제 해결</w:t>
+              <w:t xml:space="preserve">리드포스쿨 프로그램으로 자료 3개 읽기 및 시선패턴 분석·문제 해결</w:t>
             </w:r>
           </w:p>
         </w:tc>
@@ -9994,7 +9994,7 @@
                 <w:sz w:val="15"/>
                 <w:szCs w:val="15"/>
               </w:rPr>
-              <w:t xml:space="preserve">아이트래킹 도구로 자료 3개 읽기 및 시선패턴 분석·문제 해결</w:t>
+              <w:t xml:space="preserve">리드포스쿨 프로그램으로 자료 3개 읽기 및 시선패턴 분석·문제 해결</w:t>
             </w:r>
           </w:p>
         </w:tc>
@@ -10128,7 +10128,7 @@
                 <w:sz w:val="15"/>
                 <w:szCs w:val="15"/>
               </w:rPr>
-              <w:t xml:space="preserve">아이트래킹 도구로 자료 3개 읽기 및 시선패턴 분석·문제 해결</w:t>
+              <w:t xml:space="preserve">리드포스쿨 프로그램으로 자료 3개 읽기 및 시선패턴 분석·문제 해결</w:t>
             </w:r>
           </w:p>
         </w:tc>
@@ -10262,7 +10262,7 @@
                 <w:sz w:val="15"/>
                 <w:szCs w:val="15"/>
               </w:rPr>
-              <w:t xml:space="preserve">아이트래킹 도구로 자료 3개 읽기 및 시선패턴 분석·문제 해결</w:t>
+              <w:t xml:space="preserve">리드포스쿨 프로그램으로 자료 3개 읽기 및 시선패턴 분석·문제 해결</w:t>
             </w:r>
           </w:p>
         </w:tc>
@@ -10396,7 +10396,7 @@
                 <w:sz w:val="15"/>
                 <w:szCs w:val="15"/>
               </w:rPr>
-              <w:t xml:space="preserve">아이트래킹 도구로 자료 3개 읽기 및 시선패턴 분석·문제 해결</w:t>
+              <w:t xml:space="preserve">리드포스쿨 프로그램으로 자료 3개 읽기 및 시선패턴 분석·문제 해결</w:t>
             </w:r>
           </w:p>
         </w:tc>
@@ -10530,7 +10530,7 @@
                 <w:sz w:val="15"/>
                 <w:szCs w:val="15"/>
               </w:rPr>
-              <w:t xml:space="preserve">아이트래킹 도구로 자료 3개 읽기 및 시선패턴 분석·문제 해결</w:t>
+              <w:t xml:space="preserve">리드포스쿨 프로그램으로 자료 3개 읽기 및 시선패턴 분석·문제 해결</w:t>
             </w:r>
           </w:p>
         </w:tc>
@@ -10664,7 +10664,7 @@
                 <w:sz w:val="15"/>
                 <w:szCs w:val="15"/>
               </w:rPr>
-              <w:t xml:space="preserve">아이트래킹 도구로 자료 3개 읽기 및 시선패턴 분석·문제 해결</w:t>
+              <w:t xml:space="preserve">리드포스쿨 프로그램으로 자료 3개 읽기 및 시선패턴 분석·문제 해결</w:t>
             </w:r>
           </w:p>
         </w:tc>
@@ -10798,7 +10798,7 @@
                 <w:sz w:val="15"/>
                 <w:szCs w:val="15"/>
               </w:rPr>
-              <w:t xml:space="preserve">아이트래킹 도구로 자료 3개 읽기 및 시선패턴 분석·문제 해결</w:t>
+              <w:t xml:space="preserve">리드포스쿨 프로그램으로 자료 3개 읽기 및 시선패턴 분석·문제 해결</w:t>
             </w:r>
           </w:p>
         </w:tc>
@@ -10932,7 +10932,7 @@
                 <w:sz w:val="15"/>
                 <w:szCs w:val="15"/>
               </w:rPr>
-              <w:t xml:space="preserve">아이트래킹 도구로 자료 3개 읽기 및 시선패턴 분석·문제 해결</w:t>
+              <w:t xml:space="preserve">리드포스쿨 프로그램으로 자료 3개 읽기 및 시선패턴 분석·문제 해결</w:t>
             </w:r>
           </w:p>
         </w:tc>
@@ -11066,7 +11066,7 @@
                 <w:sz w:val="15"/>
                 <w:szCs w:val="15"/>
               </w:rPr>
-              <w:t xml:space="preserve">아이트래킹 도구로 자료 3개 읽기 및 시선패턴 분석·문제 해결</w:t>
+              <w:t xml:space="preserve">리드포스쿨 프로그램으로 자료 3개 읽기 및 시선패턴 분석·문제 해결</w:t>
             </w:r>
           </w:p>
         </w:tc>
@@ -11902,7 +11902,7 @@
                 <w:sz w:val="17"/>
                 <w:szCs w:val="17"/>
               </w:rPr>
-              <w:t xml:space="preserve">아이트래킹 도구를 활용해 주 3회, 회차별 제시 자료 3개를 모두 정확히 읽고 자신의 시선 이동 패턴을 분석하여 문제를 논리적으로 해결함.</w:t>
+              <w:t xml:space="preserve">리드포스쿨 프로그램을 활용해 주 3회, 회차별 제시 자료 3개를 모두 정확히 읽고 자신의 시선 이동 패턴을 분석하여 문제를 논리적으로 해결함.</w:t>
             </w:r>
           </w:p>
         </w:tc>
@@ -12861,7 +12861,24 @@
           <w:sz w:val="19"/>
           <w:szCs w:val="19"/>
         </w:rPr>
-        <w:t xml:space="preserve">시선패턴분석 독서활동에 사용하는 아이트래킹 도구는 사전에 기기·프로그램을 점검하고, 학습자의 시선 데이터 등 개인정보는 교육 목적 외로 사용하지 않으며 관련 법령과 학교 개인정보 처리 방침에 따라 관리한다.</w:t>
+        <w:t xml:space="preserve">시선패턴분석 독서활동에 사용하는 리드포스쿨(Read4School) 프로그램은 사전에 계정·기기를 점검하고, 학습자의 시선 데이터 등 개인정보는 교육 목적 외로 사용하지 않으며 관련 법령과 학교 개인정보 처리 방침에 따라 관리한다.</w:t>
+      </w:r>
+    </w:p>
+    <w:p>
+      <w:pPr>
+        <w:pStyle w:val="ListParagraph"/>
+        <w:numPr>
+          <w:ilvl w:val="0"/>
+          <w:numId w:val="2"/>
+        </w:numPr>
+        <w:spacing w:after="60" w:line="280"/>
+      </w:pPr>
+      <w:r>
+        <w:rPr>
+          <w:sz w:val="19"/>
+          <w:szCs w:val="19"/>
+        </w:rPr>
+        <w:t xml:space="preserve">구술면접은 학급 여건에 따라 교사 질문형 또는 학생 상호 질문형 중 하나를 선택하여 운영하며, 학생 상호 질문형으로 진행할 경우 교사가 사전에 질문 목록의 적절성을 검토하고 면접 과정을 관찰하여 평가의 형평성을 확보한다.</w:t>
       </w:r>
     </w:p>
     <w:p>

--- a/curriculum_plans/독서_토론_논술_구술면접_프로젝트형_수행평가_계획서.docx
+++ b/curriculum_plans/독서_토론_논술_구술면접_프로젝트형_수행평가_계획서.docx
@@ -59,7 +59,7 @@
           <w:sz w:val="22"/>
           <w:szCs w:val="22"/>
         </w:rPr>
-        <w:t xml:space="preserve">평가 기간: 2026. 8. 18.(화) ~ 2026. 11. 30.(월), 총 15주</w:t>
+        <w:t xml:space="preserve">평가 기간: 2026. 8. 18.(화) ~ 2026. 12. 10.(목), 총 18주</w:t>
       </w:r>
     </w:p>
     <w:p>
@@ -362,7 +362,7 @@
                 <w:sz w:val="19"/>
                 <w:szCs w:val="19"/>
               </w:rPr>
-              <w:t xml:space="preserve">2026. 8. 18.(화) ~ 2026. 11. 30.(월)</w:t>
+              <w:t xml:space="preserve">2026. 8. 18.(화) ~ 2026. 12. 10.(목)</w:t>
             </w:r>
           </w:p>
         </w:tc>
@@ -429,7 +429,7 @@
                 <w:sz w:val="19"/>
                 <w:szCs w:val="19"/>
               </w:rPr>
-              <w:t xml:space="preserve">15주</w:t>
+              <w:t xml:space="preserve">18주</w:t>
             </w:r>
           </w:p>
         </w:tc>
@@ -1411,7 +1411,7 @@
                 <w:sz w:val="17"/>
                 <w:szCs w:val="17"/>
               </w:rPr>
-              <w:t xml:space="preserve">9.21.~10.16.</w:t>
+              <w:t xml:space="preserve">9.19.~10.18.</w:t>
             </w:r>
           </w:p>
           <w:p>
@@ -1641,7 +1641,7 @@
                 <w:sz w:val="17"/>
                 <w:szCs w:val="17"/>
               </w:rPr>
-              <w:t xml:space="preserve">10.19.~11.13.</w:t>
+              <w:t xml:space="preserve">10.19.~11.18.</w:t>
             </w:r>
           </w:p>
           <w:p>
@@ -1656,7 +1656,7 @@
                 <w:sz w:val="17"/>
                 <w:szCs w:val="17"/>
               </w:rPr>
-              <w:t xml:space="preserve">(4주)</w:t>
+              <w:t xml:space="preserve">(5주)</w:t>
             </w:r>
           </w:p>
         </w:tc>
@@ -1871,7 +1871,7 @@
                 <w:sz w:val="17"/>
                 <w:szCs w:val="17"/>
               </w:rPr>
-              <w:t xml:space="preserve">11.16.~11.30.</w:t>
+              <w:t xml:space="preserve">11.19.~12.10.</w:t>
             </w:r>
           </w:p>
           <w:p>
@@ -1886,7 +1886,7 @@
                 <w:sz w:val="17"/>
                 <w:szCs w:val="17"/>
               </w:rPr>
-              <w:t xml:space="preserve">(2주)</w:t>
+              <w:t xml:space="preserve">(4주)</w:t>
             </w:r>
           </w:p>
         </w:tc>
@@ -2024,6 +2024,21 @@
         </w:tc>
       </w:tr>
     </w:tbl>
+    <w:p>
+      <w:pPr>
+        <w:spacing w:after="200" w:line="260"/>
+      </w:pPr>
+      <w:r>
+        <w:rPr>
+          <w:i/>
+          <w:iCs/>
+          <w:color w:val="555555"/>
+          <w:sz w:val="17"/>
+          <w:szCs w:val="17"/>
+        </w:rPr>
+        <w:t xml:space="preserve">※ 각 단계의 기간은 학사 일정상 공식 구간이며, 실제 수업일은 해당 구간 내 평일을 기준으로 Ⅲ장의 세부 일정표에 따라 운영한다.</w:t>
+      </w:r>
+    </w:p>
     <w:p>
       <w:r>
         <w:br w:type="page"/>
@@ -2045,7 +2060,7 @@
           <w:sz w:val="28"/>
           <w:szCs w:val="28"/>
         </w:rPr>
-        <w:t xml:space="preserve">Ⅲ. 세부 추진 일정 (총 15주)</w:t>
+        <w:t xml:space="preserve">Ⅲ. 세부 추진 일정 (총 18주)</w:t>
       </w:r>
     </w:p>
     <w:tbl>
@@ -4476,7 +4491,7 @@
                 <w:sz w:val="16"/>
                 <w:szCs w:val="16"/>
               </w:rPr>
-              <w:t xml:space="preserve">11.16.~11.20.</w:t>
+              <w:t xml:space="preserve">11.16.~11.18.</w:t>
             </w:r>
           </w:p>
         </w:tc>
@@ -4509,7 +4524,7 @@
                 <w:sz w:val="16"/>
                 <w:szCs w:val="16"/>
               </w:rPr>
-              <w:t xml:space="preserve">구술면접</w:t>
+              <w:t xml:space="preserve">논술</w:t>
             </w:r>
           </w:p>
         </w:tc>
@@ -4542,7 +4557,7 @@
                 <w:sz w:val="16"/>
                 <w:szCs w:val="16"/>
               </w:rPr>
-              <w:t xml:space="preserve">구술면접 방식 안내(교사 질문형 또는 학생 상호 질문형 선택), 질문 문항·범위 준비(독서·토론·논술 내용 정리)</w:t>
+              <w:t xml:space="preserve">최소 성취수준 미도달자 보충 지도 및 재제출 기회 부여</w:t>
             </w:r>
           </w:p>
         </w:tc>
@@ -4575,7 +4590,7 @@
                 <w:sz w:val="15"/>
                 <w:szCs w:val="15"/>
               </w:rPr>
-              <w:t xml:space="preserve"/>
+              <w:t xml:space="preserve">최소성취수준 보장 지도</w:t>
             </w:r>
           </w:p>
         </w:tc>
@@ -4643,7 +4658,7 @@
                 <w:sz w:val="16"/>
                 <w:szCs w:val="16"/>
               </w:rPr>
-              <w:t xml:space="preserve">11.23.~11.30.</w:t>
+              <w:t xml:space="preserve">11.19.~11.20.</w:t>
             </w:r>
           </w:p>
         </w:tc>
@@ -4709,7 +4724,508 @@
                 <w:sz w:val="16"/>
                 <w:szCs w:val="16"/>
               </w:rPr>
-              <w:t xml:space="preserve">구술면접 실시(교사 질문-학생 답변 또는 학생 상호 질문-답변), 4단계 채점, 총점 산출 및 최종 피드백</w:t>
+              <w:t xml:space="preserve">구술면접 방식 안내(교사 질문형 또는 학생 상호 질문형 선택), 질문 문항·범위 준비 시작</w:t>
+            </w:r>
+          </w:p>
+        </w:tc>
+        <w:tc>
+          <w:tcPr>
+            <w:tcW w:type="dxa" w:w="1800"/>
+            <w:tcBorders>
+              <w:top w:val="single" w:color="999999" w:sz="4"/>
+              <w:left w:val="single" w:color="999999" w:sz="4"/>
+              <w:bottom w:val="single" w:color="999999" w:sz="4"/>
+              <w:right w:val="single" w:color="999999" w:sz="4"/>
+            </w:tcBorders>
+            <w:tcMar>
+              <w:top w:type="dxa" w:w="60"/>
+              <w:left w:type="dxa" w:w="80"/>
+              <w:bottom w:type="dxa" w:w="60"/>
+              <w:right w:type="dxa" w:w="80"/>
+            </w:tcMar>
+            <w:vAlign w:val="center"/>
+          </w:tcPr>
+          <w:p>
+            <w:pPr>
+              <w:jc w:val="left"/>
+            </w:pPr>
+            <w:r>
+              <w:rPr>
+                <w:b w:val="false"/>
+                <w:bCs w:val="false"/>
+                <w:color w:val="AA3333"/>
+                <w:sz w:val="15"/>
+                <w:szCs w:val="15"/>
+              </w:rPr>
+              <w:t xml:space="preserve"/>
+            </w:r>
+          </w:p>
+        </w:tc>
+      </w:tr>
+      <w:tr>
+        <w:tc>
+          <w:tcPr>
+            <w:tcW w:type="dxa" w:w="700"/>
+            <w:tcBorders>
+              <w:top w:val="single" w:color="999999" w:sz="4"/>
+              <w:left w:val="single" w:color="999999" w:sz="4"/>
+              <w:bottom w:val="single" w:color="999999" w:sz="4"/>
+              <w:right w:val="single" w:color="999999" w:sz="4"/>
+            </w:tcBorders>
+            <w:tcMar>
+              <w:top w:type="dxa" w:w="60"/>
+              <w:left w:type="dxa" w:w="80"/>
+              <w:bottom w:type="dxa" w:w="60"/>
+              <w:right w:type="dxa" w:w="80"/>
+            </w:tcMar>
+            <w:vAlign w:val="center"/>
+          </w:tcPr>
+          <w:p>
+            <w:pPr>
+              <w:jc w:val="center"/>
+            </w:pPr>
+            <w:r>
+              <w:rPr>
+                <w:b w:val="false"/>
+                <w:bCs w:val="false"/>
+                <w:color w:val="000000"/>
+                <w:sz w:val="16"/>
+                <w:szCs w:val="16"/>
+              </w:rPr>
+              <w:t xml:space="preserve">16</w:t>
+            </w:r>
+          </w:p>
+        </w:tc>
+        <w:tc>
+          <w:tcPr>
+            <w:tcW w:type="dxa" w:w="1800"/>
+            <w:tcBorders>
+              <w:top w:val="single" w:color="999999" w:sz="4"/>
+              <w:left w:val="single" w:color="999999" w:sz="4"/>
+              <w:bottom w:val="single" w:color="999999" w:sz="4"/>
+              <w:right w:val="single" w:color="999999" w:sz="4"/>
+            </w:tcBorders>
+            <w:tcMar>
+              <w:top w:type="dxa" w:w="60"/>
+              <w:left w:type="dxa" w:w="80"/>
+              <w:bottom w:type="dxa" w:w="60"/>
+              <w:right w:type="dxa" w:w="80"/>
+            </w:tcMar>
+            <w:vAlign w:val="center"/>
+          </w:tcPr>
+          <w:p>
+            <w:pPr>
+              <w:jc w:val="center"/>
+            </w:pPr>
+            <w:r>
+              <w:rPr>
+                <w:b w:val="false"/>
+                <w:bCs w:val="false"/>
+                <w:color w:val="000000"/>
+                <w:sz w:val="16"/>
+                <w:szCs w:val="16"/>
+              </w:rPr>
+              <w:t xml:space="preserve">11.23.~11.27.</w:t>
+            </w:r>
+          </w:p>
+        </w:tc>
+        <w:tc>
+          <w:tcPr>
+            <w:tcW w:type="dxa" w:w="1200"/>
+            <w:tcBorders>
+              <w:top w:val="single" w:color="999999" w:sz="4"/>
+              <w:left w:val="single" w:color="999999" w:sz="4"/>
+              <w:bottom w:val="single" w:color="999999" w:sz="4"/>
+              <w:right w:val="single" w:color="999999" w:sz="4"/>
+            </w:tcBorders>
+            <w:tcMar>
+              <w:top w:type="dxa" w:w="60"/>
+              <w:left w:type="dxa" w:w="80"/>
+              <w:bottom w:type="dxa" w:w="60"/>
+              <w:right w:type="dxa" w:w="80"/>
+            </w:tcMar>
+            <w:vAlign w:val="center"/>
+          </w:tcPr>
+          <w:p>
+            <w:pPr>
+              <w:jc w:val="center"/>
+            </w:pPr>
+            <w:r>
+              <w:rPr>
+                <w:b/>
+                <w:bCs/>
+                <w:color w:val="000000"/>
+                <w:sz w:val="16"/>
+                <w:szCs w:val="16"/>
+              </w:rPr>
+              <w:t xml:space="preserve">구술면접</w:t>
+            </w:r>
+          </w:p>
+        </w:tc>
+        <w:tc>
+          <w:tcPr>
+            <w:tcW w:type="dxa" w:w="4966"/>
+            <w:tcBorders>
+              <w:top w:val="single" w:color="999999" w:sz="4"/>
+              <w:left w:val="single" w:color="999999" w:sz="4"/>
+              <w:bottom w:val="single" w:color="999999" w:sz="4"/>
+              <w:right w:val="single" w:color="999999" w:sz="4"/>
+            </w:tcBorders>
+            <w:tcMar>
+              <w:top w:type="dxa" w:w="60"/>
+              <w:left w:type="dxa" w:w="80"/>
+              <w:bottom w:type="dxa" w:w="60"/>
+              <w:right w:type="dxa" w:w="80"/>
+            </w:tcMar>
+            <w:vAlign w:val="center"/>
+          </w:tcPr>
+          <w:p>
+            <w:pPr>
+              <w:jc w:val="left"/>
+            </w:pPr>
+            <w:r>
+              <w:rPr>
+                <w:b w:val="false"/>
+                <w:bCs w:val="false"/>
+                <w:color w:val="000000"/>
+                <w:sz w:val="16"/>
+                <w:szCs w:val="16"/>
+              </w:rPr>
+              <w:t xml:space="preserve">질문 문항·범위 준비(독서·토론·논술 내용 정리)</w:t>
+            </w:r>
+          </w:p>
+        </w:tc>
+        <w:tc>
+          <w:tcPr>
+            <w:tcW w:type="dxa" w:w="1800"/>
+            <w:tcBorders>
+              <w:top w:val="single" w:color="999999" w:sz="4"/>
+              <w:left w:val="single" w:color="999999" w:sz="4"/>
+              <w:bottom w:val="single" w:color="999999" w:sz="4"/>
+              <w:right w:val="single" w:color="999999" w:sz="4"/>
+            </w:tcBorders>
+            <w:tcMar>
+              <w:top w:type="dxa" w:w="60"/>
+              <w:left w:type="dxa" w:w="80"/>
+              <w:bottom w:type="dxa" w:w="60"/>
+              <w:right w:type="dxa" w:w="80"/>
+            </w:tcMar>
+            <w:vAlign w:val="center"/>
+          </w:tcPr>
+          <w:p>
+            <w:pPr>
+              <w:jc w:val="left"/>
+            </w:pPr>
+            <w:r>
+              <w:rPr>
+                <w:b w:val="false"/>
+                <w:bCs w:val="false"/>
+                <w:color w:val="AA3333"/>
+                <w:sz w:val="15"/>
+                <w:szCs w:val="15"/>
+              </w:rPr>
+              <w:t xml:space="preserve"/>
+            </w:r>
+          </w:p>
+        </w:tc>
+      </w:tr>
+      <w:tr>
+        <w:tc>
+          <w:tcPr>
+            <w:tcW w:type="dxa" w:w="700"/>
+            <w:tcBorders>
+              <w:top w:val="single" w:color="999999" w:sz="4"/>
+              <w:left w:val="single" w:color="999999" w:sz="4"/>
+              <w:bottom w:val="single" w:color="999999" w:sz="4"/>
+              <w:right w:val="single" w:color="999999" w:sz="4"/>
+            </w:tcBorders>
+            <w:tcMar>
+              <w:top w:type="dxa" w:w="60"/>
+              <w:left w:type="dxa" w:w="80"/>
+              <w:bottom w:type="dxa" w:w="60"/>
+              <w:right w:type="dxa" w:w="80"/>
+            </w:tcMar>
+            <w:vAlign w:val="center"/>
+          </w:tcPr>
+          <w:p>
+            <w:pPr>
+              <w:jc w:val="center"/>
+            </w:pPr>
+            <w:r>
+              <w:rPr>
+                <w:b w:val="false"/>
+                <w:bCs w:val="false"/>
+                <w:color w:val="000000"/>
+                <w:sz w:val="16"/>
+                <w:szCs w:val="16"/>
+              </w:rPr>
+              <w:t xml:space="preserve">17</w:t>
+            </w:r>
+          </w:p>
+        </w:tc>
+        <w:tc>
+          <w:tcPr>
+            <w:tcW w:type="dxa" w:w="1800"/>
+            <w:tcBorders>
+              <w:top w:val="single" w:color="999999" w:sz="4"/>
+              <w:left w:val="single" w:color="999999" w:sz="4"/>
+              <w:bottom w:val="single" w:color="999999" w:sz="4"/>
+              <w:right w:val="single" w:color="999999" w:sz="4"/>
+            </w:tcBorders>
+            <w:tcMar>
+              <w:top w:type="dxa" w:w="60"/>
+              <w:left w:type="dxa" w:w="80"/>
+              <w:bottom w:type="dxa" w:w="60"/>
+              <w:right w:type="dxa" w:w="80"/>
+            </w:tcMar>
+            <w:vAlign w:val="center"/>
+          </w:tcPr>
+          <w:p>
+            <w:pPr>
+              <w:jc w:val="center"/>
+            </w:pPr>
+            <w:r>
+              <w:rPr>
+                <w:b w:val="false"/>
+                <w:bCs w:val="false"/>
+                <w:color w:val="000000"/>
+                <w:sz w:val="16"/>
+                <w:szCs w:val="16"/>
+              </w:rPr>
+              <w:t xml:space="preserve">11.30.~12.4.</w:t>
+            </w:r>
+          </w:p>
+        </w:tc>
+        <w:tc>
+          <w:tcPr>
+            <w:tcW w:type="dxa" w:w="1200"/>
+            <w:tcBorders>
+              <w:top w:val="single" w:color="999999" w:sz="4"/>
+              <w:left w:val="single" w:color="999999" w:sz="4"/>
+              <w:bottom w:val="single" w:color="999999" w:sz="4"/>
+              <w:right w:val="single" w:color="999999" w:sz="4"/>
+            </w:tcBorders>
+            <w:tcMar>
+              <w:top w:type="dxa" w:w="60"/>
+              <w:left w:type="dxa" w:w="80"/>
+              <w:bottom w:type="dxa" w:w="60"/>
+              <w:right w:type="dxa" w:w="80"/>
+            </w:tcMar>
+            <w:vAlign w:val="center"/>
+          </w:tcPr>
+          <w:p>
+            <w:pPr>
+              <w:jc w:val="center"/>
+            </w:pPr>
+            <w:r>
+              <w:rPr>
+                <w:b/>
+                <w:bCs/>
+                <w:color w:val="000000"/>
+                <w:sz w:val="16"/>
+                <w:szCs w:val="16"/>
+              </w:rPr>
+              <w:t xml:space="preserve">구술면접</w:t>
+            </w:r>
+          </w:p>
+        </w:tc>
+        <w:tc>
+          <w:tcPr>
+            <w:tcW w:type="dxa" w:w="4966"/>
+            <w:tcBorders>
+              <w:top w:val="single" w:color="999999" w:sz="4"/>
+              <w:left w:val="single" w:color="999999" w:sz="4"/>
+              <w:bottom w:val="single" w:color="999999" w:sz="4"/>
+              <w:right w:val="single" w:color="999999" w:sz="4"/>
+            </w:tcBorders>
+            <w:tcMar>
+              <w:top w:type="dxa" w:w="60"/>
+              <w:left w:type="dxa" w:w="80"/>
+              <w:bottom w:type="dxa" w:w="60"/>
+              <w:right w:type="dxa" w:w="80"/>
+            </w:tcMar>
+            <w:vAlign w:val="center"/>
+          </w:tcPr>
+          <w:p>
+            <w:pPr>
+              <w:jc w:val="left"/>
+            </w:pPr>
+            <w:r>
+              <w:rPr>
+                <w:b w:val="false"/>
+                <w:bCs w:val="false"/>
+                <w:color w:val="000000"/>
+                <w:sz w:val="16"/>
+                <w:szCs w:val="16"/>
+              </w:rPr>
+              <w:t xml:space="preserve">구술면접 실시(1차)</w:t>
+            </w:r>
+          </w:p>
+        </w:tc>
+        <w:tc>
+          <w:tcPr>
+            <w:tcW w:type="dxa" w:w="1800"/>
+            <w:tcBorders>
+              <w:top w:val="single" w:color="999999" w:sz="4"/>
+              <w:left w:val="single" w:color="999999" w:sz="4"/>
+              <w:bottom w:val="single" w:color="999999" w:sz="4"/>
+              <w:right w:val="single" w:color="999999" w:sz="4"/>
+            </w:tcBorders>
+            <w:tcMar>
+              <w:top w:type="dxa" w:w="60"/>
+              <w:left w:type="dxa" w:w="80"/>
+              <w:bottom w:type="dxa" w:w="60"/>
+              <w:right w:type="dxa" w:w="80"/>
+            </w:tcMar>
+            <w:vAlign w:val="center"/>
+          </w:tcPr>
+          <w:p>
+            <w:pPr>
+              <w:jc w:val="left"/>
+            </w:pPr>
+            <w:r>
+              <w:rPr>
+                <w:b w:val="false"/>
+                <w:bCs w:val="false"/>
+                <w:color w:val="AA3333"/>
+                <w:sz w:val="15"/>
+                <w:szCs w:val="15"/>
+              </w:rPr>
+              <w:t xml:space="preserve"/>
+            </w:r>
+          </w:p>
+        </w:tc>
+      </w:tr>
+      <w:tr>
+        <w:tc>
+          <w:tcPr>
+            <w:tcW w:type="dxa" w:w="700"/>
+            <w:tcBorders>
+              <w:top w:val="single" w:color="999999" w:sz="4"/>
+              <w:left w:val="single" w:color="999999" w:sz="4"/>
+              <w:bottom w:val="single" w:color="999999" w:sz="4"/>
+              <w:right w:val="single" w:color="999999" w:sz="4"/>
+            </w:tcBorders>
+            <w:tcMar>
+              <w:top w:type="dxa" w:w="60"/>
+              <w:left w:type="dxa" w:w="80"/>
+              <w:bottom w:type="dxa" w:w="60"/>
+              <w:right w:type="dxa" w:w="80"/>
+            </w:tcMar>
+            <w:vAlign w:val="center"/>
+          </w:tcPr>
+          <w:p>
+            <w:pPr>
+              <w:jc w:val="center"/>
+            </w:pPr>
+            <w:r>
+              <w:rPr>
+                <w:b w:val="false"/>
+                <w:bCs w:val="false"/>
+                <w:color w:val="000000"/>
+                <w:sz w:val="16"/>
+                <w:szCs w:val="16"/>
+              </w:rPr>
+              <w:t xml:space="preserve">18</w:t>
+            </w:r>
+          </w:p>
+        </w:tc>
+        <w:tc>
+          <w:tcPr>
+            <w:tcW w:type="dxa" w:w="1800"/>
+            <w:tcBorders>
+              <w:top w:val="single" w:color="999999" w:sz="4"/>
+              <w:left w:val="single" w:color="999999" w:sz="4"/>
+              <w:bottom w:val="single" w:color="999999" w:sz="4"/>
+              <w:right w:val="single" w:color="999999" w:sz="4"/>
+            </w:tcBorders>
+            <w:tcMar>
+              <w:top w:type="dxa" w:w="60"/>
+              <w:left w:type="dxa" w:w="80"/>
+              <w:bottom w:type="dxa" w:w="60"/>
+              <w:right w:type="dxa" w:w="80"/>
+            </w:tcMar>
+            <w:vAlign w:val="center"/>
+          </w:tcPr>
+          <w:p>
+            <w:pPr>
+              <w:jc w:val="center"/>
+            </w:pPr>
+            <w:r>
+              <w:rPr>
+                <w:b w:val="false"/>
+                <w:bCs w:val="false"/>
+                <w:color w:val="000000"/>
+                <w:sz w:val="16"/>
+                <w:szCs w:val="16"/>
+              </w:rPr>
+              <w:t xml:space="preserve">12.7.~12.10.</w:t>
+            </w:r>
+          </w:p>
+        </w:tc>
+        <w:tc>
+          <w:tcPr>
+            <w:tcW w:type="dxa" w:w="1200"/>
+            <w:tcBorders>
+              <w:top w:val="single" w:color="999999" w:sz="4"/>
+              <w:left w:val="single" w:color="999999" w:sz="4"/>
+              <w:bottom w:val="single" w:color="999999" w:sz="4"/>
+              <w:right w:val="single" w:color="999999" w:sz="4"/>
+            </w:tcBorders>
+            <w:tcMar>
+              <w:top w:type="dxa" w:w="60"/>
+              <w:left w:type="dxa" w:w="80"/>
+              <w:bottom w:type="dxa" w:w="60"/>
+              <w:right w:type="dxa" w:w="80"/>
+            </w:tcMar>
+            <w:vAlign w:val="center"/>
+          </w:tcPr>
+          <w:p>
+            <w:pPr>
+              <w:jc w:val="center"/>
+            </w:pPr>
+            <w:r>
+              <w:rPr>
+                <w:b/>
+                <w:bCs/>
+                <w:color w:val="000000"/>
+                <w:sz w:val="16"/>
+                <w:szCs w:val="16"/>
+              </w:rPr>
+              <w:t xml:space="preserve">구술면접</w:t>
+            </w:r>
+          </w:p>
+        </w:tc>
+        <w:tc>
+          <w:tcPr>
+            <w:tcW w:type="dxa" w:w="4966"/>
+            <w:tcBorders>
+              <w:top w:val="single" w:color="999999" w:sz="4"/>
+              <w:left w:val="single" w:color="999999" w:sz="4"/>
+              <w:bottom w:val="single" w:color="999999" w:sz="4"/>
+              <w:right w:val="single" w:color="999999" w:sz="4"/>
+            </w:tcBorders>
+            <w:tcMar>
+              <w:top w:type="dxa" w:w="60"/>
+              <w:left w:type="dxa" w:w="80"/>
+              <w:bottom w:type="dxa" w:w="60"/>
+              <w:right w:type="dxa" w:w="80"/>
+            </w:tcMar>
+            <w:vAlign w:val="center"/>
+          </w:tcPr>
+          <w:p>
+            <w:pPr>
+              <w:jc w:val="left"/>
+            </w:pPr>
+            <w:r>
+              <w:rPr>
+                <w:b w:val="false"/>
+                <w:bCs w:val="false"/>
+                <w:color w:val="000000"/>
+                <w:sz w:val="16"/>
+                <w:szCs w:val="16"/>
+              </w:rPr>
+              <w:t xml:space="preserve">구술면접 실시(나머지), 4단계 채점, 총점 산출 및 최종 피드백</w:t>
             </w:r>
           </w:p>
         </w:tc>

--- a/curriculum_plans/독서_토론_논술_구술면접_프로젝트형_수행평가_계획서.docx
+++ b/curriculum_plans/독서_토론_논술_구술면접_프로젝트형_수행평가_계획서.docx
@@ -3755,7 +3755,7 @@
                 <w:sz w:val="15"/>
                 <w:szCs w:val="15"/>
               </w:rPr>
-              <w:t xml:space="preserve">2단계 채점 완료</w:t>
+              <w:t xml:space="preserve">2단계 채점 완료 / 10.15. 논술·구술면접 실시일 확정 공지</w:t>
             </w:r>
           </w:p>
         </w:tc>
@@ -4056,7 +4056,7 @@
                 <w:sz w:val="16"/>
                 <w:szCs w:val="16"/>
               </w:rPr>
-              <w:t xml:space="preserve">독서 활동 내용과 토론 활동 내용을 논거로 제시하며 논술문 초고 작성</w:t>
+              <w:t xml:space="preserve">독서 활동 내용과 토론 활동 내용을 논거로 제시하며 논술문 초고 작성 및 동료 평가·첨삭</w:t>
             </w:r>
           </w:p>
         </w:tc>
@@ -4223,7 +4223,7 @@
                 <w:sz w:val="16"/>
                 <w:szCs w:val="16"/>
               </w:rPr>
-              <w:t xml:space="preserve">동료 평가 및 교사 첨삭, 고쳐쓰기</w:t>
+              <w:t xml:space="preserve">논술문 최종 완성 및 11.6.(금) 논술 일괄 실시(정해진 일시에 최종본 작성·제출), 3단계 채점</w:t>
             </w:r>
           </w:p>
         </w:tc>
@@ -4256,7 +4256,7 @@
                 <w:sz w:val="15"/>
                 <w:szCs w:val="15"/>
               </w:rPr>
-              <w:t xml:space="preserve"/>
+              <w:t xml:space="preserve">3단계 채점 완료</w:t>
             </w:r>
           </w:p>
         </w:tc>
@@ -4390,7 +4390,7 @@
                 <w:sz w:val="16"/>
                 <w:szCs w:val="16"/>
               </w:rPr>
-              <w:t xml:space="preserve">논술문 최종본 제출 및 3단계 채점</w:t>
+              <w:t xml:space="preserve">논술 결과 피드백, 최소성취수준 예상 미도달자 보충 지도 시작</w:t>
             </w:r>
           </w:p>
         </w:tc>
@@ -4423,7 +4423,7 @@
                 <w:sz w:val="15"/>
                 <w:szCs w:val="15"/>
               </w:rPr>
-              <w:t xml:space="preserve">3단계 채점 완료</w:t>
+              <w:t xml:space="preserve"/>
             </w:r>
           </w:p>
         </w:tc>
@@ -4557,7 +4557,7 @@
                 <w:sz w:val="16"/>
                 <w:szCs w:val="16"/>
               </w:rPr>
-              <w:t xml:space="preserve">최소 성취수준 미도달자 보충 지도 및 재제출 기회 부여</w:t>
+              <w:t xml:space="preserve">최소 성취수준 미도달자 재제출 마감, 구술면접 준비 자료 배부</w:t>
             </w:r>
           </w:p>
         </w:tc>
@@ -4891,7 +4891,7 @@
                 <w:sz w:val="16"/>
                 <w:szCs w:val="16"/>
               </w:rPr>
-              <w:t xml:space="preserve">질문 문항·범위 준비(독서·토론·논술 내용 정리)</w:t>
+              <w:t xml:space="preserve">질문 문항·범위 준비 마무리 및 11.27.(금) 구술면접 실시(1차)</w:t>
             </w:r>
           </w:p>
         </w:tc>
@@ -5058,7 +5058,7 @@
                 <w:sz w:val="16"/>
                 <w:szCs w:val="16"/>
               </w:rPr>
-              <w:t xml:space="preserve">구술면접 실시(1차)</w:t>
+              <w:t xml:space="preserve">구술면접 실시(2차, 미응시자 재응시) 및 4단계 채점</w:t>
             </w:r>
           </w:p>
         </w:tc>
@@ -5225,7 +5225,7 @@
                 <w:sz w:val="16"/>
                 <w:szCs w:val="16"/>
               </w:rPr>
-              <w:t xml:space="preserve">구술면접 실시(나머지), 4단계 채점, 총점 산출 및 최종 피드백</w:t>
+              <w:t xml:space="preserve">4단계 채점 완료, 총점 산출 및 최종 피드백</w:t>
             </w:r>
           </w:p>
         </w:tc>
@@ -13327,6 +13327,23 @@
           <w:szCs w:val="19"/>
         </w:rPr>
         <w:t xml:space="preserve">평가 시작 전(8월 18일 이전) 학습자에게 전체 일정(①~⑥ 전 항목), 배점, 루브릭을 사전에 공지하고 서면(학습 안내문)으로 배부한다.</w:t>
+      </w:r>
+    </w:p>
+    <w:p>
+      <w:pPr>
+        <w:pStyle w:val="ListParagraph"/>
+        <w:numPr>
+          <w:ilvl w:val="0"/>
+          <w:numId w:val="2"/>
+        </w:numPr>
+        <w:spacing w:after="60" w:line="280"/>
+      </w:pPr>
+      <w:r>
+        <w:rPr>
+          <w:sz w:val="19"/>
+          <w:szCs w:val="19"/>
+        </w:rPr>
+        <w:t xml:space="preserve">논술(11월 초, 11.6. 예정)과 구술면접(11월 말, 11.27. 예정)의 정확한 실시 날짜는 10월 중순(10.15.)에 두 일정을 함께 확정하여 공지한다.</w:t>
       </w:r>
     </w:p>
     <w:p>
